--- a/medical_accident_its_analysis/manuscript/bpp_manuscript_en_inline.docx
+++ b/medical_accident_its_analysis/manuscript/bpp_manuscript_en_inline.docx
@@ -2070,7 +2070,7 @@
               <a:graphicData uri="http://schemas.openxmlformats.org/drawingml/2006/picture">
                 <pic:pic>
                   <pic:nvPicPr>
-                    <pic:cNvPr id="0" name="ha_Figure_1.png"/>
+                    <pic:cNvPr id="1" name="ha_Figure_1.png"/>
                     <pic:cNvPicPr/>
                   </pic:nvPicPr>
                   <pic:blipFill>
@@ -2774,7 +2774,7 @@
               <a:graphicData uri="http://schemas.openxmlformats.org/drawingml/2006/picture">
                 <pic:pic>
                   <pic:nvPicPr>
-                    <pic:cNvPr id="0" name="ha_Figure_2.png"/>
+                    <pic:cNvPr id="2" name="ha_Figure_2.png"/>
                     <pic:cNvPicPr/>
                   </pic:nvPicPr>
                   <pic:blipFill>
@@ -2842,7 +2842,7 @@
               <a:graphicData uri="http://schemas.openxmlformats.org/drawingml/2006/picture">
                 <pic:pic>
                   <pic:nvPicPr>
-                    <pic:cNvPr id="0" name="ha_Figure_3.png"/>
+                    <pic:cNvPr id="3" name="ha_Figure_3.png"/>
                     <pic:cNvPicPr/>
                   </pic:nvPicPr>
                   <pic:blipFill>
@@ -3018,7 +3018,7 @@
               <a:graphicData uri="http://schemas.openxmlformats.org/drawingml/2006/picture">
                 <pic:pic>
                   <pic:nvPicPr>
-                    <pic:cNvPr id="0" name="ha_Figure_4.png"/>
+                    <pic:cNvPr id="4" name="ha_Figure_4.png"/>
                     <pic:cNvPicPr/>
                   </pic:nvPicPr>
                   <pic:blipFill>
@@ -4997,6 +4997,8679 @@
         <w:t>This study used publicly available aggregated national statistics and did not involve human subjects, identifiable data or patient records; no ethics approval was required.</w:t>
       </w:r>
     </w:p>
+    <w:p>
+      <w:pPr>
+        <w:pStyle w:val="Heading1"/>
+      </w:pPr>
+      <w:r>
+        <w:rPr>
+          <w:rFonts w:ascii="Times New Roman" w:hAnsi="Times New Roman"/>
+          <w:color w:val="000000"/>
+        </w:rPr>
+        <w:t>Supplementary material</w:t>
+      </w:r>
+    </w:p>
+    <w:p>
+      <w:pPr>
+        <w:pStyle w:val="Heading2"/>
+      </w:pPr>
+      <w:r>
+        <w:rPr>
+          <w:rFonts w:ascii="Times New Roman" w:hAnsi="Times New Roman"/>
+          <w:color w:val="000000"/>
+        </w:rPr>
+        <w:t>Supplementary Note 1. Detailed statistical methods</w:t>
+      </w:r>
+    </w:p>
+    <w:p>
+      <w:pPr>
+        <w:spacing w:line="480" w:lineRule="auto" w:after="120"/>
+      </w:pPr>
+      <w:r>
+        <w:rPr>
+          <w:rFonts w:ascii="Times New Roman" w:hAnsi="Times New Roman"/>
+          <w:b w:val="0"/>
+          <w:i w:val="0"/>
+          <w:sz w:val="24"/>
+        </w:rPr>
+        <w:t>This note records the full model specification, equivalence-testing rationale, and power diagnostics summarised in the main text. It also describes the heterogeneity and trend-stability checks reported in Supplementary Table 9.</w:t>
+      </w:r>
+    </w:p>
+    <w:p>
+      <w:pPr>
+        <w:spacing w:line="480" w:lineRule="auto" w:after="120"/>
+      </w:pPr>
+      <w:r>
+        <w:rPr>
+          <w:rFonts w:ascii="Times New Roman" w:hAnsi="Times New Roman"/>
+          <w:b w:val="0"/>
+          <w:i w:val="0"/>
+          <w:sz w:val="24"/>
+        </w:rPr>
+        <w:t>Primary estimating equation. Let s index specialty, t index the biennial wave, and Y be the count of physicians or hospitals. The baseline model is</w:t>
+      </w:r>
+    </w:p>
+    <w:p>
+      <w:pPr>
+        <w:jc w:val="center"/>
+      </w:pPr>
+      <m:oMath xmlns:mml="http://www.w3.org/1998/Math/MathML">
+        <m:r>
+          <m:t>Δ</m:t>
+        </m:r>
+        <m:r>
+          <m:rPr>
+            <m:sty m:val="p"/>
+          </m:rPr>
+          <m:t>log</m:t>
+        </m:r>
+        <m:r>
+          <m:t>(</m:t>
+        </m:r>
+        <m:sSub>
+          <m:e>
+            <m:r>
+              <m:t>Y</m:t>
+            </m:r>
+          </m:e>
+          <m:sub>
+            <m:r>
+              <m:t>st</m:t>
+            </m:r>
+          </m:sub>
+        </m:sSub>
+        <m:r>
+          <m:t>)=</m:t>
+        </m:r>
+        <m:sSub>
+          <m:e>
+            <m:r>
+              <m:t>α</m:t>
+            </m:r>
+          </m:e>
+          <m:sub>
+            <m:r>
+              <m:t>s</m:t>
+            </m:r>
+          </m:sub>
+        </m:sSub>
+        <m:r>
+          <m:t>+</m:t>
+        </m:r>
+        <m:sSub>
+          <m:e>
+            <m:r>
+              <m:t>δ</m:t>
+            </m:r>
+          </m:e>
+          <m:sub>
+            <m:r>
+              <m:t>t</m:t>
+            </m:r>
+          </m:sub>
+        </m:sSub>
+        <m:r>
+          <m:t>+β·</m:t>
+        </m:r>
+        <m:sSub>
+          <m:e>
+            <m:r>
+              <m:rPr>
+                <m:nor/>
+              </m:rPr>
+              <m:t>litrate</m:t>
+            </m:r>
+          </m:e>
+          <m:sub>
+            <m:r>
+              <m:t>s,t−1</m:t>
+            </m:r>
+          </m:sub>
+        </m:sSub>
+        <m:r>
+          <m:t>+γ·</m:t>
+        </m:r>
+        <m:sSub>
+          <m:e>
+            <m:r>
+              <m:rPr>
+                <m:nor/>
+              </m:rPr>
+              <m:t>JOCS-CP</m:t>
+            </m:r>
+          </m:e>
+          <m:sub>
+            <m:r>
+              <m:t>s,t−1</m:t>
+            </m:r>
+          </m:sub>
+        </m:sSub>
+        <m:r>
+          <m:t>+</m:t>
+        </m:r>
+        <m:sSub>
+          <m:e>
+            <m:r>
+              <m:t>ϵ</m:t>
+            </m:r>
+          </m:e>
+          <m:sub>
+            <m:r>
+              <m:t>st</m:t>
+            </m:r>
+          </m:sub>
+        </m:sSub>
+      </m:oMath>
+    </w:p>
+    <w:p>
+      <w:pPr>
+        <w:spacing w:line="480" w:lineRule="auto" w:after="120"/>
+      </w:pPr>
+      <w:r>
+        <w:rPr>
+          <w:rFonts w:ascii="Times New Roman" w:hAnsi="Times New Roman"/>
+          <w:b w:val="0"/>
+          <w:i w:val="0"/>
+          <w:sz w:val="24"/>
+        </w:rPr>
+        <w:t>where alpha_s are specialty fixed effects, delta_t are wave fixed effects, litrate is closed malpractice claims per 1,000 physicians, and JOCS-CP is an obstetrics-and-gynaecology-specific indicator from 2009 onward. Standard errors are clustered by specialty and inference uses a t-distribution with G-1 degrees of freedom, where G=12.</w:t>
+      </w:r>
+    </w:p>
+    <w:p>
+      <w:pPr>
+        <w:spacing w:line="480" w:lineRule="auto" w:after="120"/>
+      </w:pPr>
+      <w:r>
+        <w:rPr>
+          <w:rFonts w:ascii="Times New Roman" w:hAnsi="Times New Roman"/>
+          <w:b w:val="0"/>
+          <w:i w:val="0"/>
+          <w:sz w:val="24"/>
+        </w:rPr>
+        <w:t>Equivalence testing. Two one-sided tests (TOST) evaluate whether the per-SD litigation-rate coefficient beta lies inside a pre-specified symmetric margin m. The null hypotheses are</w:t>
+      </w:r>
+    </w:p>
+    <w:p>
+      <w:pPr>
+        <w:jc w:val="center"/>
+      </w:pPr>
+      <m:oMath xmlns:mml="http://www.w3.org/1998/Math/MathML">
+        <m:sSub>
+          <m:e>
+            <m:r>
+              <m:t>H</m:t>
+            </m:r>
+          </m:e>
+          <m:sub>
+            <m:r>
+              <m:t>0</m:t>
+            </m:r>
+          </m:sub>
+        </m:sSub>
+        <m:r>
+          <m:t>:β≤−m</m:t>
+        </m:r>
+        <m:r>
+          <m:rPr>
+            <m:nor/>
+          </m:rPr>
+          <m:t>and</m:t>
+        </m:r>
+        <m:sSub>
+          <m:e>
+            <m:r>
+              <m:t>H</m:t>
+            </m:r>
+          </m:e>
+          <m:sub>
+            <m:r>
+              <m:t>0</m:t>
+            </m:r>
+          </m:sub>
+        </m:sSub>
+        <m:r>
+          <m:t>:β≥+m</m:t>
+        </m:r>
+      </m:oMath>
+    </w:p>
+    <w:p>
+      <w:pPr>
+        <w:spacing w:line="480" w:lineRule="auto" w:after="120"/>
+      </w:pPr>
+      <w:r>
+        <w:rPr>
+          <w:rFonts w:ascii="Times New Roman" w:hAnsi="Times New Roman"/>
+          <w:b w:val="0"/>
+          <w:i w:val="0"/>
+          <w:sz w:val="24"/>
+        </w:rPr>
+        <w:t>Equivalence is declared when both one-sided tests yield p &lt; 0.05. Margins of 1% and 2% biennial workforce change were chosen because they are smaller than typical policy targets for specialty rebalancing.</w:t>
+      </w:r>
+    </w:p>
+    <w:p>
+      <w:pPr>
+        <w:spacing w:line="480" w:lineRule="auto" w:after="120"/>
+      </w:pPr>
+      <w:r>
+        <w:rPr>
+          <w:rFonts w:ascii="Times New Roman" w:hAnsi="Times New Roman"/>
+          <w:b w:val="0"/>
+          <w:i w:val="0"/>
+          <w:sz w:val="24"/>
+        </w:rPr>
+        <w:t>Power diagnostics. The minimum detectable effect (MDE) at 80% power for the per-SD coefficient is (t(0.975, df) + t(0.80, df)) x SE. The power to declare equivalence within margin m when the true effect is zero is 2 x F_t(m / SE) - 1, where F_t is the cumulative distribution function of the t(df) distribution. These quantities make the limited information in a 12-cluster panel explicit.</w:t>
+      </w:r>
+    </w:p>
+    <w:p>
+      <w:pPr>
+        <w:spacing w:line="480" w:lineRule="auto" w:after="120"/>
+      </w:pPr>
+      <w:r>
+        <w:rPr>
+          <w:rFonts w:ascii="Times New Roman" w:hAnsi="Times New Roman"/>
+          <w:b w:val="0"/>
+          <w:i w:val="0"/>
+          <w:sz w:val="24"/>
+        </w:rPr>
+        <w:t>Heterogeneity and trend stability. To test whether the association differed by baseline litigation risk or surgical orientation, the model was augmented with an interaction between litrate and a binary group indicator:</w:t>
+      </w:r>
+    </w:p>
+    <w:p>
+      <w:pPr>
+        <w:jc w:val="center"/>
+      </w:pPr>
+      <m:oMath xmlns:mml="http://www.w3.org/1998/Math/MathML">
+        <m:r>
+          <m:t>Δ</m:t>
+        </m:r>
+        <m:r>
+          <m:rPr>
+            <m:sty m:val="p"/>
+          </m:rPr>
+          <m:t>log</m:t>
+        </m:r>
+        <m:r>
+          <m:t>(</m:t>
+        </m:r>
+        <m:sSub>
+          <m:e>
+            <m:r>
+              <m:t>Y</m:t>
+            </m:r>
+          </m:e>
+          <m:sub>
+            <m:r>
+              <m:t>st</m:t>
+            </m:r>
+          </m:sub>
+        </m:sSub>
+        <m:r>
+          <m:t>)=</m:t>
+        </m:r>
+        <m:sSub>
+          <m:e>
+            <m:r>
+              <m:t>α</m:t>
+            </m:r>
+          </m:e>
+          <m:sub>
+            <m:r>
+              <m:t>s</m:t>
+            </m:r>
+          </m:sub>
+        </m:sSub>
+        <m:r>
+          <m:t>+</m:t>
+        </m:r>
+        <m:sSub>
+          <m:e>
+            <m:r>
+              <m:t>δ</m:t>
+            </m:r>
+          </m:e>
+          <m:sub>
+            <m:r>
+              <m:t>t</m:t>
+            </m:r>
+          </m:sub>
+        </m:sSub>
+        <m:r>
+          <m:t>+β·</m:t>
+        </m:r>
+        <m:sSub>
+          <m:e>
+            <m:r>
+              <m:rPr>
+                <m:nor/>
+              </m:rPr>
+              <m:t>litrate</m:t>
+            </m:r>
+          </m:e>
+          <m:sub>
+            <m:r>
+              <m:t>s,t−1</m:t>
+            </m:r>
+          </m:sub>
+        </m:sSub>
+        <m:r>
+          <m:t>+</m:t>
+        </m:r>
+        <m:sSub>
+          <m:e>
+            <m:r>
+              <m:t>δ</m:t>
+            </m:r>
+          </m:e>
+          <m:sub>
+            <m:r>
+              <m:t>g</m:t>
+            </m:r>
+          </m:sub>
+        </m:sSub>
+        <m:r>
+          <m:t>·(</m:t>
+        </m:r>
+        <m:sSub>
+          <m:e>
+            <m:r>
+              <m:rPr>
+                <m:nor/>
+              </m:rPr>
+              <m:t>litrate</m:t>
+            </m:r>
+          </m:e>
+          <m:sub>
+            <m:r>
+              <m:t>s,t−1</m:t>
+            </m:r>
+          </m:sub>
+        </m:sSub>
+        <m:r>
+          <m:t>×</m:t>
+        </m:r>
+        <m:sSub>
+          <m:e>
+            <m:r>
+              <m:rPr>
+                <m:nor/>
+              </m:rPr>
+              <m:t>Group</m:t>
+            </m:r>
+          </m:e>
+          <m:sub>
+            <m:r>
+              <m:t>s</m:t>
+            </m:r>
+          </m:sub>
+        </m:sSub>
+        <m:r>
+          <m:t>)+</m:t>
+        </m:r>
+        <m:sSub>
+          <m:e>
+            <m:r>
+              <m:t>ϵ</m:t>
+            </m:r>
+          </m:e>
+          <m:sub>
+            <m:r>
+              <m:t>st</m:t>
+            </m:r>
+          </m:sub>
+        </m:sSub>
+      </m:oMath>
+    </w:p>
+    <w:p>
+      <w:pPr>
+        <w:spacing w:line="480" w:lineRule="auto" w:after="120"/>
+      </w:pPr>
+      <w:r>
+        <w:rPr>
+          <w:rFonts w:ascii="Times New Roman" w:hAnsi="Times New Roman"/>
+          <w:b w:val="0"/>
+          <w:i w:val="0"/>
+          <w:sz w:val="24"/>
+        </w:rPr>
+        <w:t>Group_s is either high-litigation (above the median specialty mean lagged litigation rate) or surgical (surgery, orthopaedics, obstetrics and gynaecology, urology). The main effect of Group is absorbed by the specialty fixed effects and is omitted. A separate stability check added specialty-specific linear trends, C(specialty) x year, to the baseline specification.</w:t>
+      </w:r>
+    </w:p>
+    <w:p>
+      <w:pPr>
+        <w:spacing w:line="480" w:lineRule="auto" w:after="120"/>
+      </w:pPr>
+      <w:r>
+        <w:rPr>
+          <w:rFonts w:ascii="Times New Roman" w:hAnsi="Times New Roman"/>
+          <w:b w:val="0"/>
+          <w:i w:val="0"/>
+          <w:sz w:val="24"/>
+        </w:rPr>
+        <w:t>Supplementary Figure 1. Sensitivity-analysis framework for evaluating malpractice-litigation risk as a healthcare workforce-allocation instrument.</w:t>
+      </w:r>
+    </w:p>
+    <w:p>
+      <w:pPr>
+        <w:jc w:val="center"/>
+      </w:pPr>
+      <w:r>
+        <w:drawing>
+          <wp:inline xmlns:a="http://schemas.openxmlformats.org/drawingml/2006/main" xmlns:pic="http://schemas.openxmlformats.org/drawingml/2006/picture">
+            <wp:extent cx="5303520" cy="5892800"/>
+            <wp:docPr id="5" name="Picture 1"/>
+            <wp:cNvGraphicFramePr>
+              <a:graphicFrameLocks noChangeAspect="1"/>
+            </wp:cNvGraphicFramePr>
+            <a:graphic>
+              <a:graphicData uri="http://schemas.openxmlformats.org/drawingml/2006/picture">
+                <pic:pic>
+                  <pic:nvPicPr>
+                    <pic:cNvPr id="5" name="ha_Supplementary_Figure_1.png"/>
+                    <pic:cNvPicPr/>
+                  </pic:nvPicPr>
+                  <pic:blipFill>
+                    <a:blip r:embed="rId13"/>
+                    <a:stretch>
+                      <a:fillRect/>
+                    </a:stretch>
+                  </pic:blipFill>
+                  <pic:spPr>
+                    <a:xfrm>
+                      <a:off x="0" y="0"/>
+                      <a:ext cx="5303520" cy="5892800"/>
+                    </a:xfrm>
+                    <a:prstGeom prst="rect"/>
+                  </pic:spPr>
+                </pic:pic>
+              </a:graphicData>
+            </a:graphic>
+          </wp:inline>
+        </w:drawing>
+      </w:r>
+    </w:p>
+    <w:p/>
+    <w:p>
+      <w:pPr>
+        <w:spacing w:line="480" w:lineRule="auto" w:after="120"/>
+      </w:pPr>
+      <w:r>
+        <w:rPr>
+          <w:rFonts w:ascii="Times New Roman" w:hAnsi="Times New Roman"/>
+          <w:b w:val="0"/>
+          <w:i w:val="0"/>
+          <w:sz w:val="24"/>
+        </w:rPr>
+        <w:t>Supplementary Figure 2. Closed malpractice claims per 1,000 physicians by specialty, 2008-2024 (rates, not counts).</w:t>
+      </w:r>
+    </w:p>
+    <w:p>
+      <w:pPr>
+        <w:jc w:val="center"/>
+      </w:pPr>
+      <w:r>
+        <w:drawing>
+          <wp:inline xmlns:a="http://schemas.openxmlformats.org/drawingml/2006/main" xmlns:pic="http://schemas.openxmlformats.org/drawingml/2006/picture">
+            <wp:extent cx="5303520" cy="3535680"/>
+            <wp:docPr id="6" name="Picture 2"/>
+            <wp:cNvGraphicFramePr>
+              <a:graphicFrameLocks noChangeAspect="1"/>
+            </wp:cNvGraphicFramePr>
+            <a:graphic>
+              <a:graphicData uri="http://schemas.openxmlformats.org/drawingml/2006/picture">
+                <pic:pic>
+                  <pic:nvPicPr>
+                    <pic:cNvPr id="6" name="ha_Supplementary_Figure_2.png"/>
+                    <pic:cNvPicPr/>
+                  </pic:nvPicPr>
+                  <pic:blipFill>
+                    <a:blip r:embed="rId14"/>
+                    <a:stretch>
+                      <a:fillRect/>
+                    </a:stretch>
+                  </pic:blipFill>
+                  <pic:spPr>
+                    <a:xfrm>
+                      <a:off x="0" y="0"/>
+                      <a:ext cx="5303520" cy="3535680"/>
+                    </a:xfrm>
+                    <a:prstGeom prst="rect"/>
+                  </pic:spPr>
+                </pic:pic>
+              </a:graphicData>
+            </a:graphic>
+          </wp:inline>
+        </w:drawing>
+      </w:r>
+    </w:p>
+    <w:p/>
+    <w:p>
+      <w:pPr>
+        <w:spacing w:line="480" w:lineRule="auto" w:after="120"/>
+      </w:pPr>
+      <w:r>
+        <w:rPr>
+          <w:rFonts w:ascii="Times New Roman" w:hAnsi="Times New Roman"/>
+          <w:b w:val="0"/>
+          <w:i w:val="0"/>
+          <w:sz w:val="24"/>
+        </w:rPr>
+        <w:t>Supplementary Figure 3. Physician workforce by specialty, indexed to 2008 (=100).</w:t>
+      </w:r>
+    </w:p>
+    <w:p>
+      <w:pPr>
+        <w:jc w:val="center"/>
+      </w:pPr>
+      <w:r>
+        <w:drawing>
+          <wp:inline xmlns:a="http://schemas.openxmlformats.org/drawingml/2006/main" xmlns:pic="http://schemas.openxmlformats.org/drawingml/2006/picture">
+            <wp:extent cx="5303520" cy="3535680"/>
+            <wp:docPr id="7" name="Picture 3"/>
+            <wp:cNvGraphicFramePr>
+              <a:graphicFrameLocks noChangeAspect="1"/>
+            </wp:cNvGraphicFramePr>
+            <a:graphic>
+              <a:graphicData uri="http://schemas.openxmlformats.org/drawingml/2006/picture">
+                <pic:pic>
+                  <pic:nvPicPr>
+                    <pic:cNvPr id="7" name="ha_Supplementary_Figure_3.png"/>
+                    <pic:cNvPicPr/>
+                  </pic:nvPicPr>
+                  <pic:blipFill>
+                    <a:blip r:embed="rId15"/>
+                    <a:stretch>
+                      <a:fillRect/>
+                    </a:stretch>
+                  </pic:blipFill>
+                  <pic:spPr>
+                    <a:xfrm>
+                      <a:off x="0" y="0"/>
+                      <a:ext cx="5303520" cy="3535680"/>
+                    </a:xfrm>
+                    <a:prstGeom prst="rect"/>
+                  </pic:spPr>
+                </pic:pic>
+              </a:graphicData>
+            </a:graphic>
+          </wp:inline>
+        </w:drawing>
+      </w:r>
+    </w:p>
+    <w:p/>
+    <w:p>
+      <w:pPr>
+        <w:spacing w:before="280" w:after="120"/>
+      </w:pPr>
+      <w:r>
+        <w:rPr>
+          <w:rFonts w:ascii="Times New Roman" w:hAnsi="Times New Roman"/>
+          <w:b/>
+          <w:sz w:val="20"/>
+        </w:rPr>
+        <w:t>Supplementary Table 1. Primary data sources and their resolution.</w:t>
+      </w:r>
+    </w:p>
+    <w:tbl>
+      <w:tblPr>
+        <w:tblStyle w:val="TableGrid"/>
+        <w:tblW w:type="auto" w:w="0"/>
+        <w:tblLook w:firstColumn="1" w:firstRow="1" w:lastColumn="0" w:lastRow="0" w:noHBand="0" w:noVBand="1" w:val="04A0"/>
+      </w:tblPr>
+      <w:tblGrid>
+        <w:gridCol w:w="1872"/>
+        <w:gridCol w:w="1872"/>
+        <w:gridCol w:w="1872"/>
+        <w:gridCol w:w="1872"/>
+        <w:gridCol w:w="1872"/>
+      </w:tblGrid>
+      <w:tr>
+        <w:tc>
+          <w:tcPr>
+            <w:tcW w:type="dxa" w:w="1872"/>
+          </w:tcPr>
+          <w:p>
+            <w:pPr>
+              <w:jc w:val="center"/>
+            </w:pPr>
+            <w:r>
+              <w:rPr>
+                <w:rFonts w:ascii="Times New Roman" w:hAnsi="Times New Roman"/>
+                <w:b/>
+                <w:sz w:val="18"/>
+              </w:rPr>
+              <w:t>Series</w:t>
+            </w:r>
+          </w:p>
+        </w:tc>
+        <w:tc>
+          <w:tcPr>
+            <w:tcW w:type="dxa" w:w="1872"/>
+          </w:tcPr>
+          <w:p>
+            <w:pPr>
+              <w:jc w:val="center"/>
+            </w:pPr>
+            <w:r>
+              <w:rPr>
+                <w:rFonts w:ascii="Times New Roman" w:hAnsi="Times New Roman"/>
+                <w:b/>
+                <w:sz w:val="18"/>
+              </w:rPr>
+              <w:t>Source</w:t>
+            </w:r>
+          </w:p>
+        </w:tc>
+        <w:tc>
+          <w:tcPr>
+            <w:tcW w:type="dxa" w:w="1872"/>
+          </w:tcPr>
+          <w:p>
+            <w:pPr>
+              <w:jc w:val="center"/>
+            </w:pPr>
+            <w:r>
+              <w:rPr>
+                <w:rFonts w:ascii="Times New Roman" w:hAnsi="Times New Roman"/>
+                <w:b/>
+                <w:sz w:val="18"/>
+              </w:rPr>
+              <w:t>Resolution</w:t>
+            </w:r>
+          </w:p>
+        </w:tc>
+        <w:tc>
+          <w:tcPr>
+            <w:tcW w:type="dxa" w:w="1872"/>
+          </w:tcPr>
+          <w:p>
+            <w:pPr>
+              <w:jc w:val="center"/>
+            </w:pPr>
+            <w:r>
+              <w:rPr>
+                <w:rFonts w:ascii="Times New Roman" w:hAnsi="Times New Roman"/>
+                <w:b/>
+                <w:sz w:val="18"/>
+              </w:rPr>
+              <w:t>Years</w:t>
+            </w:r>
+          </w:p>
+        </w:tc>
+        <w:tc>
+          <w:tcPr>
+            <w:tcW w:type="dxa" w:w="1872"/>
+          </w:tcPr>
+          <w:p>
+            <w:pPr>
+              <w:jc w:val="center"/>
+            </w:pPr>
+            <w:r>
+              <w:rPr>
+                <w:rFonts w:ascii="Times New Roman" w:hAnsi="Times New Roman"/>
+                <w:b/>
+                <w:sz w:val="18"/>
+              </w:rPr>
+              <w:t>Role</w:t>
+            </w:r>
+          </w:p>
+        </w:tc>
+      </w:tr>
+      <w:tr>
+        <w:tc>
+          <w:tcPr>
+            <w:tcW w:type="dxa" w:w="1872"/>
+          </w:tcPr>
+          <w:p>
+            <w:r>
+              <w:rPr>
+                <w:rFonts w:ascii="Times New Roman" w:hAnsi="Times New Roman"/>
+                <w:sz w:val="18"/>
+              </w:rPr>
+              <w:t>Physicians by specialty</w:t>
+            </w:r>
+          </w:p>
+        </w:tc>
+        <w:tc>
+          <w:tcPr>
+            <w:tcW w:type="dxa" w:w="1872"/>
+          </w:tcPr>
+          <w:p>
+            <w:pPr>
+              <w:jc w:val="center"/>
+            </w:pPr>
+            <w:r>
+              <w:rPr>
+                <w:rFonts w:ascii="Times New Roman" w:hAnsi="Times New Roman"/>
+                <w:sz w:val="18"/>
+              </w:rPr>
+              <w:t>MHLW Statistics of Physicians</w:t>
+            </w:r>
+          </w:p>
+        </w:tc>
+        <w:tc>
+          <w:tcPr>
+            <w:tcW w:type="dxa" w:w="1872"/>
+          </w:tcPr>
+          <w:p>
+            <w:pPr>
+              <w:jc w:val="center"/>
+            </w:pPr>
+            <w:r>
+              <w:rPr>
+                <w:rFonts w:ascii="Times New Roman" w:hAnsi="Times New Roman"/>
+                <w:sz w:val="18"/>
+              </w:rPr>
+              <w:t>Biennial</w:t>
+            </w:r>
+          </w:p>
+        </w:tc>
+        <w:tc>
+          <w:tcPr>
+            <w:tcW w:type="dxa" w:w="1872"/>
+          </w:tcPr>
+          <w:p>
+            <w:pPr>
+              <w:jc w:val="center"/>
+            </w:pPr>
+            <w:r>
+              <w:rPr>
+                <w:rFonts w:ascii="Times New Roman" w:hAnsi="Times New Roman"/>
+                <w:sz w:val="18"/>
+              </w:rPr>
+              <w:t>2004-2024</w:t>
+            </w:r>
+          </w:p>
+        </w:tc>
+        <w:tc>
+          <w:tcPr>
+            <w:tcW w:type="dxa" w:w="1872"/>
+          </w:tcPr>
+          <w:p>
+            <w:pPr>
+              <w:jc w:val="center"/>
+            </w:pPr>
+            <w:r>
+              <w:rPr>
+                <w:rFonts w:ascii="Times New Roman" w:hAnsi="Times New Roman"/>
+                <w:sz w:val="18"/>
+              </w:rPr>
+              <w:t>Denominator &amp; outcome</w:t>
+            </w:r>
+          </w:p>
+        </w:tc>
+      </w:tr>
+      <w:tr>
+        <w:tc>
+          <w:tcPr>
+            <w:tcW w:type="dxa" w:w="1872"/>
+          </w:tcPr>
+          <w:p>
+            <w:r>
+              <w:rPr>
+                <w:rFonts w:ascii="Times New Roman" w:hAnsi="Times New Roman"/>
+                <w:sz w:val="18"/>
+              </w:rPr>
+              <w:t>Closed malpractice claims</w:t>
+            </w:r>
+          </w:p>
+        </w:tc>
+        <w:tc>
+          <w:tcPr>
+            <w:tcW w:type="dxa" w:w="1872"/>
+          </w:tcPr>
+          <w:p>
+            <w:pPr>
+              <w:jc w:val="center"/>
+            </w:pPr>
+            <w:r>
+              <w:rPr>
+                <w:rFonts w:ascii="Times New Roman" w:hAnsi="Times New Roman"/>
+                <w:sz w:val="18"/>
+              </w:rPr>
+              <w:t>Supreme Court, by specialty</w:t>
+            </w:r>
+          </w:p>
+        </w:tc>
+        <w:tc>
+          <w:tcPr>
+            <w:tcW w:type="dxa" w:w="1872"/>
+          </w:tcPr>
+          <w:p>
+            <w:pPr>
+              <w:jc w:val="center"/>
+            </w:pPr>
+            <w:r>
+              <w:rPr>
+                <w:rFonts w:ascii="Times New Roman" w:hAnsi="Times New Roman"/>
+                <w:sz w:val="18"/>
+              </w:rPr>
+              <w:t>Annual</w:t>
+            </w:r>
+          </w:p>
+        </w:tc>
+        <w:tc>
+          <w:tcPr>
+            <w:tcW w:type="dxa" w:w="1872"/>
+          </w:tcPr>
+          <w:p>
+            <w:pPr>
+              <w:jc w:val="center"/>
+            </w:pPr>
+            <w:r>
+              <w:rPr>
+                <w:rFonts w:ascii="Times New Roman" w:hAnsi="Times New Roman"/>
+                <w:sz w:val="18"/>
+              </w:rPr>
+              <w:t>2008-2024</w:t>
+            </w:r>
+          </w:p>
+        </w:tc>
+        <w:tc>
+          <w:tcPr>
+            <w:tcW w:type="dxa" w:w="1872"/>
+          </w:tcPr>
+          <w:p>
+            <w:pPr>
+              <w:jc w:val="center"/>
+            </w:pPr>
+            <w:r>
+              <w:rPr>
+                <w:rFonts w:ascii="Times New Roman" w:hAnsi="Times New Roman"/>
+                <w:sz w:val="18"/>
+              </w:rPr>
+              <w:t>Exposure (numerator)</w:t>
+            </w:r>
+          </w:p>
+        </w:tc>
+      </w:tr>
+      <w:tr>
+        <w:tc>
+          <w:tcPr>
+            <w:tcW w:type="dxa" w:w="1872"/>
+          </w:tcPr>
+          <w:p>
+            <w:r>
+              <w:rPr>
+                <w:rFonts w:ascii="Times New Roman" w:hAnsi="Times New Roman"/>
+                <w:sz w:val="18"/>
+              </w:rPr>
+              <w:t>Hospitals by specialty</w:t>
+            </w:r>
+          </w:p>
+        </w:tc>
+        <w:tc>
+          <w:tcPr>
+            <w:tcW w:type="dxa" w:w="1872"/>
+          </w:tcPr>
+          <w:p>
+            <w:pPr>
+              <w:jc w:val="center"/>
+            </w:pPr>
+            <w:r>
+              <w:rPr>
+                <w:rFonts w:ascii="Times New Roman" w:hAnsi="Times New Roman"/>
+                <w:sz w:val="18"/>
+              </w:rPr>
+              <w:t>MHLW Survey of Medical Institutions</w:t>
+            </w:r>
+          </w:p>
+        </w:tc>
+        <w:tc>
+          <w:tcPr>
+            <w:tcW w:type="dxa" w:w="1872"/>
+          </w:tcPr>
+          <w:p>
+            <w:pPr>
+              <w:jc w:val="center"/>
+            </w:pPr>
+            <w:r>
+              <w:rPr>
+                <w:rFonts w:ascii="Times New Roman" w:hAnsi="Times New Roman"/>
+                <w:sz w:val="18"/>
+              </w:rPr>
+              <w:t>Annual</w:t>
+            </w:r>
+          </w:p>
+        </w:tc>
+        <w:tc>
+          <w:tcPr>
+            <w:tcW w:type="dxa" w:w="1872"/>
+          </w:tcPr>
+          <w:p>
+            <w:pPr>
+              <w:jc w:val="center"/>
+            </w:pPr>
+            <w:r>
+              <w:rPr>
+                <w:rFonts w:ascii="Times New Roman" w:hAnsi="Times New Roman"/>
+                <w:sz w:val="18"/>
+              </w:rPr>
+              <w:t>2008-2024</w:t>
+            </w:r>
+          </w:p>
+        </w:tc>
+        <w:tc>
+          <w:tcPr>
+            <w:tcW w:type="dxa" w:w="1872"/>
+          </w:tcPr>
+          <w:p>
+            <w:pPr>
+              <w:jc w:val="center"/>
+            </w:pPr>
+            <w:r>
+              <w:rPr>
+                <w:rFonts w:ascii="Times New Roman" w:hAnsi="Times New Roman"/>
+                <w:sz w:val="18"/>
+              </w:rPr>
+              <w:t>Outcome</w:t>
+            </w:r>
+          </w:p>
+        </w:tc>
+      </w:tr>
+      <w:tr>
+        <w:tc>
+          <w:tcPr>
+            <w:tcW w:type="dxa" w:w="1872"/>
+          </w:tcPr>
+          <w:p>
+            <w:r>
+              <w:rPr>
+                <w:rFonts w:ascii="Times New Roman" w:hAnsi="Times New Roman"/>
+                <w:sz w:val="18"/>
+              </w:rPr>
+              <w:t>Clinics by specialty</w:t>
+            </w:r>
+          </w:p>
+        </w:tc>
+        <w:tc>
+          <w:tcPr>
+            <w:tcW w:type="dxa" w:w="1872"/>
+          </w:tcPr>
+          <w:p>
+            <w:pPr>
+              <w:jc w:val="center"/>
+            </w:pPr>
+            <w:r>
+              <w:rPr>
+                <w:rFonts w:ascii="Times New Roman" w:hAnsi="Times New Roman"/>
+                <w:sz w:val="18"/>
+              </w:rPr>
+              <w:t>MHLW Survey (static)</w:t>
+            </w:r>
+          </w:p>
+        </w:tc>
+        <w:tc>
+          <w:tcPr>
+            <w:tcW w:type="dxa" w:w="1872"/>
+          </w:tcPr>
+          <w:p>
+            <w:pPr>
+              <w:jc w:val="center"/>
+            </w:pPr>
+            <w:r>
+              <w:rPr>
+                <w:rFonts w:ascii="Times New Roman" w:hAnsi="Times New Roman"/>
+                <w:sz w:val="18"/>
+              </w:rPr>
+              <w:t>Every 3 years</w:t>
+            </w:r>
+          </w:p>
+        </w:tc>
+        <w:tc>
+          <w:tcPr>
+            <w:tcW w:type="dxa" w:w="1872"/>
+          </w:tcPr>
+          <w:p>
+            <w:pPr>
+              <w:jc w:val="center"/>
+            </w:pPr>
+            <w:r>
+              <w:rPr>
+                <w:rFonts w:ascii="Times New Roman" w:hAnsi="Times New Roman"/>
+                <w:sz w:val="18"/>
+              </w:rPr>
+              <w:t>2008-2023</w:t>
+            </w:r>
+          </w:p>
+        </w:tc>
+        <w:tc>
+          <w:tcPr>
+            <w:tcW w:type="dxa" w:w="1872"/>
+          </w:tcPr>
+          <w:p>
+            <w:pPr>
+              <w:jc w:val="center"/>
+            </w:pPr>
+            <w:r>
+              <w:rPr>
+                <w:rFonts w:ascii="Times New Roman" w:hAnsi="Times New Roman"/>
+                <w:sz w:val="18"/>
+              </w:rPr>
+              <w:t>Descriptive only</w:t>
+            </w:r>
+          </w:p>
+        </w:tc>
+      </w:tr>
+      <w:tr>
+        <w:tc>
+          <w:tcPr>
+            <w:tcW w:type="dxa" w:w="1872"/>
+          </w:tcPr>
+          <w:p>
+            <w:r>
+              <w:rPr>
+                <w:rFonts w:ascii="Times New Roman" w:hAnsi="Times New Roman"/>
+                <w:sz w:val="18"/>
+              </w:rPr>
+              <w:t>JMSR report counts</w:t>
+            </w:r>
+          </w:p>
+        </w:tc>
+        <w:tc>
+          <w:tcPr>
+            <w:tcW w:type="dxa" w:w="1872"/>
+          </w:tcPr>
+          <w:p>
+            <w:pPr>
+              <w:jc w:val="center"/>
+            </w:pPr>
+            <w:r>
+              <w:rPr>
+                <w:rFonts w:ascii="Times New Roman" w:hAnsi="Times New Roman"/>
+                <w:sz w:val="18"/>
+              </w:rPr>
+              <w:t>JMSR / MAIS</w:t>
+            </w:r>
+          </w:p>
+        </w:tc>
+        <w:tc>
+          <w:tcPr>
+            <w:tcW w:type="dxa" w:w="1872"/>
+          </w:tcPr>
+          <w:p>
+            <w:pPr>
+              <w:jc w:val="center"/>
+            </w:pPr>
+            <w:r>
+              <w:rPr>
+                <w:rFonts w:ascii="Times New Roman" w:hAnsi="Times New Roman"/>
+                <w:sz w:val="18"/>
+              </w:rPr>
+              <w:t>Annual</w:t>
+            </w:r>
+          </w:p>
+        </w:tc>
+        <w:tc>
+          <w:tcPr>
+            <w:tcW w:type="dxa" w:w="1872"/>
+          </w:tcPr>
+          <w:p>
+            <w:pPr>
+              <w:jc w:val="center"/>
+            </w:pPr>
+            <w:r>
+              <w:rPr>
+                <w:rFonts w:ascii="Times New Roman" w:hAnsi="Times New Roman"/>
+                <w:sz w:val="18"/>
+              </w:rPr>
+              <w:t>2015-2024</w:t>
+            </w:r>
+          </w:p>
+        </w:tc>
+        <w:tc>
+          <w:tcPr>
+            <w:tcW w:type="dxa" w:w="1872"/>
+          </w:tcPr>
+          <w:p>
+            <w:pPr>
+              <w:jc w:val="center"/>
+            </w:pPr>
+            <w:r>
+              <w:rPr>
+                <w:rFonts w:ascii="Times New Roman" w:hAnsi="Times New Roman"/>
+                <w:sz w:val="18"/>
+              </w:rPr>
+              <w:t>Sensitivity (2016-2024)</w:t>
+            </w:r>
+          </w:p>
+        </w:tc>
+      </w:tr>
+      <w:tr>
+        <w:tc>
+          <w:tcPr>
+            <w:tcW w:type="dxa" w:w="1872"/>
+          </w:tcPr>
+          <w:p>
+            <w:r>
+              <w:rPr>
+                <w:rFonts w:ascii="Times New Roman" w:hAnsi="Times New Roman"/>
+                <w:sz w:val="18"/>
+              </w:rPr>
+              <w:t>Newspaper article counts</w:t>
+            </w:r>
+          </w:p>
+        </w:tc>
+        <w:tc>
+          <w:tcPr>
+            <w:tcW w:type="dxa" w:w="1872"/>
+          </w:tcPr>
+          <w:p>
+            <w:pPr>
+              <w:jc w:val="center"/>
+            </w:pPr>
+            <w:r>
+              <w:rPr>
+                <w:rFonts w:ascii="Times New Roman" w:hAnsi="Times New Roman"/>
+                <w:sz w:val="18"/>
+              </w:rPr>
+              <w:t>Nikkei Telecom 21</w:t>
+            </w:r>
+          </w:p>
+        </w:tc>
+        <w:tc>
+          <w:tcPr>
+            <w:tcW w:type="dxa" w:w="1872"/>
+          </w:tcPr>
+          <w:p>
+            <w:pPr>
+              <w:jc w:val="center"/>
+            </w:pPr>
+            <w:r>
+              <w:rPr>
+                <w:rFonts w:ascii="Times New Roman" w:hAnsi="Times New Roman"/>
+                <w:sz w:val="18"/>
+              </w:rPr>
+              <w:t>Annual</w:t>
+            </w:r>
+          </w:p>
+        </w:tc>
+        <w:tc>
+          <w:tcPr>
+            <w:tcW w:type="dxa" w:w="1872"/>
+          </w:tcPr>
+          <w:p>
+            <w:pPr>
+              <w:jc w:val="center"/>
+            </w:pPr>
+            <w:r>
+              <w:rPr>
+                <w:rFonts w:ascii="Times New Roman" w:hAnsi="Times New Roman"/>
+                <w:sz w:val="18"/>
+              </w:rPr>
+              <w:t>2008-2018</w:t>
+            </w:r>
+          </w:p>
+        </w:tc>
+        <w:tc>
+          <w:tcPr>
+            <w:tcW w:type="dxa" w:w="1872"/>
+          </w:tcPr>
+          <w:p>
+            <w:pPr>
+              <w:jc w:val="center"/>
+            </w:pPr>
+            <w:r>
+              <w:rPr>
+                <w:rFonts w:ascii="Times New Roman" w:hAnsi="Times New Roman"/>
+                <w:sz w:val="18"/>
+              </w:rPr>
+              <w:t>Sensitivity (2009-2018)</w:t>
+            </w:r>
+          </w:p>
+        </w:tc>
+      </w:tr>
+    </w:tbl>
+    <w:p/>
+    <w:p>
+      <w:pPr>
+        <w:spacing w:before="280" w:after="120"/>
+      </w:pPr>
+      <w:r>
+        <w:rPr>
+          <w:rFonts w:ascii="Times New Roman" w:hAnsi="Times New Roman"/>
+          <w:b/>
+          <w:sz w:val="20"/>
+        </w:rPr>
+        <w:t>Supplementary Table 2. Equivalence (TOST) results (effect per +1 SD litigation rate).</w:t>
+      </w:r>
+    </w:p>
+    <w:tbl>
+      <w:tblPr>
+        <w:tblStyle w:val="TableGrid"/>
+        <w:tblW w:type="auto" w:w="0"/>
+        <w:tblLook w:firstColumn="1" w:firstRow="1" w:lastColumn="0" w:lastRow="0" w:noHBand="0" w:noVBand="1" w:val="04A0"/>
+      </w:tblPr>
+      <w:tblGrid>
+        <w:gridCol w:w="1560"/>
+        <w:gridCol w:w="1560"/>
+        <w:gridCol w:w="1560"/>
+        <w:gridCol w:w="1560"/>
+        <w:gridCol w:w="1560"/>
+        <w:gridCol w:w="1560"/>
+      </w:tblGrid>
+      <w:tr>
+        <w:tc>
+          <w:tcPr>
+            <w:tcW w:type="dxa" w:w="1560"/>
+          </w:tcPr>
+          <w:p>
+            <w:pPr>
+              <w:jc w:val="center"/>
+            </w:pPr>
+            <w:r>
+              <w:rPr>
+                <w:rFonts w:ascii="Times New Roman" w:hAnsi="Times New Roman"/>
+                <w:b/>
+                <w:sz w:val="18"/>
+              </w:rPr>
+              <w:t>Outcome</w:t>
+            </w:r>
+          </w:p>
+        </w:tc>
+        <w:tc>
+          <w:tcPr>
+            <w:tcW w:type="dxa" w:w="1560"/>
+          </w:tcPr>
+          <w:p>
+            <w:pPr>
+              <w:jc w:val="center"/>
+            </w:pPr>
+            <w:r>
+              <w:rPr>
+                <w:rFonts w:ascii="Times New Roman" w:hAnsi="Times New Roman"/>
+                <w:b/>
+                <w:sz w:val="18"/>
+              </w:rPr>
+              <w:t>Coef per SD</w:t>
+            </w:r>
+          </w:p>
+        </w:tc>
+        <w:tc>
+          <w:tcPr>
+            <w:tcW w:type="dxa" w:w="1560"/>
+          </w:tcPr>
+          <w:p>
+            <w:pPr>
+              <w:jc w:val="center"/>
+            </w:pPr>
+            <w:r>
+              <w:rPr>
+                <w:rFonts w:ascii="Times New Roman" w:hAnsi="Times New Roman"/>
+                <w:b/>
+                <w:sz w:val="18"/>
+              </w:rPr>
+              <w:t>90% CI</w:t>
+            </w:r>
+          </w:p>
+        </w:tc>
+        <w:tc>
+          <w:tcPr>
+            <w:tcW w:type="dxa" w:w="1560"/>
+          </w:tcPr>
+          <w:p>
+            <w:pPr>
+              <w:jc w:val="center"/>
+            </w:pPr>
+            <w:r>
+              <w:rPr>
+                <w:rFonts w:ascii="Times New Roman" w:hAnsi="Times New Roman"/>
+                <w:b/>
+                <w:sz w:val="18"/>
+              </w:rPr>
+              <w:t>Margin</w:t>
+            </w:r>
+          </w:p>
+        </w:tc>
+        <w:tc>
+          <w:tcPr>
+            <w:tcW w:type="dxa" w:w="1560"/>
+          </w:tcPr>
+          <w:p>
+            <w:pPr>
+              <w:jc w:val="center"/>
+            </w:pPr>
+            <w:r>
+              <w:rPr>
+                <w:rFonts w:ascii="Times New Roman" w:hAnsi="Times New Roman"/>
+                <w:b/>
+                <w:sz w:val="18"/>
+              </w:rPr>
+              <w:t>TOST p</w:t>
+            </w:r>
+          </w:p>
+        </w:tc>
+        <w:tc>
+          <w:tcPr>
+            <w:tcW w:type="dxa" w:w="1560"/>
+          </w:tcPr>
+          <w:p>
+            <w:pPr>
+              <w:jc w:val="center"/>
+            </w:pPr>
+            <w:r>
+              <w:rPr>
+                <w:rFonts w:ascii="Times New Roman" w:hAnsi="Times New Roman"/>
+                <w:b/>
+                <w:sz w:val="18"/>
+              </w:rPr>
+              <w:t>Equivalent</w:t>
+            </w:r>
+          </w:p>
+        </w:tc>
+      </w:tr>
+      <w:tr>
+        <w:tc>
+          <w:tcPr>
+            <w:tcW w:type="dxa" w:w="1560"/>
+          </w:tcPr>
+          <w:p>
+            <w:r>
+              <w:rPr>
+                <w:rFonts w:ascii="Times New Roman" w:hAnsi="Times New Roman"/>
+                <w:sz w:val="18"/>
+              </w:rPr>
+              <w:t>Physician growth</w:t>
+            </w:r>
+          </w:p>
+        </w:tc>
+        <w:tc>
+          <w:tcPr>
+            <w:tcW w:type="dxa" w:w="1560"/>
+          </w:tcPr>
+          <w:p>
+            <w:pPr>
+              <w:jc w:val="center"/>
+            </w:pPr>
+            <w:r>
+              <w:rPr>
+                <w:rFonts w:ascii="Times New Roman" w:hAnsi="Times New Roman"/>
+                <w:sz w:val="18"/>
+              </w:rPr>
+              <w:t>-0.21%</w:t>
+            </w:r>
+          </w:p>
+        </w:tc>
+        <w:tc>
+          <w:tcPr>
+            <w:tcW w:type="dxa" w:w="1560"/>
+          </w:tcPr>
+          <w:p>
+            <w:pPr>
+              <w:jc w:val="center"/>
+            </w:pPr>
+            <w:r>
+              <w:rPr>
+                <w:rFonts w:ascii="Times New Roman" w:hAnsi="Times New Roman"/>
+                <w:sz w:val="18"/>
+              </w:rPr>
+              <w:t>-0.84%, +0.42%</w:t>
+            </w:r>
+          </w:p>
+        </w:tc>
+        <w:tc>
+          <w:tcPr>
+            <w:tcW w:type="dxa" w:w="1560"/>
+          </w:tcPr>
+          <w:p>
+            <w:pPr>
+              <w:jc w:val="center"/>
+            </w:pPr>
+            <w:r>
+              <w:rPr>
+                <w:rFonts w:ascii="Times New Roman" w:hAnsi="Times New Roman"/>
+                <w:sz w:val="18"/>
+              </w:rPr>
+              <w:t>+/-1%</w:t>
+            </w:r>
+          </w:p>
+        </w:tc>
+        <w:tc>
+          <w:tcPr>
+            <w:tcW w:type="dxa" w:w="1560"/>
+          </w:tcPr>
+          <w:p>
+            <w:pPr>
+              <w:jc w:val="center"/>
+            </w:pPr>
+            <w:r>
+              <w:rPr>
+                <w:rFonts w:ascii="Times New Roman" w:hAnsi="Times New Roman"/>
+                <w:sz w:val="18"/>
+              </w:rPr>
+              <w:t>0.023</w:t>
+            </w:r>
+          </w:p>
+        </w:tc>
+        <w:tc>
+          <w:tcPr>
+            <w:tcW w:type="dxa" w:w="1560"/>
+          </w:tcPr>
+          <w:p>
+            <w:pPr>
+              <w:jc w:val="center"/>
+            </w:pPr>
+            <w:r>
+              <w:rPr>
+                <w:rFonts w:ascii="Times New Roman" w:hAnsi="Times New Roman"/>
+                <w:sz w:val="18"/>
+              </w:rPr>
+              <w:t>Yes</w:t>
+            </w:r>
+          </w:p>
+        </w:tc>
+      </w:tr>
+      <w:tr>
+        <w:tc>
+          <w:tcPr>
+            <w:tcW w:type="dxa" w:w="1560"/>
+          </w:tcPr>
+          <w:p>
+            <w:r>
+              <w:rPr>
+                <w:rFonts w:ascii="Times New Roman" w:hAnsi="Times New Roman"/>
+                <w:sz w:val="18"/>
+              </w:rPr>
+              <w:t>Physician growth</w:t>
+            </w:r>
+          </w:p>
+        </w:tc>
+        <w:tc>
+          <w:tcPr>
+            <w:tcW w:type="dxa" w:w="1560"/>
+          </w:tcPr>
+          <w:p>
+            <w:pPr>
+              <w:jc w:val="center"/>
+            </w:pPr>
+            <w:r>
+              <w:rPr>
+                <w:rFonts w:ascii="Times New Roman" w:hAnsi="Times New Roman"/>
+                <w:sz w:val="18"/>
+              </w:rPr>
+              <w:t>-0.21%</w:t>
+            </w:r>
+          </w:p>
+        </w:tc>
+        <w:tc>
+          <w:tcPr>
+            <w:tcW w:type="dxa" w:w="1560"/>
+          </w:tcPr>
+          <w:p>
+            <w:pPr>
+              <w:jc w:val="center"/>
+            </w:pPr>
+            <w:r>
+              <w:rPr>
+                <w:rFonts w:ascii="Times New Roman" w:hAnsi="Times New Roman"/>
+                <w:sz w:val="18"/>
+              </w:rPr>
+              <w:t>-0.84%, +0.42%</w:t>
+            </w:r>
+          </w:p>
+        </w:tc>
+        <w:tc>
+          <w:tcPr>
+            <w:tcW w:type="dxa" w:w="1560"/>
+          </w:tcPr>
+          <w:p>
+            <w:pPr>
+              <w:jc w:val="center"/>
+            </w:pPr>
+            <w:r>
+              <w:rPr>
+                <w:rFonts w:ascii="Times New Roman" w:hAnsi="Times New Roman"/>
+                <w:sz w:val="18"/>
+              </w:rPr>
+              <w:t>+/-2%</w:t>
+            </w:r>
+          </w:p>
+        </w:tc>
+        <w:tc>
+          <w:tcPr>
+            <w:tcW w:type="dxa" w:w="1560"/>
+          </w:tcPr>
+          <w:p>
+            <w:pPr>
+              <w:jc w:val="center"/>
+            </w:pPr>
+            <w:r>
+              <w:rPr>
+                <w:rFonts w:ascii="Times New Roman" w:hAnsi="Times New Roman"/>
+                <w:sz w:val="18"/>
+              </w:rPr>
+              <w:t>&lt;0.001</w:t>
+            </w:r>
+          </w:p>
+        </w:tc>
+        <w:tc>
+          <w:tcPr>
+            <w:tcW w:type="dxa" w:w="1560"/>
+          </w:tcPr>
+          <w:p>
+            <w:pPr>
+              <w:jc w:val="center"/>
+            </w:pPr>
+            <w:r>
+              <w:rPr>
+                <w:rFonts w:ascii="Times New Roman" w:hAnsi="Times New Roman"/>
+                <w:sz w:val="18"/>
+              </w:rPr>
+              <w:t>Yes</w:t>
+            </w:r>
+          </w:p>
+        </w:tc>
+      </w:tr>
+      <w:tr>
+        <w:tc>
+          <w:tcPr>
+            <w:tcW w:type="dxa" w:w="1560"/>
+          </w:tcPr>
+          <w:p>
+            <w:r>
+              <w:rPr>
+                <w:rFonts w:ascii="Times New Roman" w:hAnsi="Times New Roman"/>
+                <w:sz w:val="18"/>
+              </w:rPr>
+              <w:t>Hospital growth</w:t>
+            </w:r>
+          </w:p>
+        </w:tc>
+        <w:tc>
+          <w:tcPr>
+            <w:tcW w:type="dxa" w:w="1560"/>
+          </w:tcPr>
+          <w:p>
+            <w:pPr>
+              <w:jc w:val="center"/>
+            </w:pPr>
+            <w:r>
+              <w:rPr>
+                <w:rFonts w:ascii="Times New Roman" w:hAnsi="Times New Roman"/>
+                <w:sz w:val="18"/>
+              </w:rPr>
+              <w:t>+0.07%</w:t>
+            </w:r>
+          </w:p>
+        </w:tc>
+        <w:tc>
+          <w:tcPr>
+            <w:tcW w:type="dxa" w:w="1560"/>
+          </w:tcPr>
+          <w:p>
+            <w:pPr>
+              <w:jc w:val="center"/>
+            </w:pPr>
+            <w:r>
+              <w:rPr>
+                <w:rFonts w:ascii="Times New Roman" w:hAnsi="Times New Roman"/>
+                <w:sz w:val="18"/>
+              </w:rPr>
+              <w:t>-0.91%, +1.06%</w:t>
+            </w:r>
+          </w:p>
+        </w:tc>
+        <w:tc>
+          <w:tcPr>
+            <w:tcW w:type="dxa" w:w="1560"/>
+          </w:tcPr>
+          <w:p>
+            <w:pPr>
+              <w:jc w:val="center"/>
+            </w:pPr>
+            <w:r>
+              <w:rPr>
+                <w:rFonts w:ascii="Times New Roman" w:hAnsi="Times New Roman"/>
+                <w:sz w:val="18"/>
+              </w:rPr>
+              <w:t>+/-1%</w:t>
+            </w:r>
+          </w:p>
+        </w:tc>
+        <w:tc>
+          <w:tcPr>
+            <w:tcW w:type="dxa" w:w="1560"/>
+          </w:tcPr>
+          <w:p>
+            <w:pPr>
+              <w:jc w:val="center"/>
+            </w:pPr>
+            <w:r>
+              <w:rPr>
+                <w:rFonts w:ascii="Times New Roman" w:hAnsi="Times New Roman"/>
+                <w:sz w:val="18"/>
+              </w:rPr>
+              <w:t>0.059</w:t>
+            </w:r>
+          </w:p>
+        </w:tc>
+        <w:tc>
+          <w:tcPr>
+            <w:tcW w:type="dxa" w:w="1560"/>
+          </w:tcPr>
+          <w:p>
+            <w:pPr>
+              <w:jc w:val="center"/>
+            </w:pPr>
+            <w:r>
+              <w:rPr>
+                <w:rFonts w:ascii="Times New Roman" w:hAnsi="Times New Roman"/>
+                <w:sz w:val="18"/>
+              </w:rPr>
+              <w:t>No</w:t>
+            </w:r>
+          </w:p>
+        </w:tc>
+      </w:tr>
+      <w:tr>
+        <w:tc>
+          <w:tcPr>
+            <w:tcW w:type="dxa" w:w="1560"/>
+          </w:tcPr>
+          <w:p>
+            <w:r>
+              <w:rPr>
+                <w:rFonts w:ascii="Times New Roman" w:hAnsi="Times New Roman"/>
+                <w:sz w:val="18"/>
+              </w:rPr>
+              <w:t>Hospital growth</w:t>
+            </w:r>
+          </w:p>
+        </w:tc>
+        <w:tc>
+          <w:tcPr>
+            <w:tcW w:type="dxa" w:w="1560"/>
+          </w:tcPr>
+          <w:p>
+            <w:pPr>
+              <w:jc w:val="center"/>
+            </w:pPr>
+            <w:r>
+              <w:rPr>
+                <w:rFonts w:ascii="Times New Roman" w:hAnsi="Times New Roman"/>
+                <w:sz w:val="18"/>
+              </w:rPr>
+              <w:t>+0.07%</w:t>
+            </w:r>
+          </w:p>
+        </w:tc>
+        <w:tc>
+          <w:tcPr>
+            <w:tcW w:type="dxa" w:w="1560"/>
+          </w:tcPr>
+          <w:p>
+            <w:pPr>
+              <w:jc w:val="center"/>
+            </w:pPr>
+            <w:r>
+              <w:rPr>
+                <w:rFonts w:ascii="Times New Roman" w:hAnsi="Times New Roman"/>
+                <w:sz w:val="18"/>
+              </w:rPr>
+              <w:t>-0.91%, +1.06%</w:t>
+            </w:r>
+          </w:p>
+        </w:tc>
+        <w:tc>
+          <w:tcPr>
+            <w:tcW w:type="dxa" w:w="1560"/>
+          </w:tcPr>
+          <w:p>
+            <w:pPr>
+              <w:jc w:val="center"/>
+            </w:pPr>
+            <w:r>
+              <w:rPr>
+                <w:rFonts w:ascii="Times New Roman" w:hAnsi="Times New Roman"/>
+                <w:sz w:val="18"/>
+              </w:rPr>
+              <w:t>+/-2%</w:t>
+            </w:r>
+          </w:p>
+        </w:tc>
+        <w:tc>
+          <w:tcPr>
+            <w:tcW w:type="dxa" w:w="1560"/>
+          </w:tcPr>
+          <w:p>
+            <w:pPr>
+              <w:jc w:val="center"/>
+            </w:pPr>
+            <w:r>
+              <w:rPr>
+                <w:rFonts w:ascii="Times New Roman" w:hAnsi="Times New Roman"/>
+                <w:sz w:val="18"/>
+              </w:rPr>
+              <w:t>0.002</w:t>
+            </w:r>
+          </w:p>
+        </w:tc>
+        <w:tc>
+          <w:tcPr>
+            <w:tcW w:type="dxa" w:w="1560"/>
+          </w:tcPr>
+          <w:p>
+            <w:pPr>
+              <w:jc w:val="center"/>
+            </w:pPr>
+            <w:r>
+              <w:rPr>
+                <w:rFonts w:ascii="Times New Roman" w:hAnsi="Times New Roman"/>
+                <w:sz w:val="18"/>
+              </w:rPr>
+              <w:t>Yes</w:t>
+            </w:r>
+          </w:p>
+        </w:tc>
+      </w:tr>
+    </w:tbl>
+    <w:p/>
+    <w:p>
+      <w:pPr>
+        <w:spacing w:before="280" w:after="120"/>
+      </w:pPr>
+      <w:r>
+        <w:rPr>
+          <w:rFonts w:ascii="Times New Roman" w:hAnsi="Times New Roman"/>
+          <w:b/>
+          <w:sz w:val="20"/>
+        </w:rPr>
+        <w:t>Supplementary Table 3. JMSR-adjusted annual hospital facility-count growth model (2016-2024) with both exposures entered simultaneously.</w:t>
+      </w:r>
+    </w:p>
+    <w:tbl>
+      <w:tblPr>
+        <w:tblStyle w:val="TableGrid"/>
+        <w:tblW w:type="auto" w:w="0"/>
+        <w:tblLook w:firstColumn="1" w:firstRow="1" w:lastColumn="0" w:lastRow="0" w:noHBand="0" w:noVBand="1" w:val="04A0"/>
+      </w:tblPr>
+      <w:tblGrid>
+        <w:gridCol w:w="2340"/>
+        <w:gridCol w:w="2340"/>
+        <w:gridCol w:w="2340"/>
+        <w:gridCol w:w="2340"/>
+      </w:tblGrid>
+      <w:tr>
+        <w:tc>
+          <w:tcPr>
+            <w:tcW w:type="dxa" w:w="2340"/>
+          </w:tcPr>
+          <w:p>
+            <w:pPr>
+              <w:jc w:val="center"/>
+            </w:pPr>
+            <w:r>
+              <w:rPr>
+                <w:rFonts w:ascii="Times New Roman" w:hAnsi="Times New Roman"/>
+                <w:b/>
+                <w:sz w:val="18"/>
+              </w:rPr>
+              <w:t>Exposure</w:t>
+            </w:r>
+          </w:p>
+        </w:tc>
+        <w:tc>
+          <w:tcPr>
+            <w:tcW w:type="dxa" w:w="2340"/>
+          </w:tcPr>
+          <w:p>
+            <w:pPr>
+              <w:jc w:val="center"/>
+            </w:pPr>
+            <w:r>
+              <w:rPr>
+                <w:rFonts w:ascii="Times New Roman" w:hAnsi="Times New Roman"/>
+                <w:b/>
+                <w:sz w:val="18"/>
+              </w:rPr>
+              <w:t>Coefficient</w:t>
+            </w:r>
+          </w:p>
+        </w:tc>
+        <w:tc>
+          <w:tcPr>
+            <w:tcW w:type="dxa" w:w="2340"/>
+          </w:tcPr>
+          <w:p>
+            <w:pPr>
+              <w:jc w:val="center"/>
+            </w:pPr>
+            <w:r>
+              <w:rPr>
+                <w:rFonts w:ascii="Times New Roman" w:hAnsi="Times New Roman"/>
+                <w:b/>
+                <w:sz w:val="18"/>
+              </w:rPr>
+              <w:t>p</w:t>
+            </w:r>
+          </w:p>
+        </w:tc>
+        <w:tc>
+          <w:tcPr>
+            <w:tcW w:type="dxa" w:w="2340"/>
+          </w:tcPr>
+          <w:p>
+            <w:pPr>
+              <w:jc w:val="center"/>
+            </w:pPr>
+            <w:r>
+              <w:rPr>
+                <w:rFonts w:ascii="Times New Roman" w:hAnsi="Times New Roman"/>
+                <w:b/>
+                <w:sz w:val="18"/>
+              </w:rPr>
+              <w:t>n</w:t>
+            </w:r>
+          </w:p>
+        </w:tc>
+      </w:tr>
+      <w:tr>
+        <w:tc>
+          <w:tcPr>
+            <w:tcW w:type="dxa" w:w="2340"/>
+          </w:tcPr>
+          <w:p>
+            <w:r>
+              <w:rPr>
+                <w:rFonts w:ascii="Times New Roman" w:hAnsi="Times New Roman"/>
+                <w:sz w:val="18"/>
+              </w:rPr>
+              <w:t>Lagged litigation rate</w:t>
+            </w:r>
+          </w:p>
+        </w:tc>
+        <w:tc>
+          <w:tcPr>
+            <w:tcW w:type="dxa" w:w="2340"/>
+          </w:tcPr>
+          <w:p>
+            <w:pPr>
+              <w:jc w:val="center"/>
+            </w:pPr>
+            <w:r>
+              <w:rPr>
+                <w:rFonts w:ascii="Times New Roman" w:hAnsi="Times New Roman"/>
+                <w:sz w:val="18"/>
+              </w:rPr>
+              <w:t>+0.0021</w:t>
+            </w:r>
+          </w:p>
+        </w:tc>
+        <w:tc>
+          <w:tcPr>
+            <w:tcW w:type="dxa" w:w="2340"/>
+          </w:tcPr>
+          <w:p>
+            <w:pPr>
+              <w:jc w:val="center"/>
+            </w:pPr>
+            <w:r>
+              <w:rPr>
+                <w:rFonts w:ascii="Times New Roman" w:hAnsi="Times New Roman"/>
+                <w:sz w:val="18"/>
+              </w:rPr>
+              <w:t>0.28</w:t>
+            </w:r>
+          </w:p>
+        </w:tc>
+        <w:tc>
+          <w:tcPr>
+            <w:tcW w:type="dxa" w:w="2340"/>
+          </w:tcPr>
+          <w:p>
+            <w:pPr>
+              <w:jc w:val="center"/>
+            </w:pPr>
+            <w:r>
+              <w:rPr>
+                <w:rFonts w:ascii="Times New Roman" w:hAnsi="Times New Roman"/>
+                <w:sz w:val="18"/>
+              </w:rPr>
+              <w:t>108</w:t>
+            </w:r>
+          </w:p>
+        </w:tc>
+      </w:tr>
+      <w:tr>
+        <w:tc>
+          <w:tcPr>
+            <w:tcW w:type="dxa" w:w="2340"/>
+          </w:tcPr>
+          <w:p>
+            <w:r>
+              <w:rPr>
+                <w:rFonts w:ascii="Times New Roman" w:hAnsi="Times New Roman"/>
+                <w:sz w:val="18"/>
+              </w:rPr>
+              <w:t>Lagged JMSR report rate</w:t>
+            </w:r>
+          </w:p>
+        </w:tc>
+        <w:tc>
+          <w:tcPr>
+            <w:tcW w:type="dxa" w:w="2340"/>
+          </w:tcPr>
+          <w:p>
+            <w:pPr>
+              <w:jc w:val="center"/>
+            </w:pPr>
+            <w:r>
+              <w:rPr>
+                <w:rFonts w:ascii="Times New Roman" w:hAnsi="Times New Roman"/>
+                <w:sz w:val="18"/>
+              </w:rPr>
+              <w:t>-0.0009</w:t>
+            </w:r>
+          </w:p>
+        </w:tc>
+        <w:tc>
+          <w:tcPr>
+            <w:tcW w:type="dxa" w:w="2340"/>
+          </w:tcPr>
+          <w:p>
+            <w:pPr>
+              <w:jc w:val="center"/>
+            </w:pPr>
+            <w:r>
+              <w:rPr>
+                <w:rFonts w:ascii="Times New Roman" w:hAnsi="Times New Roman"/>
+                <w:sz w:val="18"/>
+              </w:rPr>
+              <w:t>0.66</w:t>
+            </w:r>
+          </w:p>
+        </w:tc>
+        <w:tc>
+          <w:tcPr>
+            <w:tcW w:type="dxa" w:w="2340"/>
+          </w:tcPr>
+          <w:p>
+            <w:pPr>
+              <w:jc w:val="center"/>
+            </w:pPr>
+            <w:r>
+              <w:rPr>
+                <w:rFonts w:ascii="Times New Roman" w:hAnsi="Times New Roman"/>
+                <w:sz w:val="18"/>
+              </w:rPr>
+              <w:t>108</w:t>
+            </w:r>
+          </w:p>
+        </w:tc>
+      </w:tr>
+    </w:tbl>
+    <w:p/>
+    <w:p>
+      <w:pPr>
+        <w:spacing w:before="280" w:after="120"/>
+      </w:pPr>
+      <w:r>
+        <w:rPr>
+          <w:rFonts w:ascii="Times New Roman" w:hAnsi="Times New Roman"/>
+          <w:b/>
+          <w:sz w:val="20"/>
+        </w:rPr>
+        <w:t>Supplementary Table 4. Media-adjusted annual hospital facility-count growth model (2009-2018) with a linear time trend; full year fixed effects are omitted because the national article-count series is collinear with them.</w:t>
+      </w:r>
+    </w:p>
+    <w:tbl>
+      <w:tblPr>
+        <w:tblStyle w:val="TableGrid"/>
+        <w:tblW w:type="auto" w:w="0"/>
+        <w:tblLook w:firstColumn="1" w:firstRow="1" w:lastColumn="0" w:lastRow="0" w:noHBand="0" w:noVBand="1" w:val="04A0"/>
+      </w:tblPr>
+      <w:tblGrid>
+        <w:gridCol w:w="2340"/>
+        <w:gridCol w:w="2340"/>
+        <w:gridCol w:w="2340"/>
+        <w:gridCol w:w="2340"/>
+      </w:tblGrid>
+      <w:tr>
+        <w:tc>
+          <w:tcPr>
+            <w:tcW w:type="dxa" w:w="2340"/>
+          </w:tcPr>
+          <w:p>
+            <w:pPr>
+              <w:jc w:val="center"/>
+            </w:pPr>
+            <w:r>
+              <w:rPr>
+                <w:rFonts w:ascii="Times New Roman" w:hAnsi="Times New Roman"/>
+                <w:b/>
+                <w:sz w:val="18"/>
+              </w:rPr>
+              <w:t>Exposure</w:t>
+            </w:r>
+          </w:p>
+        </w:tc>
+        <w:tc>
+          <w:tcPr>
+            <w:tcW w:type="dxa" w:w="2340"/>
+          </w:tcPr>
+          <w:p>
+            <w:pPr>
+              <w:jc w:val="center"/>
+            </w:pPr>
+            <w:r>
+              <w:rPr>
+                <w:rFonts w:ascii="Times New Roman" w:hAnsi="Times New Roman"/>
+                <w:b/>
+                <w:sz w:val="18"/>
+              </w:rPr>
+              <w:t>Coefficient</w:t>
+            </w:r>
+          </w:p>
+        </w:tc>
+        <w:tc>
+          <w:tcPr>
+            <w:tcW w:type="dxa" w:w="2340"/>
+          </w:tcPr>
+          <w:p>
+            <w:pPr>
+              <w:jc w:val="center"/>
+            </w:pPr>
+            <w:r>
+              <w:rPr>
+                <w:rFonts w:ascii="Times New Roman" w:hAnsi="Times New Roman"/>
+                <w:b/>
+                <w:sz w:val="18"/>
+              </w:rPr>
+              <w:t>p</w:t>
+            </w:r>
+          </w:p>
+        </w:tc>
+        <w:tc>
+          <w:tcPr>
+            <w:tcW w:type="dxa" w:w="2340"/>
+          </w:tcPr>
+          <w:p>
+            <w:pPr>
+              <w:jc w:val="center"/>
+            </w:pPr>
+            <w:r>
+              <w:rPr>
+                <w:rFonts w:ascii="Times New Roman" w:hAnsi="Times New Roman"/>
+                <w:b/>
+                <w:sz w:val="18"/>
+              </w:rPr>
+              <w:t>n</w:t>
+            </w:r>
+          </w:p>
+        </w:tc>
+      </w:tr>
+      <w:tr>
+        <w:tc>
+          <w:tcPr>
+            <w:tcW w:type="dxa" w:w="2340"/>
+          </w:tcPr>
+          <w:p>
+            <w:r>
+              <w:rPr>
+                <w:rFonts w:ascii="Times New Roman" w:hAnsi="Times New Roman"/>
+                <w:sz w:val="18"/>
+              </w:rPr>
+              <w:t>Lagged litigation rate</w:t>
+            </w:r>
+          </w:p>
+        </w:tc>
+        <w:tc>
+          <w:tcPr>
+            <w:tcW w:type="dxa" w:w="2340"/>
+          </w:tcPr>
+          <w:p>
+            <w:pPr>
+              <w:jc w:val="center"/>
+            </w:pPr>
+            <w:r>
+              <w:rPr>
+                <w:rFonts w:ascii="Times New Roman" w:hAnsi="Times New Roman"/>
+                <w:sz w:val="18"/>
+              </w:rPr>
+              <w:t>-0.0003</w:t>
+            </w:r>
+          </w:p>
+        </w:tc>
+        <w:tc>
+          <w:tcPr>
+            <w:tcW w:type="dxa" w:w="2340"/>
+          </w:tcPr>
+          <w:p>
+            <w:pPr>
+              <w:jc w:val="center"/>
+            </w:pPr>
+            <w:r>
+              <w:rPr>
+                <w:rFonts w:ascii="Times New Roman" w:hAnsi="Times New Roman"/>
+                <w:sz w:val="18"/>
+              </w:rPr>
+              <w:t>0.72</w:t>
+            </w:r>
+          </w:p>
+        </w:tc>
+        <w:tc>
+          <w:tcPr>
+            <w:tcW w:type="dxa" w:w="2340"/>
+          </w:tcPr>
+          <w:p>
+            <w:pPr>
+              <w:jc w:val="center"/>
+            </w:pPr>
+            <w:r>
+              <w:rPr>
+                <w:rFonts w:ascii="Times New Roman" w:hAnsi="Times New Roman"/>
+                <w:sz w:val="18"/>
+              </w:rPr>
+              <w:t>120</w:t>
+            </w:r>
+          </w:p>
+        </w:tc>
+      </w:tr>
+      <w:tr>
+        <w:tc>
+          <w:tcPr>
+            <w:tcW w:type="dxa" w:w="2340"/>
+          </w:tcPr>
+          <w:p>
+            <w:r>
+              <w:rPr>
+                <w:rFonts w:ascii="Times New Roman" w:hAnsi="Times New Roman"/>
+                <w:sz w:val="18"/>
+              </w:rPr>
+              <w:t>Lagged media count (per 1,000 articles)</w:t>
+            </w:r>
+          </w:p>
+        </w:tc>
+        <w:tc>
+          <w:tcPr>
+            <w:tcW w:type="dxa" w:w="2340"/>
+          </w:tcPr>
+          <w:p>
+            <w:pPr>
+              <w:jc w:val="center"/>
+            </w:pPr>
+            <w:r>
+              <w:rPr>
+                <w:rFonts w:ascii="Times New Roman" w:hAnsi="Times New Roman"/>
+                <w:sz w:val="18"/>
+              </w:rPr>
+              <w:t>-0.0014</w:t>
+            </w:r>
+          </w:p>
+        </w:tc>
+        <w:tc>
+          <w:tcPr>
+            <w:tcW w:type="dxa" w:w="2340"/>
+          </w:tcPr>
+          <w:p>
+            <w:pPr>
+              <w:jc w:val="center"/>
+            </w:pPr>
+            <w:r>
+              <w:rPr>
+                <w:rFonts w:ascii="Times New Roman" w:hAnsi="Times New Roman"/>
+                <w:sz w:val="18"/>
+              </w:rPr>
+              <w:t>0.21</w:t>
+            </w:r>
+          </w:p>
+        </w:tc>
+        <w:tc>
+          <w:tcPr>
+            <w:tcW w:type="dxa" w:w="2340"/>
+          </w:tcPr>
+          <w:p>
+            <w:pPr>
+              <w:jc w:val="center"/>
+            </w:pPr>
+            <w:r>
+              <w:rPr>
+                <w:rFonts w:ascii="Times New Roman" w:hAnsi="Times New Roman"/>
+                <w:sz w:val="18"/>
+              </w:rPr>
+              <w:t>120</w:t>
+            </w:r>
+          </w:p>
+        </w:tc>
+      </w:tr>
+    </w:tbl>
+    <w:p/>
+    <w:p>
+      <w:pPr>
+        <w:spacing w:before="280" w:after="120"/>
+      </w:pPr>
+      <w:r>
+        <w:rPr>
+          <w:rFonts w:ascii="Times New Roman" w:hAnsi="Times New Roman"/>
+          <w:b/>
+          <w:sz w:val="20"/>
+        </w:rPr>
+        <w:t>Supplementary Table 5. Holm step-down adjusted p-values for the exploratory sensitivity tests and the JOCS-CP indicator.</w:t>
+      </w:r>
+    </w:p>
+    <w:tbl>
+      <w:tblPr>
+        <w:tblStyle w:val="TableGrid"/>
+        <w:tblW w:type="auto" w:w="0"/>
+        <w:tblLook w:firstColumn="1" w:firstRow="1" w:lastColumn="0" w:lastRow="0" w:noHBand="0" w:noVBand="1" w:val="04A0"/>
+      </w:tblPr>
+      <w:tblGrid>
+        <w:gridCol w:w="3120"/>
+        <w:gridCol w:w="3120"/>
+        <w:gridCol w:w="3120"/>
+      </w:tblGrid>
+      <w:tr>
+        <w:tc>
+          <w:tcPr>
+            <w:tcW w:type="dxa" w:w="3120"/>
+          </w:tcPr>
+          <w:p>
+            <w:pPr>
+              <w:jc w:val="center"/>
+            </w:pPr>
+            <w:r>
+              <w:rPr>
+                <w:rFonts w:ascii="Times New Roman" w:hAnsi="Times New Roman"/>
+                <w:b/>
+                <w:sz w:val="18"/>
+              </w:rPr>
+              <w:t>Test</w:t>
+            </w:r>
+          </w:p>
+        </w:tc>
+        <w:tc>
+          <w:tcPr>
+            <w:tcW w:type="dxa" w:w="3120"/>
+          </w:tcPr>
+          <w:p>
+            <w:pPr>
+              <w:jc w:val="center"/>
+            </w:pPr>
+            <w:r>
+              <w:rPr>
+                <w:rFonts w:ascii="Times New Roman" w:hAnsi="Times New Roman"/>
+                <w:b/>
+                <w:sz w:val="18"/>
+              </w:rPr>
+              <w:t>Raw p</w:t>
+            </w:r>
+          </w:p>
+        </w:tc>
+        <w:tc>
+          <w:tcPr>
+            <w:tcW w:type="dxa" w:w="3120"/>
+          </w:tcPr>
+          <w:p>
+            <w:pPr>
+              <w:jc w:val="center"/>
+            </w:pPr>
+            <w:r>
+              <w:rPr>
+                <w:rFonts w:ascii="Times New Roman" w:hAnsi="Times New Roman"/>
+                <w:b/>
+                <w:sz w:val="18"/>
+              </w:rPr>
+              <w:t>Holm-adjusted p</w:t>
+            </w:r>
+          </w:p>
+        </w:tc>
+      </w:tr>
+      <w:tr>
+        <w:tc>
+          <w:tcPr>
+            <w:tcW w:type="dxa" w:w="3120"/>
+          </w:tcPr>
+          <w:p>
+            <w:r>
+              <w:rPr>
+                <w:rFonts w:ascii="Times New Roman" w:hAnsi="Times New Roman"/>
+                <w:sz w:val="18"/>
+              </w:rPr>
+              <w:t>Biennial physician growth ~ lagged litigation rate (JOCS-CP indicator)</w:t>
+            </w:r>
+          </w:p>
+        </w:tc>
+        <w:tc>
+          <w:tcPr>
+            <w:tcW w:type="dxa" w:w="3120"/>
+          </w:tcPr>
+          <w:p>
+            <w:pPr>
+              <w:jc w:val="center"/>
+            </w:pPr>
+            <w:r>
+              <w:rPr>
+                <w:rFonts w:ascii="Times New Roman" w:hAnsi="Times New Roman"/>
+                <w:sz w:val="18"/>
+              </w:rPr>
+              <w:t>0.249</w:t>
+            </w:r>
+          </w:p>
+        </w:tc>
+        <w:tc>
+          <w:tcPr>
+            <w:tcW w:type="dxa" w:w="3120"/>
+          </w:tcPr>
+          <w:p>
+            <w:pPr>
+              <w:jc w:val="center"/>
+            </w:pPr>
+            <w:r>
+              <w:rPr>
+                <w:rFonts w:ascii="Times New Roman" w:hAnsi="Times New Roman"/>
+                <w:sz w:val="18"/>
+              </w:rPr>
+              <w:t>1.000</w:t>
+            </w:r>
+          </w:p>
+        </w:tc>
+      </w:tr>
+      <w:tr>
+        <w:tc>
+          <w:tcPr>
+            <w:tcW w:type="dxa" w:w="3120"/>
+          </w:tcPr>
+          <w:p>
+            <w:r>
+              <w:rPr>
+                <w:rFonts w:ascii="Times New Roman" w:hAnsi="Times New Roman"/>
+                <w:sz w:val="18"/>
+              </w:rPr>
+              <w:t>Biennial hospital growth ~ lagged litigation rate (JOCS-CP indicator)</w:t>
+            </w:r>
+          </w:p>
+        </w:tc>
+        <w:tc>
+          <w:tcPr>
+            <w:tcW w:type="dxa" w:w="3120"/>
+          </w:tcPr>
+          <w:p>
+            <w:pPr>
+              <w:jc w:val="center"/>
+            </w:pPr>
+            <w:r>
+              <w:rPr>
+                <w:rFonts w:ascii="Times New Roman" w:hAnsi="Times New Roman"/>
+                <w:sz w:val="18"/>
+              </w:rPr>
+              <w:t>0.013</w:t>
+            </w:r>
+          </w:p>
+        </w:tc>
+        <w:tc>
+          <w:tcPr>
+            <w:tcW w:type="dxa" w:w="3120"/>
+          </w:tcPr>
+          <w:p>
+            <w:pPr>
+              <w:jc w:val="center"/>
+            </w:pPr>
+            <w:r>
+              <w:rPr>
+                <w:rFonts w:ascii="Times New Roman" w:hAnsi="Times New Roman"/>
+                <w:sz w:val="18"/>
+              </w:rPr>
+              <w:t>0.250</w:t>
+            </w:r>
+          </w:p>
+        </w:tc>
+      </w:tr>
+      <w:tr>
+        <w:tc>
+          <w:tcPr>
+            <w:tcW w:type="dxa" w:w="3120"/>
+          </w:tcPr>
+          <w:p>
+            <w:r>
+              <w:rPr>
+                <w:rFonts w:ascii="Times New Roman" w:hAnsi="Times New Roman"/>
+                <w:sz w:val="18"/>
+              </w:rPr>
+              <w:t>COUNTS contrast: physician growth ~ lagged litigation COUNT</w:t>
+            </w:r>
+          </w:p>
+        </w:tc>
+        <w:tc>
+          <w:tcPr>
+            <w:tcW w:type="dxa" w:w="3120"/>
+          </w:tcPr>
+          <w:p>
+            <w:pPr>
+              <w:jc w:val="center"/>
+            </w:pPr>
+            <w:r>
+              <w:rPr>
+                <w:rFonts w:ascii="Times New Roman" w:hAnsi="Times New Roman"/>
+                <w:sz w:val="18"/>
+              </w:rPr>
+              <w:t>0.506</w:t>
+            </w:r>
+          </w:p>
+        </w:tc>
+        <w:tc>
+          <w:tcPr>
+            <w:tcW w:type="dxa" w:w="3120"/>
+          </w:tcPr>
+          <w:p>
+            <w:pPr>
+              <w:jc w:val="center"/>
+            </w:pPr>
+            <w:r>
+              <w:rPr>
+                <w:rFonts w:ascii="Times New Roman" w:hAnsi="Times New Roman"/>
+                <w:sz w:val="18"/>
+              </w:rPr>
+              <w:t>1.000</w:t>
+            </w:r>
+          </w:p>
+        </w:tc>
+      </w:tr>
+      <w:tr>
+        <w:tc>
+          <w:tcPr>
+            <w:tcW w:type="dxa" w:w="3120"/>
+          </w:tcPr>
+          <w:p>
+            <w:r>
+              <w:rPr>
+                <w:rFonts w:ascii="Times New Roman" w:hAnsi="Times New Roman"/>
+                <w:sz w:val="18"/>
+              </w:rPr>
+              <w:t>Annual hospital growth ~ lagged litigation rate (2008-2024)</w:t>
+            </w:r>
+          </w:p>
+        </w:tc>
+        <w:tc>
+          <w:tcPr>
+            <w:tcW w:type="dxa" w:w="3120"/>
+          </w:tcPr>
+          <w:p>
+            <w:pPr>
+              <w:jc w:val="center"/>
+            </w:pPr>
+            <w:r>
+              <w:rPr>
+                <w:rFonts w:ascii="Times New Roman" w:hAnsi="Times New Roman"/>
+                <w:sz w:val="18"/>
+              </w:rPr>
+              <w:t>0.994</w:t>
+            </w:r>
+          </w:p>
+        </w:tc>
+        <w:tc>
+          <w:tcPr>
+            <w:tcW w:type="dxa" w:w="3120"/>
+          </w:tcPr>
+          <w:p>
+            <w:pPr>
+              <w:jc w:val="center"/>
+            </w:pPr>
+            <w:r>
+              <w:rPr>
+                <w:rFonts w:ascii="Times New Roman" w:hAnsi="Times New Roman"/>
+                <w:sz w:val="18"/>
+              </w:rPr>
+              <w:t>1.000</w:t>
+            </w:r>
+          </w:p>
+        </w:tc>
+      </w:tr>
+      <w:tr>
+        <w:tc>
+          <w:tcPr>
+            <w:tcW w:type="dxa" w:w="3120"/>
+          </w:tcPr>
+          <w:p>
+            <w:r>
+              <w:rPr>
+                <w:rFonts w:ascii="Times New Roman" w:hAnsi="Times New Roman"/>
+                <w:sz w:val="18"/>
+              </w:rPr>
+              <w:t>SENSITIVITY interpolated-annual physician growth ~ lag rate</w:t>
+            </w:r>
+          </w:p>
+        </w:tc>
+        <w:tc>
+          <w:tcPr>
+            <w:tcW w:type="dxa" w:w="3120"/>
+          </w:tcPr>
+          <w:p>
+            <w:pPr>
+              <w:jc w:val="center"/>
+            </w:pPr>
+            <w:r>
+              <w:rPr>
+                <w:rFonts w:ascii="Times New Roman" w:hAnsi="Times New Roman"/>
+                <w:sz w:val="18"/>
+              </w:rPr>
+              <w:t>0.389</w:t>
+            </w:r>
+          </w:p>
+        </w:tc>
+        <w:tc>
+          <w:tcPr>
+            <w:tcW w:type="dxa" w:w="3120"/>
+          </w:tcPr>
+          <w:p>
+            <w:pPr>
+              <w:jc w:val="center"/>
+            </w:pPr>
+            <w:r>
+              <w:rPr>
+                <w:rFonts w:ascii="Times New Roman" w:hAnsi="Times New Roman"/>
+                <w:sz w:val="18"/>
+              </w:rPr>
+              <w:t>1.000</w:t>
+            </w:r>
+          </w:p>
+        </w:tc>
+      </w:tr>
+      <w:tr>
+        <w:tc>
+          <w:tcPr>
+            <w:tcW w:type="dxa" w:w="3120"/>
+          </w:tcPr>
+          <w:p>
+            <w:r>
+              <w:rPr>
+                <w:rFonts w:ascii="Times New Roman" w:hAnsi="Times New Roman"/>
+                <w:sz w:val="18"/>
+              </w:rPr>
+              <w:t>JMSR-adjusted annual hospital growth (2016-2024) ~ lit rate + JMSR rate (litigation rate)</w:t>
+            </w:r>
+          </w:p>
+        </w:tc>
+        <w:tc>
+          <w:tcPr>
+            <w:tcW w:type="dxa" w:w="3120"/>
+          </w:tcPr>
+          <w:p>
+            <w:pPr>
+              <w:jc w:val="center"/>
+            </w:pPr>
+            <w:r>
+              <w:rPr>
+                <w:rFonts w:ascii="Times New Roman" w:hAnsi="Times New Roman"/>
+                <w:sz w:val="18"/>
+              </w:rPr>
+              <w:t>0.283</w:t>
+            </w:r>
+          </w:p>
+        </w:tc>
+        <w:tc>
+          <w:tcPr>
+            <w:tcW w:type="dxa" w:w="3120"/>
+          </w:tcPr>
+          <w:p>
+            <w:pPr>
+              <w:jc w:val="center"/>
+            </w:pPr>
+            <w:r>
+              <w:rPr>
+                <w:rFonts w:ascii="Times New Roman" w:hAnsi="Times New Roman"/>
+                <w:sz w:val="18"/>
+              </w:rPr>
+              <w:t>1.000</w:t>
+            </w:r>
+          </w:p>
+        </w:tc>
+      </w:tr>
+      <w:tr>
+        <w:tc>
+          <w:tcPr>
+            <w:tcW w:type="dxa" w:w="3120"/>
+          </w:tcPr>
+          <w:p>
+            <w:r>
+              <w:rPr>
+                <w:rFonts w:ascii="Times New Roman" w:hAnsi="Times New Roman"/>
+                <w:sz w:val="18"/>
+              </w:rPr>
+              <w:t>JMSR-adjusted annual hospital growth (2016-2024) ~ lit rate + JMSR rate (JMSR report rate)</w:t>
+            </w:r>
+          </w:p>
+        </w:tc>
+        <w:tc>
+          <w:tcPr>
+            <w:tcW w:type="dxa" w:w="3120"/>
+          </w:tcPr>
+          <w:p>
+            <w:pPr>
+              <w:jc w:val="center"/>
+            </w:pPr>
+            <w:r>
+              <w:rPr>
+                <w:rFonts w:ascii="Times New Roman" w:hAnsi="Times New Roman"/>
+                <w:sz w:val="18"/>
+              </w:rPr>
+              <w:t>0.664</w:t>
+            </w:r>
+          </w:p>
+        </w:tc>
+        <w:tc>
+          <w:tcPr>
+            <w:tcW w:type="dxa" w:w="3120"/>
+          </w:tcPr>
+          <w:p>
+            <w:pPr>
+              <w:jc w:val="center"/>
+            </w:pPr>
+            <w:r>
+              <w:rPr>
+                <w:rFonts w:ascii="Times New Roman" w:hAnsi="Times New Roman"/>
+                <w:sz w:val="18"/>
+              </w:rPr>
+              <w:t>1.000</w:t>
+            </w:r>
+          </w:p>
+        </w:tc>
+      </w:tr>
+      <w:tr>
+        <w:tc>
+          <w:tcPr>
+            <w:tcW w:type="dxa" w:w="3120"/>
+          </w:tcPr>
+          <w:p>
+            <w:r>
+              <w:rPr>
+                <w:rFonts w:ascii="Times New Roman" w:hAnsi="Times New Roman"/>
+                <w:sz w:val="18"/>
+              </w:rPr>
+              <w:t>Media-adjusted annual hospital growth (2009-2018) ~ lit rate + media count (litigation rate)</w:t>
+            </w:r>
+          </w:p>
+        </w:tc>
+        <w:tc>
+          <w:tcPr>
+            <w:tcW w:type="dxa" w:w="3120"/>
+          </w:tcPr>
+          <w:p>
+            <w:pPr>
+              <w:jc w:val="center"/>
+            </w:pPr>
+            <w:r>
+              <w:rPr>
+                <w:rFonts w:ascii="Times New Roman" w:hAnsi="Times New Roman"/>
+                <w:sz w:val="18"/>
+              </w:rPr>
+              <w:t>0.718</w:t>
+            </w:r>
+          </w:p>
+        </w:tc>
+        <w:tc>
+          <w:tcPr>
+            <w:tcW w:type="dxa" w:w="3120"/>
+          </w:tcPr>
+          <w:p>
+            <w:pPr>
+              <w:jc w:val="center"/>
+            </w:pPr>
+            <w:r>
+              <w:rPr>
+                <w:rFonts w:ascii="Times New Roman" w:hAnsi="Times New Roman"/>
+                <w:sz w:val="18"/>
+              </w:rPr>
+              <w:t>1.000</w:t>
+            </w:r>
+          </w:p>
+        </w:tc>
+      </w:tr>
+      <w:tr>
+        <w:tc>
+          <w:tcPr>
+            <w:tcW w:type="dxa" w:w="3120"/>
+          </w:tcPr>
+          <w:p>
+            <w:r>
+              <w:rPr>
+                <w:rFonts w:ascii="Times New Roman" w:hAnsi="Times New Roman"/>
+                <w:sz w:val="18"/>
+              </w:rPr>
+              <w:t>Media-adjusted annual hospital growth (2009-2018) ~ lit rate + media count (media count)</w:t>
+            </w:r>
+          </w:p>
+        </w:tc>
+        <w:tc>
+          <w:tcPr>
+            <w:tcW w:type="dxa" w:w="3120"/>
+          </w:tcPr>
+          <w:p>
+            <w:pPr>
+              <w:jc w:val="center"/>
+            </w:pPr>
+            <w:r>
+              <w:rPr>
+                <w:rFonts w:ascii="Times New Roman" w:hAnsi="Times New Roman"/>
+                <w:sz w:val="18"/>
+              </w:rPr>
+              <w:t>0.209</w:t>
+            </w:r>
+          </w:p>
+        </w:tc>
+        <w:tc>
+          <w:tcPr>
+            <w:tcW w:type="dxa" w:w="3120"/>
+          </w:tcPr>
+          <w:p>
+            <w:pPr>
+              <w:jc w:val="center"/>
+            </w:pPr>
+            <w:r>
+              <w:rPr>
+                <w:rFonts w:ascii="Times New Roman" w:hAnsi="Times New Roman"/>
+                <w:sz w:val="18"/>
+              </w:rPr>
+              <w:t>1.000</w:t>
+            </w:r>
+          </w:p>
+        </w:tc>
+      </w:tr>
+      <w:tr>
+        <w:tc>
+          <w:tcPr>
+            <w:tcW w:type="dxa" w:w="3120"/>
+          </w:tcPr>
+          <w:p>
+            <w:r>
+              <w:rPr>
+                <w:rFonts w:ascii="Times New Roman" w:hAnsi="Times New Roman"/>
+                <w:sz w:val="18"/>
+              </w:rPr>
+              <w:t>Heterogeneity (high-litigation) physician growth ~ lagged litigation rate (main effect)</w:t>
+            </w:r>
+          </w:p>
+        </w:tc>
+        <w:tc>
+          <w:tcPr>
+            <w:tcW w:type="dxa" w:w="3120"/>
+          </w:tcPr>
+          <w:p>
+            <w:pPr>
+              <w:jc w:val="center"/>
+            </w:pPr>
+            <w:r>
+              <w:rPr>
+                <w:rFonts w:ascii="Times New Roman" w:hAnsi="Times New Roman"/>
+                <w:sz w:val="18"/>
+              </w:rPr>
+              <w:t>0.269</w:t>
+            </w:r>
+          </w:p>
+        </w:tc>
+        <w:tc>
+          <w:tcPr>
+            <w:tcW w:type="dxa" w:w="3120"/>
+          </w:tcPr>
+          <w:p>
+            <w:pPr>
+              <w:jc w:val="center"/>
+            </w:pPr>
+            <w:r>
+              <w:rPr>
+                <w:rFonts w:ascii="Times New Roman" w:hAnsi="Times New Roman"/>
+                <w:sz w:val="18"/>
+              </w:rPr>
+              <w:t>1.000</w:t>
+            </w:r>
+          </w:p>
+        </w:tc>
+      </w:tr>
+      <w:tr>
+        <w:tc>
+          <w:tcPr>
+            <w:tcW w:type="dxa" w:w="3120"/>
+          </w:tcPr>
+          <w:p>
+            <w:r>
+              <w:rPr>
+                <w:rFonts w:ascii="Times New Roman" w:hAnsi="Times New Roman"/>
+                <w:sz w:val="18"/>
+              </w:rPr>
+              <w:t>Heterogeneity (high-litigation) physician growth ~ lagged litigation rate (interaction)</w:t>
+            </w:r>
+          </w:p>
+        </w:tc>
+        <w:tc>
+          <w:tcPr>
+            <w:tcW w:type="dxa" w:w="3120"/>
+          </w:tcPr>
+          <w:p>
+            <w:pPr>
+              <w:jc w:val="center"/>
+            </w:pPr>
+            <w:r>
+              <w:rPr>
+                <w:rFonts w:ascii="Times New Roman" w:hAnsi="Times New Roman"/>
+                <w:sz w:val="18"/>
+              </w:rPr>
+              <w:t>0.240</w:t>
+            </w:r>
+          </w:p>
+        </w:tc>
+        <w:tc>
+          <w:tcPr>
+            <w:tcW w:type="dxa" w:w="3120"/>
+          </w:tcPr>
+          <w:p>
+            <w:pPr>
+              <w:jc w:val="center"/>
+            </w:pPr>
+            <w:r>
+              <w:rPr>
+                <w:rFonts w:ascii="Times New Roman" w:hAnsi="Times New Roman"/>
+                <w:sz w:val="18"/>
+              </w:rPr>
+              <w:t>1.000</w:t>
+            </w:r>
+          </w:p>
+        </w:tc>
+      </w:tr>
+      <w:tr>
+        <w:tc>
+          <w:tcPr>
+            <w:tcW w:type="dxa" w:w="3120"/>
+          </w:tcPr>
+          <w:p>
+            <w:r>
+              <w:rPr>
+                <w:rFonts w:ascii="Times New Roman" w:hAnsi="Times New Roman"/>
+                <w:sz w:val="18"/>
+              </w:rPr>
+              <w:t>Heterogeneity (surgical) physician growth ~ lagged litigation rate (main effect)</w:t>
+            </w:r>
+          </w:p>
+        </w:tc>
+        <w:tc>
+          <w:tcPr>
+            <w:tcW w:type="dxa" w:w="3120"/>
+          </w:tcPr>
+          <w:p>
+            <w:pPr>
+              <w:jc w:val="center"/>
+            </w:pPr>
+            <w:r>
+              <w:rPr>
+                <w:rFonts w:ascii="Times New Roman" w:hAnsi="Times New Roman"/>
+                <w:sz w:val="18"/>
+              </w:rPr>
+              <w:t>0.239</w:t>
+            </w:r>
+          </w:p>
+        </w:tc>
+        <w:tc>
+          <w:tcPr>
+            <w:tcW w:type="dxa" w:w="3120"/>
+          </w:tcPr>
+          <w:p>
+            <w:pPr>
+              <w:jc w:val="center"/>
+            </w:pPr>
+            <w:r>
+              <w:rPr>
+                <w:rFonts w:ascii="Times New Roman" w:hAnsi="Times New Roman"/>
+                <w:sz w:val="18"/>
+              </w:rPr>
+              <w:t>1.000</w:t>
+            </w:r>
+          </w:p>
+        </w:tc>
+      </w:tr>
+      <w:tr>
+        <w:tc>
+          <w:tcPr>
+            <w:tcW w:type="dxa" w:w="3120"/>
+          </w:tcPr>
+          <w:p>
+            <w:r>
+              <w:rPr>
+                <w:rFonts w:ascii="Times New Roman" w:hAnsi="Times New Roman"/>
+                <w:sz w:val="18"/>
+              </w:rPr>
+              <w:t>Heterogeneity (surgical) physician growth ~ lagged litigation rate (interaction)</w:t>
+            </w:r>
+          </w:p>
+        </w:tc>
+        <w:tc>
+          <w:tcPr>
+            <w:tcW w:type="dxa" w:w="3120"/>
+          </w:tcPr>
+          <w:p>
+            <w:pPr>
+              <w:jc w:val="center"/>
+            </w:pPr>
+            <w:r>
+              <w:rPr>
+                <w:rFonts w:ascii="Times New Roman" w:hAnsi="Times New Roman"/>
+                <w:sz w:val="18"/>
+              </w:rPr>
+              <w:t>0.391</w:t>
+            </w:r>
+          </w:p>
+        </w:tc>
+        <w:tc>
+          <w:tcPr>
+            <w:tcW w:type="dxa" w:w="3120"/>
+          </w:tcPr>
+          <w:p>
+            <w:pPr>
+              <w:jc w:val="center"/>
+            </w:pPr>
+            <w:r>
+              <w:rPr>
+                <w:rFonts w:ascii="Times New Roman" w:hAnsi="Times New Roman"/>
+                <w:sz w:val="18"/>
+              </w:rPr>
+              <w:t>1.000</w:t>
+            </w:r>
+          </w:p>
+        </w:tc>
+      </w:tr>
+      <w:tr>
+        <w:tc>
+          <w:tcPr>
+            <w:tcW w:type="dxa" w:w="3120"/>
+          </w:tcPr>
+          <w:p>
+            <w:r>
+              <w:rPr>
+                <w:rFonts w:ascii="Times New Roman" w:hAnsi="Times New Roman"/>
+                <w:sz w:val="18"/>
+              </w:rPr>
+              <w:t>Heterogeneity (high-litigation) hospital growth ~ lagged litigation rate (main effect)</w:t>
+            </w:r>
+          </w:p>
+        </w:tc>
+        <w:tc>
+          <w:tcPr>
+            <w:tcW w:type="dxa" w:w="3120"/>
+          </w:tcPr>
+          <w:p>
+            <w:pPr>
+              <w:jc w:val="center"/>
+            </w:pPr>
+            <w:r>
+              <w:rPr>
+                <w:rFonts w:ascii="Times New Roman" w:hAnsi="Times New Roman"/>
+                <w:sz w:val="18"/>
+              </w:rPr>
+              <w:t>0.988</w:t>
+            </w:r>
+          </w:p>
+        </w:tc>
+        <w:tc>
+          <w:tcPr>
+            <w:tcW w:type="dxa" w:w="3120"/>
+          </w:tcPr>
+          <w:p>
+            <w:pPr>
+              <w:jc w:val="center"/>
+            </w:pPr>
+            <w:r>
+              <w:rPr>
+                <w:rFonts w:ascii="Times New Roman" w:hAnsi="Times New Roman"/>
+                <w:sz w:val="18"/>
+              </w:rPr>
+              <w:t>1.000</w:t>
+            </w:r>
+          </w:p>
+        </w:tc>
+      </w:tr>
+      <w:tr>
+        <w:tc>
+          <w:tcPr>
+            <w:tcW w:type="dxa" w:w="3120"/>
+          </w:tcPr>
+          <w:p>
+            <w:r>
+              <w:rPr>
+                <w:rFonts w:ascii="Times New Roman" w:hAnsi="Times New Roman"/>
+                <w:sz w:val="18"/>
+              </w:rPr>
+              <w:t>Heterogeneity (high-litigation) hospital growth ~ lagged litigation rate (interaction)</w:t>
+            </w:r>
+          </w:p>
+        </w:tc>
+        <w:tc>
+          <w:tcPr>
+            <w:tcW w:type="dxa" w:w="3120"/>
+          </w:tcPr>
+          <w:p>
+            <w:pPr>
+              <w:jc w:val="center"/>
+            </w:pPr>
+            <w:r>
+              <w:rPr>
+                <w:rFonts w:ascii="Times New Roman" w:hAnsi="Times New Roman"/>
+                <w:sz w:val="18"/>
+              </w:rPr>
+              <w:t>0.928</w:t>
+            </w:r>
+          </w:p>
+        </w:tc>
+        <w:tc>
+          <w:tcPr>
+            <w:tcW w:type="dxa" w:w="3120"/>
+          </w:tcPr>
+          <w:p>
+            <w:pPr>
+              <w:jc w:val="center"/>
+            </w:pPr>
+            <w:r>
+              <w:rPr>
+                <w:rFonts w:ascii="Times New Roman" w:hAnsi="Times New Roman"/>
+                <w:sz w:val="18"/>
+              </w:rPr>
+              <w:t>1.000</w:t>
+            </w:r>
+          </w:p>
+        </w:tc>
+      </w:tr>
+      <w:tr>
+        <w:tc>
+          <w:tcPr>
+            <w:tcW w:type="dxa" w:w="3120"/>
+          </w:tcPr>
+          <w:p>
+            <w:r>
+              <w:rPr>
+                <w:rFonts w:ascii="Times New Roman" w:hAnsi="Times New Roman"/>
+                <w:sz w:val="18"/>
+              </w:rPr>
+              <w:t>Heterogeneity (surgical) hospital growth ~ lagged litigation rate (main effect)</w:t>
+            </w:r>
+          </w:p>
+        </w:tc>
+        <w:tc>
+          <w:tcPr>
+            <w:tcW w:type="dxa" w:w="3120"/>
+          </w:tcPr>
+          <w:p>
+            <w:pPr>
+              <w:jc w:val="center"/>
+            </w:pPr>
+            <w:r>
+              <w:rPr>
+                <w:rFonts w:ascii="Times New Roman" w:hAnsi="Times New Roman"/>
+                <w:sz w:val="18"/>
+              </w:rPr>
+              <w:t>0.124</w:t>
+            </w:r>
+          </w:p>
+        </w:tc>
+        <w:tc>
+          <w:tcPr>
+            <w:tcW w:type="dxa" w:w="3120"/>
+          </w:tcPr>
+          <w:p>
+            <w:pPr>
+              <w:jc w:val="center"/>
+            </w:pPr>
+            <w:r>
+              <w:rPr>
+                <w:rFonts w:ascii="Times New Roman" w:hAnsi="Times New Roman"/>
+                <w:sz w:val="18"/>
+              </w:rPr>
+              <w:t>1.000</w:t>
+            </w:r>
+          </w:p>
+        </w:tc>
+      </w:tr>
+      <w:tr>
+        <w:tc>
+          <w:tcPr>
+            <w:tcW w:type="dxa" w:w="3120"/>
+          </w:tcPr>
+          <w:p>
+            <w:r>
+              <w:rPr>
+                <w:rFonts w:ascii="Times New Roman" w:hAnsi="Times New Roman"/>
+                <w:sz w:val="18"/>
+              </w:rPr>
+              <w:t>Heterogeneity (surgical) hospital growth ~ lagged litigation rate (interaction)</w:t>
+            </w:r>
+          </w:p>
+        </w:tc>
+        <w:tc>
+          <w:tcPr>
+            <w:tcW w:type="dxa" w:w="3120"/>
+          </w:tcPr>
+          <w:p>
+            <w:pPr>
+              <w:jc w:val="center"/>
+            </w:pPr>
+            <w:r>
+              <w:rPr>
+                <w:rFonts w:ascii="Times New Roman" w:hAnsi="Times New Roman"/>
+                <w:sz w:val="18"/>
+              </w:rPr>
+              <w:t>0.064</w:t>
+            </w:r>
+          </w:p>
+        </w:tc>
+        <w:tc>
+          <w:tcPr>
+            <w:tcW w:type="dxa" w:w="3120"/>
+          </w:tcPr>
+          <w:p>
+            <w:pPr>
+              <w:jc w:val="center"/>
+            </w:pPr>
+            <w:r>
+              <w:rPr>
+                <w:rFonts w:ascii="Times New Roman" w:hAnsi="Times New Roman"/>
+                <w:sz w:val="18"/>
+              </w:rPr>
+              <w:t>1.000</w:t>
+            </w:r>
+          </w:p>
+        </w:tc>
+      </w:tr>
+      <w:tr>
+        <w:tc>
+          <w:tcPr>
+            <w:tcW w:type="dxa" w:w="3120"/>
+          </w:tcPr>
+          <w:p>
+            <w:r>
+              <w:rPr>
+                <w:rFonts w:ascii="Times New Roman" w:hAnsi="Times New Roman"/>
+                <w:sz w:val="18"/>
+              </w:rPr>
+              <w:t>Trend robustness: physician growth ~ lagged litigation rate + specialty trends</w:t>
+            </w:r>
+          </w:p>
+        </w:tc>
+        <w:tc>
+          <w:tcPr>
+            <w:tcW w:type="dxa" w:w="3120"/>
+          </w:tcPr>
+          <w:p>
+            <w:pPr>
+              <w:jc w:val="center"/>
+            </w:pPr>
+            <w:r>
+              <w:rPr>
+                <w:rFonts w:ascii="Times New Roman" w:hAnsi="Times New Roman"/>
+                <w:sz w:val="18"/>
+              </w:rPr>
+              <w:t>0.728</w:t>
+            </w:r>
+          </w:p>
+        </w:tc>
+        <w:tc>
+          <w:tcPr>
+            <w:tcW w:type="dxa" w:w="3120"/>
+          </w:tcPr>
+          <w:p>
+            <w:pPr>
+              <w:jc w:val="center"/>
+            </w:pPr>
+            <w:r>
+              <w:rPr>
+                <w:rFonts w:ascii="Times New Roman" w:hAnsi="Times New Roman"/>
+                <w:sz w:val="18"/>
+              </w:rPr>
+              <w:t>1.000</w:t>
+            </w:r>
+          </w:p>
+        </w:tc>
+      </w:tr>
+      <w:tr>
+        <w:tc>
+          <w:tcPr>
+            <w:tcW w:type="dxa" w:w="3120"/>
+          </w:tcPr>
+          <w:p>
+            <w:r>
+              <w:rPr>
+                <w:rFonts w:ascii="Times New Roman" w:hAnsi="Times New Roman"/>
+                <w:sz w:val="18"/>
+              </w:rPr>
+              <w:t>Trend robustness: hospital growth ~ lagged litigation rate + specialty trends</w:t>
+            </w:r>
+          </w:p>
+        </w:tc>
+        <w:tc>
+          <w:tcPr>
+            <w:tcW w:type="dxa" w:w="3120"/>
+          </w:tcPr>
+          <w:p>
+            <w:pPr>
+              <w:jc w:val="center"/>
+            </w:pPr>
+            <w:r>
+              <w:rPr>
+                <w:rFonts w:ascii="Times New Roman" w:hAnsi="Times New Roman"/>
+                <w:sz w:val="18"/>
+              </w:rPr>
+              <w:t>0.114</w:t>
+            </w:r>
+          </w:p>
+        </w:tc>
+        <w:tc>
+          <w:tcPr>
+            <w:tcW w:type="dxa" w:w="3120"/>
+          </w:tcPr>
+          <w:p>
+            <w:pPr>
+              <w:jc w:val="center"/>
+            </w:pPr>
+            <w:r>
+              <w:rPr>
+                <w:rFonts w:ascii="Times New Roman" w:hAnsi="Times New Roman"/>
+                <w:sz w:val="18"/>
+              </w:rPr>
+              <w:t>1.000</w:t>
+            </w:r>
+          </w:p>
+        </w:tc>
+      </w:tr>
+    </w:tbl>
+    <w:p/>
+    <w:p>
+      <w:pPr>
+        <w:spacing w:before="280" w:after="120"/>
+      </w:pPr>
+      <w:r>
+        <w:rPr>
+          <w:rFonts w:ascii="Times New Roman" w:hAnsi="Times New Roman"/>
+          <w:b/>
+          <w:sz w:val="20"/>
+        </w:rPr>
+        <w:t>Supplementary Table 6. Cluster block-bootstrap p-values, percentile 95% confidence intervals, equivalence power (if true effect is zero), and minimum detectable effect per 1-SD litigation-rate increase.</w:t>
+      </w:r>
+    </w:p>
+    <w:tbl>
+      <w:tblPr>
+        <w:tblStyle w:val="TableGrid"/>
+        <w:tblW w:type="auto" w:w="0"/>
+        <w:tblLook w:firstColumn="1" w:firstRow="1" w:lastColumn="0" w:lastRow="0" w:noHBand="0" w:noVBand="1" w:val="04A0"/>
+      </w:tblPr>
+      <w:tblGrid>
+        <w:gridCol w:w="1560"/>
+        <w:gridCol w:w="1560"/>
+        <w:gridCol w:w="1560"/>
+        <w:gridCol w:w="1560"/>
+        <w:gridCol w:w="1560"/>
+        <w:gridCol w:w="1560"/>
+      </w:tblGrid>
+      <w:tr>
+        <w:tc>
+          <w:tcPr>
+            <w:tcW w:type="dxa" w:w="1560"/>
+          </w:tcPr>
+          <w:p>
+            <w:pPr>
+              <w:jc w:val="center"/>
+            </w:pPr>
+            <w:r>
+              <w:rPr>
+                <w:rFonts w:ascii="Times New Roman" w:hAnsi="Times New Roman"/>
+                <w:b/>
+                <w:sz w:val="18"/>
+              </w:rPr>
+              <w:t>Outcome</w:t>
+            </w:r>
+          </w:p>
+        </w:tc>
+        <w:tc>
+          <w:tcPr>
+            <w:tcW w:type="dxa" w:w="1560"/>
+          </w:tcPr>
+          <w:p>
+            <w:pPr>
+              <w:jc w:val="center"/>
+            </w:pPr>
+            <w:r>
+              <w:rPr>
+                <w:rFonts w:ascii="Times New Roman" w:hAnsi="Times New Roman"/>
+                <w:b/>
+                <w:sz w:val="18"/>
+              </w:rPr>
+              <w:t>Bootstrap p</w:t>
+            </w:r>
+          </w:p>
+        </w:tc>
+        <w:tc>
+          <w:tcPr>
+            <w:tcW w:type="dxa" w:w="1560"/>
+          </w:tcPr>
+          <w:p>
+            <w:pPr>
+              <w:jc w:val="center"/>
+            </w:pPr>
+            <w:r>
+              <w:rPr>
+                <w:rFonts w:ascii="Times New Roman" w:hAnsi="Times New Roman"/>
+                <w:b/>
+                <w:sz w:val="18"/>
+              </w:rPr>
+              <w:t>Bootstrap 95% CI</w:t>
+            </w:r>
+          </w:p>
+        </w:tc>
+        <w:tc>
+          <w:tcPr>
+            <w:tcW w:type="dxa" w:w="1560"/>
+          </w:tcPr>
+          <w:p>
+            <w:pPr>
+              <w:jc w:val="center"/>
+            </w:pPr>
+            <w:r>
+              <w:rPr>
+                <w:rFonts w:ascii="Times New Roman" w:hAnsi="Times New Roman"/>
+                <w:b/>
+                <w:sz w:val="18"/>
+              </w:rPr>
+              <w:t>Equivalence margin</w:t>
+            </w:r>
+          </w:p>
+        </w:tc>
+        <w:tc>
+          <w:tcPr>
+            <w:tcW w:type="dxa" w:w="1560"/>
+          </w:tcPr>
+          <w:p>
+            <w:pPr>
+              <w:jc w:val="center"/>
+            </w:pPr>
+            <w:r>
+              <w:rPr>
+                <w:rFonts w:ascii="Times New Roman" w:hAnsi="Times New Roman"/>
+                <w:b/>
+                <w:sz w:val="18"/>
+              </w:rPr>
+              <w:t>Power if true null</w:t>
+            </w:r>
+          </w:p>
+        </w:tc>
+        <w:tc>
+          <w:tcPr>
+            <w:tcW w:type="dxa" w:w="1560"/>
+          </w:tcPr>
+          <w:p>
+            <w:pPr>
+              <w:jc w:val="center"/>
+            </w:pPr>
+            <w:r>
+              <w:rPr>
+                <w:rFonts w:ascii="Times New Roman" w:hAnsi="Times New Roman"/>
+                <w:b/>
+                <w:sz w:val="18"/>
+              </w:rPr>
+              <w:t>MDE (80% power)</w:t>
+            </w:r>
+          </w:p>
+        </w:tc>
+      </w:tr>
+      <w:tr>
+        <w:tc>
+          <w:tcPr>
+            <w:tcW w:type="dxa" w:w="1560"/>
+          </w:tcPr>
+          <w:p>
+            <w:r>
+              <w:rPr>
+                <w:rFonts w:ascii="Times New Roman" w:hAnsi="Times New Roman"/>
+                <w:sz w:val="18"/>
+              </w:rPr>
+              <w:t>Physician growth</w:t>
+            </w:r>
+          </w:p>
+        </w:tc>
+        <w:tc>
+          <w:tcPr>
+            <w:tcW w:type="dxa" w:w="1560"/>
+          </w:tcPr>
+          <w:p>
+            <w:pPr>
+              <w:jc w:val="center"/>
+            </w:pPr>
+            <w:r>
+              <w:rPr>
+                <w:rFonts w:ascii="Times New Roman" w:hAnsi="Times New Roman"/>
+                <w:sz w:val="18"/>
+              </w:rPr>
+              <w:t>0.573</w:t>
+            </w:r>
+          </w:p>
+        </w:tc>
+        <w:tc>
+          <w:tcPr>
+            <w:tcW w:type="dxa" w:w="1560"/>
+          </w:tcPr>
+          <w:p>
+            <w:pPr>
+              <w:jc w:val="center"/>
+            </w:pPr>
+            <w:r>
+              <w:rPr>
+                <w:rFonts w:ascii="Times New Roman" w:hAnsi="Times New Roman"/>
+                <w:sz w:val="18"/>
+              </w:rPr>
+              <w:t>-0.00476, 0.00212</w:t>
+            </w:r>
+          </w:p>
+        </w:tc>
+        <w:tc>
+          <w:tcPr>
+            <w:tcW w:type="dxa" w:w="1560"/>
+          </w:tcPr>
+          <w:p>
+            <w:pPr>
+              <w:jc w:val="center"/>
+            </w:pPr>
+            <w:r>
+              <w:rPr>
+                <w:rFonts w:ascii="Times New Roman" w:hAnsi="Times New Roman"/>
+                <w:sz w:val="18"/>
+              </w:rPr>
+              <w:t>+/-1%</w:t>
+            </w:r>
+          </w:p>
+        </w:tc>
+        <w:tc>
+          <w:tcPr>
+            <w:tcW w:type="dxa" w:w="1560"/>
+          </w:tcPr>
+          <w:p>
+            <w:pPr>
+              <w:jc w:val="center"/>
+            </w:pPr>
+            <w:r>
+              <w:rPr>
+                <w:rFonts w:ascii="Times New Roman" w:hAnsi="Times New Roman"/>
+                <w:sz w:val="18"/>
+              </w:rPr>
+              <w:t>98.4%</w:t>
+            </w:r>
+          </w:p>
+        </w:tc>
+        <w:tc>
+          <w:tcPr>
+            <w:tcW w:type="dxa" w:w="1560"/>
+          </w:tcPr>
+          <w:p>
+            <w:pPr>
+              <w:jc w:val="center"/>
+            </w:pPr>
+            <w:r>
+              <w:rPr>
+                <w:rFonts w:ascii="Times New Roman" w:hAnsi="Times New Roman"/>
+                <w:sz w:val="18"/>
+              </w:rPr>
+              <w:t>1.08%</w:t>
+            </w:r>
+          </w:p>
+        </w:tc>
+      </w:tr>
+      <w:tr>
+        <w:tc>
+          <w:tcPr>
+            <w:tcW w:type="dxa" w:w="1560"/>
+          </w:tcPr>
+          <w:p>
+            <w:r>
+              <w:rPr>
+                <w:rFonts w:ascii="Times New Roman" w:hAnsi="Times New Roman"/>
+                <w:sz w:val="18"/>
+              </w:rPr>
+              <w:t>Physician growth</w:t>
+            </w:r>
+          </w:p>
+        </w:tc>
+        <w:tc>
+          <w:tcPr>
+            <w:tcW w:type="dxa" w:w="1560"/>
+          </w:tcPr>
+          <w:p>
+            <w:pPr>
+              <w:jc w:val="center"/>
+            </w:pPr>
+            <w:r>
+              <w:rPr>
+                <w:rFonts w:ascii="Times New Roman" w:hAnsi="Times New Roman"/>
+                <w:sz w:val="18"/>
+              </w:rPr>
+              <w:t>0.573</w:t>
+            </w:r>
+          </w:p>
+        </w:tc>
+        <w:tc>
+          <w:tcPr>
+            <w:tcW w:type="dxa" w:w="1560"/>
+          </w:tcPr>
+          <w:p>
+            <w:pPr>
+              <w:jc w:val="center"/>
+            </w:pPr>
+            <w:r>
+              <w:rPr>
+                <w:rFonts w:ascii="Times New Roman" w:hAnsi="Times New Roman"/>
+                <w:sz w:val="18"/>
+              </w:rPr>
+              <w:t>-0.00476, 0.00212</w:t>
+            </w:r>
+          </w:p>
+        </w:tc>
+        <w:tc>
+          <w:tcPr>
+            <w:tcW w:type="dxa" w:w="1560"/>
+          </w:tcPr>
+          <w:p>
+            <w:pPr>
+              <w:jc w:val="center"/>
+            </w:pPr>
+            <w:r>
+              <w:rPr>
+                <w:rFonts w:ascii="Times New Roman" w:hAnsi="Times New Roman"/>
+                <w:sz w:val="18"/>
+              </w:rPr>
+              <w:t>+/-2%</w:t>
+            </w:r>
+          </w:p>
+        </w:tc>
+        <w:tc>
+          <w:tcPr>
+            <w:tcW w:type="dxa" w:w="1560"/>
+          </w:tcPr>
+          <w:p>
+            <w:pPr>
+              <w:jc w:val="center"/>
+            </w:pPr>
+            <w:r>
+              <w:rPr>
+                <w:rFonts w:ascii="Times New Roman" w:hAnsi="Times New Roman"/>
+                <w:sz w:val="18"/>
+              </w:rPr>
+              <w:t>100.0%</w:t>
+            </w:r>
+          </w:p>
+        </w:tc>
+        <w:tc>
+          <w:tcPr>
+            <w:tcW w:type="dxa" w:w="1560"/>
+          </w:tcPr>
+          <w:p>
+            <w:pPr>
+              <w:jc w:val="center"/>
+            </w:pPr>
+            <w:r>
+              <w:rPr>
+                <w:rFonts w:ascii="Times New Roman" w:hAnsi="Times New Roman"/>
+                <w:sz w:val="18"/>
+              </w:rPr>
+              <w:t>1.08%</w:t>
+            </w:r>
+          </w:p>
+        </w:tc>
+      </w:tr>
+      <w:tr>
+        <w:tc>
+          <w:tcPr>
+            <w:tcW w:type="dxa" w:w="1560"/>
+          </w:tcPr>
+          <w:p>
+            <w:r>
+              <w:rPr>
+                <w:rFonts w:ascii="Times New Roman" w:hAnsi="Times New Roman"/>
+                <w:sz w:val="18"/>
+              </w:rPr>
+              <w:t>Hospital growth</w:t>
+            </w:r>
+          </w:p>
+        </w:tc>
+        <w:tc>
+          <w:tcPr>
+            <w:tcW w:type="dxa" w:w="1560"/>
+          </w:tcPr>
+          <w:p>
+            <w:pPr>
+              <w:jc w:val="center"/>
+            </w:pPr>
+            <w:r>
+              <w:rPr>
+                <w:rFonts w:ascii="Times New Roman" w:hAnsi="Times New Roman"/>
+                <w:sz w:val="18"/>
+              </w:rPr>
+              <w:t>0.903</w:t>
+            </w:r>
+          </w:p>
+        </w:tc>
+        <w:tc>
+          <w:tcPr>
+            <w:tcW w:type="dxa" w:w="1560"/>
+          </w:tcPr>
+          <w:p>
+            <w:pPr>
+              <w:jc w:val="center"/>
+            </w:pPr>
+            <w:r>
+              <w:rPr>
+                <w:rFonts w:ascii="Times New Roman" w:hAnsi="Times New Roman"/>
+                <w:sz w:val="18"/>
+              </w:rPr>
+              <w:t>-0.00431, 0.00416</w:t>
+            </w:r>
+          </w:p>
+        </w:tc>
+        <w:tc>
+          <w:tcPr>
+            <w:tcW w:type="dxa" w:w="1560"/>
+          </w:tcPr>
+          <w:p>
+            <w:pPr>
+              <w:jc w:val="center"/>
+            </w:pPr>
+            <w:r>
+              <w:rPr>
+                <w:rFonts w:ascii="Times New Roman" w:hAnsi="Times New Roman"/>
+                <w:sz w:val="18"/>
+              </w:rPr>
+              <w:t>+/-1%</w:t>
+            </w:r>
+          </w:p>
+        </w:tc>
+        <w:tc>
+          <w:tcPr>
+            <w:tcW w:type="dxa" w:w="1560"/>
+          </w:tcPr>
+          <w:p>
+            <w:pPr>
+              <w:jc w:val="center"/>
+            </w:pPr>
+            <w:r>
+              <w:rPr>
+                <w:rFonts w:ascii="Times New Roman" w:hAnsi="Times New Roman"/>
+                <w:sz w:val="18"/>
+              </w:rPr>
+              <w:t>90.4%</w:t>
+            </w:r>
+          </w:p>
+        </w:tc>
+        <w:tc>
+          <w:tcPr>
+            <w:tcW w:type="dxa" w:w="1560"/>
+          </w:tcPr>
+          <w:p>
+            <w:pPr>
+              <w:jc w:val="center"/>
+            </w:pPr>
+            <w:r>
+              <w:rPr>
+                <w:rFonts w:ascii="Times New Roman" w:hAnsi="Times New Roman"/>
+                <w:sz w:val="18"/>
+              </w:rPr>
+              <w:t>1.69%</w:t>
+            </w:r>
+          </w:p>
+        </w:tc>
+      </w:tr>
+      <w:tr>
+        <w:tc>
+          <w:tcPr>
+            <w:tcW w:type="dxa" w:w="1560"/>
+          </w:tcPr>
+          <w:p>
+            <w:r>
+              <w:rPr>
+                <w:rFonts w:ascii="Times New Roman" w:hAnsi="Times New Roman"/>
+                <w:sz w:val="18"/>
+              </w:rPr>
+              <w:t>Hospital growth</w:t>
+            </w:r>
+          </w:p>
+        </w:tc>
+        <w:tc>
+          <w:tcPr>
+            <w:tcW w:type="dxa" w:w="1560"/>
+          </w:tcPr>
+          <w:p>
+            <w:pPr>
+              <w:jc w:val="center"/>
+            </w:pPr>
+            <w:r>
+              <w:rPr>
+                <w:rFonts w:ascii="Times New Roman" w:hAnsi="Times New Roman"/>
+                <w:sz w:val="18"/>
+              </w:rPr>
+              <w:t>0.903</w:t>
+            </w:r>
+          </w:p>
+        </w:tc>
+        <w:tc>
+          <w:tcPr>
+            <w:tcW w:type="dxa" w:w="1560"/>
+          </w:tcPr>
+          <w:p>
+            <w:pPr>
+              <w:jc w:val="center"/>
+            </w:pPr>
+            <w:r>
+              <w:rPr>
+                <w:rFonts w:ascii="Times New Roman" w:hAnsi="Times New Roman"/>
+                <w:sz w:val="18"/>
+              </w:rPr>
+              <w:t>-0.00431, 0.00416</w:t>
+            </w:r>
+          </w:p>
+        </w:tc>
+        <w:tc>
+          <w:tcPr>
+            <w:tcW w:type="dxa" w:w="1560"/>
+          </w:tcPr>
+          <w:p>
+            <w:pPr>
+              <w:jc w:val="center"/>
+            </w:pPr>
+            <w:r>
+              <w:rPr>
+                <w:rFonts w:ascii="Times New Roman" w:hAnsi="Times New Roman"/>
+                <w:sz w:val="18"/>
+              </w:rPr>
+              <w:t>+/-2%</w:t>
+            </w:r>
+          </w:p>
+        </w:tc>
+        <w:tc>
+          <w:tcPr>
+            <w:tcW w:type="dxa" w:w="1560"/>
+          </w:tcPr>
+          <w:p>
+            <w:pPr>
+              <w:jc w:val="center"/>
+            </w:pPr>
+            <w:r>
+              <w:rPr>
+                <w:rFonts w:ascii="Times New Roman" w:hAnsi="Times New Roman"/>
+                <w:sz w:val="18"/>
+              </w:rPr>
+              <w:t>99.6%</w:t>
+            </w:r>
+          </w:p>
+        </w:tc>
+        <w:tc>
+          <w:tcPr>
+            <w:tcW w:type="dxa" w:w="1560"/>
+          </w:tcPr>
+          <w:p>
+            <w:pPr>
+              <w:jc w:val="center"/>
+            </w:pPr>
+            <w:r>
+              <w:rPr>
+                <w:rFonts w:ascii="Times New Roman" w:hAnsi="Times New Roman"/>
+                <w:sz w:val="18"/>
+              </w:rPr>
+              <w:t>1.69%</w:t>
+            </w:r>
+          </w:p>
+        </w:tc>
+      </w:tr>
+    </w:tbl>
+    <w:p/>
+    <w:p>
+      <w:pPr>
+        <w:spacing w:before="280" w:after="120"/>
+      </w:pPr>
+      <w:r>
+        <w:rPr>
+          <w:rFonts w:ascii="Times New Roman" w:hAnsi="Times New Roman"/>
+          <w:b/>
+          <w:sz w:val="20"/>
+        </w:rPr>
+        <w:t>Supplementary Table 7. Counterfactual 2034 physician counts by specialty and policy instrument. Counts are projected from observed biennial baseline drift plus the indicated effect; marginal percentage changes are shown in Figure 4.</w:t>
+      </w:r>
+    </w:p>
+    <w:tbl>
+      <w:tblPr>
+        <w:tblStyle w:val="TableGrid"/>
+        <w:tblW w:type="auto" w:w="0"/>
+        <w:tblLook w:firstColumn="1" w:firstRow="1" w:lastColumn="0" w:lastRow="0" w:noHBand="0" w:noVBand="1" w:val="04A0"/>
+      </w:tblPr>
+      <w:tblGrid>
+        <w:gridCol w:w="1560"/>
+        <w:gridCol w:w="1560"/>
+        <w:gridCol w:w="1560"/>
+        <w:gridCol w:w="1560"/>
+        <w:gridCol w:w="1560"/>
+        <w:gridCol w:w="1560"/>
+      </w:tblGrid>
+      <w:tr>
+        <w:tc>
+          <w:tcPr>
+            <w:tcW w:type="dxa" w:w="1560"/>
+          </w:tcPr>
+          <w:p>
+            <w:pPr>
+              <w:jc w:val="center"/>
+            </w:pPr>
+            <w:r>
+              <w:rPr>
+                <w:rFonts w:ascii="Times New Roman" w:hAnsi="Times New Roman"/>
+                <w:b/>
+                <w:sz w:val="18"/>
+              </w:rPr>
+              <w:t>Specialty</w:t>
+            </w:r>
+          </w:p>
+        </w:tc>
+        <w:tc>
+          <w:tcPr>
+            <w:tcW w:type="dxa" w:w="1560"/>
+          </w:tcPr>
+          <w:p>
+            <w:pPr>
+              <w:jc w:val="center"/>
+            </w:pPr>
+            <w:r>
+              <w:rPr>
+                <w:rFonts w:ascii="Times New Roman" w:hAnsi="Times New Roman"/>
+                <w:b/>
+                <w:sz w:val="18"/>
+              </w:rPr>
+              <w:t>2024 count</w:t>
+            </w:r>
+          </w:p>
+        </w:tc>
+        <w:tc>
+          <w:tcPr>
+            <w:tcW w:type="dxa" w:w="1560"/>
+          </w:tcPr>
+          <w:p>
+            <w:pPr>
+              <w:jc w:val="center"/>
+            </w:pPr>
+            <w:r>
+              <w:rPr>
+                <w:rFonts w:ascii="Times New Roman" w:hAnsi="Times New Roman"/>
+                <w:b/>
+                <w:sz w:val="18"/>
+              </w:rPr>
+              <w:t>Baseline 2034</w:t>
+            </w:r>
+          </w:p>
+        </w:tc>
+        <w:tc>
+          <w:tcPr>
+            <w:tcW w:type="dxa" w:w="1560"/>
+          </w:tcPr>
+          <w:p>
+            <w:pPr>
+              <w:jc w:val="center"/>
+            </w:pPr>
+            <w:r>
+              <w:rPr>
+                <w:rFonts w:ascii="Times New Roman" w:hAnsi="Times New Roman"/>
+                <w:b/>
+                <w:sz w:val="18"/>
+              </w:rPr>
+              <w:t>Litigation zero (point)</w:t>
+            </w:r>
+          </w:p>
+        </w:tc>
+        <w:tc>
+          <w:tcPr>
+            <w:tcW w:type="dxa" w:w="1560"/>
+          </w:tcPr>
+          <w:p>
+            <w:pPr>
+              <w:jc w:val="center"/>
+            </w:pPr>
+            <w:r>
+              <w:rPr>
+                <w:rFonts w:ascii="Times New Roman" w:hAnsi="Times New Roman"/>
+                <w:b/>
+                <w:sz w:val="18"/>
+              </w:rPr>
+              <w:t>Litigation zero (95% lower)</w:t>
+            </w:r>
+          </w:p>
+        </w:tc>
+        <w:tc>
+          <w:tcPr>
+            <w:tcW w:type="dxa" w:w="1560"/>
+          </w:tcPr>
+          <w:p>
+            <w:pPr>
+              <w:jc w:val="center"/>
+            </w:pPr>
+            <w:r>
+              <w:rPr>
+                <w:rFonts w:ascii="Times New Roman" w:hAnsi="Times New Roman"/>
+                <w:b/>
+                <w:sz w:val="18"/>
+              </w:rPr>
+              <w:t>MDE benchmark</w:t>
+            </w:r>
+          </w:p>
+        </w:tc>
+      </w:tr>
+      <w:tr>
+        <w:tc>
+          <w:tcPr>
+            <w:tcW w:type="dxa" w:w="1560"/>
+          </w:tcPr>
+          <w:p>
+            <w:r>
+              <w:rPr>
+                <w:rFonts w:ascii="Times New Roman" w:hAnsi="Times New Roman"/>
+                <w:sz w:val="18"/>
+              </w:rPr>
+              <w:t>Internal medicine</w:t>
+            </w:r>
+          </w:p>
+        </w:tc>
+        <w:tc>
+          <w:tcPr>
+            <w:tcW w:type="dxa" w:w="1560"/>
+          </w:tcPr>
+          <w:p>
+            <w:pPr>
+              <w:jc w:val="center"/>
+            </w:pPr>
+            <w:r>
+              <w:rPr>
+                <w:rFonts w:ascii="Times New Roman" w:hAnsi="Times New Roman"/>
+                <w:sz w:val="18"/>
+              </w:rPr>
+              <w:t>124,010</w:t>
+            </w:r>
+          </w:p>
+        </w:tc>
+        <w:tc>
+          <w:tcPr>
+            <w:tcW w:type="dxa" w:w="1560"/>
+          </w:tcPr>
+          <w:p>
+            <w:pPr>
+              <w:jc w:val="center"/>
+            </w:pPr>
+            <w:r>
+              <w:rPr>
+                <w:rFonts w:ascii="Times New Roman" w:hAnsi="Times New Roman"/>
+                <w:sz w:val="18"/>
+              </w:rPr>
+              <w:t>136,909</w:t>
+            </w:r>
+          </w:p>
+        </w:tc>
+        <w:tc>
+          <w:tcPr>
+            <w:tcW w:type="dxa" w:w="1560"/>
+          </w:tcPr>
+          <w:p>
+            <w:pPr>
+              <w:jc w:val="center"/>
+            </w:pPr>
+            <w:r>
+              <w:rPr>
+                <w:rFonts w:ascii="Times New Roman" w:hAnsi="Times New Roman"/>
+                <w:sz w:val="18"/>
+              </w:rPr>
+              <w:t>138,010</w:t>
+            </w:r>
+          </w:p>
+        </w:tc>
+        <w:tc>
+          <w:tcPr>
+            <w:tcW w:type="dxa" w:w="1560"/>
+          </w:tcPr>
+          <w:p>
+            <w:pPr>
+              <w:jc w:val="center"/>
+            </w:pPr>
+            <w:r>
+              <w:rPr>
+                <w:rFonts w:ascii="Times New Roman" w:hAnsi="Times New Roman"/>
+                <w:sz w:val="18"/>
+              </w:rPr>
+              <w:t>142,075</w:t>
+            </w:r>
+          </w:p>
+        </w:tc>
+        <w:tc>
+          <w:tcPr>
+            <w:tcW w:type="dxa" w:w="1560"/>
+          </w:tcPr>
+          <w:p>
+            <w:pPr>
+              <w:jc w:val="center"/>
+            </w:pPr>
+            <w:r>
+              <w:rPr>
+                <w:rFonts w:ascii="Times New Roman" w:hAnsi="Times New Roman"/>
+                <w:sz w:val="18"/>
+              </w:rPr>
+              <w:t>144,492</w:t>
+            </w:r>
+          </w:p>
+        </w:tc>
+      </w:tr>
+      <w:tr>
+        <w:tc>
+          <w:tcPr>
+            <w:tcW w:type="dxa" w:w="1560"/>
+          </w:tcPr>
+          <w:p>
+            <w:r>
+              <w:rPr>
+                <w:rFonts w:ascii="Times New Roman" w:hAnsi="Times New Roman"/>
+                <w:sz w:val="18"/>
+              </w:rPr>
+              <w:t>Surgery</w:t>
+            </w:r>
+          </w:p>
+        </w:tc>
+        <w:tc>
+          <w:tcPr>
+            <w:tcW w:type="dxa" w:w="1560"/>
+          </w:tcPr>
+          <w:p>
+            <w:pPr>
+              <w:jc w:val="center"/>
+            </w:pPr>
+            <w:r>
+              <w:rPr>
+                <w:rFonts w:ascii="Times New Roman" w:hAnsi="Times New Roman"/>
+                <w:sz w:val="18"/>
+              </w:rPr>
+              <w:t>26,885</w:t>
+            </w:r>
+          </w:p>
+        </w:tc>
+        <w:tc>
+          <w:tcPr>
+            <w:tcW w:type="dxa" w:w="1560"/>
+          </w:tcPr>
+          <w:p>
+            <w:pPr>
+              <w:jc w:val="center"/>
+            </w:pPr>
+            <w:r>
+              <w:rPr>
+                <w:rFonts w:ascii="Times New Roman" w:hAnsi="Times New Roman"/>
+                <w:sz w:val="18"/>
+              </w:rPr>
+              <w:t>26,299</w:t>
+            </w:r>
+          </w:p>
+        </w:tc>
+        <w:tc>
+          <w:tcPr>
+            <w:tcW w:type="dxa" w:w="1560"/>
+          </w:tcPr>
+          <w:p>
+            <w:pPr>
+              <w:jc w:val="center"/>
+            </w:pPr>
+            <w:r>
+              <w:rPr>
+                <w:rFonts w:ascii="Times New Roman" w:hAnsi="Times New Roman"/>
+                <w:sz w:val="18"/>
+              </w:rPr>
+              <w:t>26,853</w:t>
+            </w:r>
+          </w:p>
+        </w:tc>
+        <w:tc>
+          <w:tcPr>
+            <w:tcW w:type="dxa" w:w="1560"/>
+          </w:tcPr>
+          <w:p>
+            <w:pPr>
+              <w:jc w:val="center"/>
+            </w:pPr>
+            <w:r>
+              <w:rPr>
+                <w:rFonts w:ascii="Times New Roman" w:hAnsi="Times New Roman"/>
+                <w:sz w:val="18"/>
+              </w:rPr>
+              <w:t>28,960</w:t>
+            </w:r>
+          </w:p>
+        </w:tc>
+        <w:tc>
+          <w:tcPr>
+            <w:tcW w:type="dxa" w:w="1560"/>
+          </w:tcPr>
+          <w:p>
+            <w:pPr>
+              <w:jc w:val="center"/>
+            </w:pPr>
+            <w:r>
+              <w:rPr>
+                <w:rFonts w:ascii="Times New Roman" w:hAnsi="Times New Roman"/>
+                <w:sz w:val="18"/>
+              </w:rPr>
+              <w:t>27,755</w:t>
+            </w:r>
+          </w:p>
+        </w:tc>
+      </w:tr>
+      <w:tr>
+        <w:tc>
+          <w:tcPr>
+            <w:tcW w:type="dxa" w:w="1560"/>
+          </w:tcPr>
+          <w:p>
+            <w:r>
+              <w:rPr>
+                <w:rFonts w:ascii="Times New Roman" w:hAnsi="Times New Roman"/>
+                <w:sz w:val="18"/>
+              </w:rPr>
+              <w:t>Orthopaedics</w:t>
+            </w:r>
+          </w:p>
+        </w:tc>
+        <w:tc>
+          <w:tcPr>
+            <w:tcW w:type="dxa" w:w="1560"/>
+          </w:tcPr>
+          <w:p>
+            <w:pPr>
+              <w:jc w:val="center"/>
+            </w:pPr>
+            <w:r>
+              <w:rPr>
+                <w:rFonts w:ascii="Times New Roman" w:hAnsi="Times New Roman"/>
+                <w:sz w:val="18"/>
+              </w:rPr>
+              <w:t>22,630</w:t>
+            </w:r>
+          </w:p>
+        </w:tc>
+        <w:tc>
+          <w:tcPr>
+            <w:tcW w:type="dxa" w:w="1560"/>
+          </w:tcPr>
+          <w:p>
+            <w:pPr>
+              <w:jc w:val="center"/>
+            </w:pPr>
+            <w:r>
+              <w:rPr>
+                <w:rFonts w:ascii="Times New Roman" w:hAnsi="Times New Roman"/>
+                <w:sz w:val="18"/>
+              </w:rPr>
+              <w:t>24,848</w:t>
+            </w:r>
+          </w:p>
+        </w:tc>
+        <w:tc>
+          <w:tcPr>
+            <w:tcW w:type="dxa" w:w="1560"/>
+          </w:tcPr>
+          <w:p>
+            <w:pPr>
+              <w:jc w:val="center"/>
+            </w:pPr>
+            <w:r>
+              <w:rPr>
+                <w:rFonts w:ascii="Times New Roman" w:hAnsi="Times New Roman"/>
+                <w:sz w:val="18"/>
+              </w:rPr>
+              <w:t>25,346</w:t>
+            </w:r>
+          </w:p>
+        </w:tc>
+        <w:tc>
+          <w:tcPr>
+            <w:tcW w:type="dxa" w:w="1560"/>
+          </w:tcPr>
+          <w:p>
+            <w:pPr>
+              <w:jc w:val="center"/>
+            </w:pPr>
+            <w:r>
+              <w:rPr>
+                <w:rFonts w:ascii="Times New Roman" w:hAnsi="Times New Roman"/>
+                <w:sz w:val="18"/>
+              </w:rPr>
+              <w:t>27,239</w:t>
+            </w:r>
+          </w:p>
+        </w:tc>
+        <w:tc>
+          <w:tcPr>
+            <w:tcW w:type="dxa" w:w="1560"/>
+          </w:tcPr>
+          <w:p>
+            <w:pPr>
+              <w:jc w:val="center"/>
+            </w:pPr>
+            <w:r>
+              <w:rPr>
+                <w:rFonts w:ascii="Times New Roman" w:hAnsi="Times New Roman"/>
+                <w:sz w:val="18"/>
+              </w:rPr>
+              <w:t>26,224</w:t>
+            </w:r>
+          </w:p>
+        </w:tc>
+      </w:tr>
+      <w:tr>
+        <w:tc>
+          <w:tcPr>
+            <w:tcW w:type="dxa" w:w="1560"/>
+          </w:tcPr>
+          <w:p>
+            <w:r>
+              <w:rPr>
+                <w:rFonts w:ascii="Times New Roman" w:hAnsi="Times New Roman"/>
+                <w:sz w:val="18"/>
+              </w:rPr>
+              <w:t>Plastic surgery</w:t>
+            </w:r>
+          </w:p>
+        </w:tc>
+        <w:tc>
+          <w:tcPr>
+            <w:tcW w:type="dxa" w:w="1560"/>
+          </w:tcPr>
+          <w:p>
+            <w:pPr>
+              <w:jc w:val="center"/>
+            </w:pPr>
+            <w:r>
+              <w:rPr>
+                <w:rFonts w:ascii="Times New Roman" w:hAnsi="Times New Roman"/>
+                <w:sz w:val="18"/>
+              </w:rPr>
+              <w:t>5,074</w:t>
+            </w:r>
+          </w:p>
+        </w:tc>
+        <w:tc>
+          <w:tcPr>
+            <w:tcW w:type="dxa" w:w="1560"/>
+          </w:tcPr>
+          <w:p>
+            <w:pPr>
+              <w:jc w:val="center"/>
+            </w:pPr>
+            <w:r>
+              <w:rPr>
+                <w:rFonts w:ascii="Times New Roman" w:hAnsi="Times New Roman"/>
+                <w:sz w:val="18"/>
+              </w:rPr>
+              <w:t>7,874</w:t>
+            </w:r>
+          </w:p>
+        </w:tc>
+        <w:tc>
+          <w:tcPr>
+            <w:tcW w:type="dxa" w:w="1560"/>
+          </w:tcPr>
+          <w:p>
+            <w:pPr>
+              <w:jc w:val="center"/>
+            </w:pPr>
+            <w:r>
+              <w:rPr>
+                <w:rFonts w:ascii="Times New Roman" w:hAnsi="Times New Roman"/>
+                <w:sz w:val="18"/>
+              </w:rPr>
+              <w:t>8,177</w:t>
+            </w:r>
+          </w:p>
+        </w:tc>
+        <w:tc>
+          <w:tcPr>
+            <w:tcW w:type="dxa" w:w="1560"/>
+          </w:tcPr>
+          <w:p>
+            <w:pPr>
+              <w:jc w:val="center"/>
+            </w:pPr>
+            <w:r>
+              <w:rPr>
+                <w:rFonts w:ascii="Times New Roman" w:hAnsi="Times New Roman"/>
+                <w:sz w:val="18"/>
+              </w:rPr>
+              <w:t>9,376</w:t>
+            </w:r>
+          </w:p>
+        </w:tc>
+        <w:tc>
+          <w:tcPr>
+            <w:tcW w:type="dxa" w:w="1560"/>
+          </w:tcPr>
+          <w:p>
+            <w:pPr>
+              <w:jc w:val="center"/>
+            </w:pPr>
+            <w:r>
+              <w:rPr>
+                <w:rFonts w:ascii="Times New Roman" w:hAnsi="Times New Roman"/>
+                <w:sz w:val="18"/>
+              </w:rPr>
+              <w:t>8,310</w:t>
+            </w:r>
+          </w:p>
+        </w:tc>
+      </w:tr>
+      <w:tr>
+        <w:tc>
+          <w:tcPr>
+            <w:tcW w:type="dxa" w:w="1560"/>
+          </w:tcPr>
+          <w:p>
+            <w:r>
+              <w:rPr>
+                <w:rFonts w:ascii="Times New Roman" w:hAnsi="Times New Roman"/>
+                <w:sz w:val="18"/>
+              </w:rPr>
+              <w:t>Obstetrics &amp; gynaecology</w:t>
+            </w:r>
+          </w:p>
+        </w:tc>
+        <w:tc>
+          <w:tcPr>
+            <w:tcW w:type="dxa" w:w="1560"/>
+          </w:tcPr>
+          <w:p>
+            <w:pPr>
+              <w:jc w:val="center"/>
+            </w:pPr>
+            <w:r>
+              <w:rPr>
+                <w:rFonts w:ascii="Times New Roman" w:hAnsi="Times New Roman"/>
+                <w:sz w:val="18"/>
+              </w:rPr>
+              <w:t>13,908</w:t>
+            </w:r>
+          </w:p>
+        </w:tc>
+        <w:tc>
+          <w:tcPr>
+            <w:tcW w:type="dxa" w:w="1560"/>
+          </w:tcPr>
+          <w:p>
+            <w:pPr>
+              <w:jc w:val="center"/>
+            </w:pPr>
+            <w:r>
+              <w:rPr>
+                <w:rFonts w:ascii="Times New Roman" w:hAnsi="Times New Roman"/>
+                <w:sz w:val="18"/>
+              </w:rPr>
+              <w:t>14,877</w:t>
+            </w:r>
+          </w:p>
+        </w:tc>
+        <w:tc>
+          <w:tcPr>
+            <w:tcW w:type="dxa" w:w="1560"/>
+          </w:tcPr>
+          <w:p>
+            <w:pPr>
+              <w:jc w:val="center"/>
+            </w:pPr>
+            <w:r>
+              <w:rPr>
+                <w:rFonts w:ascii="Times New Roman" w:hAnsi="Times New Roman"/>
+                <w:sz w:val="18"/>
+              </w:rPr>
+              <w:t>15,191</w:t>
+            </w:r>
+          </w:p>
+        </w:tc>
+        <w:tc>
+          <w:tcPr>
+            <w:tcW w:type="dxa" w:w="1560"/>
+          </w:tcPr>
+          <w:p>
+            <w:pPr>
+              <w:jc w:val="center"/>
+            </w:pPr>
+            <w:r>
+              <w:rPr>
+                <w:rFonts w:ascii="Times New Roman" w:hAnsi="Times New Roman"/>
+                <w:sz w:val="18"/>
+              </w:rPr>
+              <w:t>16,387</w:t>
+            </w:r>
+          </w:p>
+        </w:tc>
+        <w:tc>
+          <w:tcPr>
+            <w:tcW w:type="dxa" w:w="1560"/>
+          </w:tcPr>
+          <w:p>
+            <w:pPr>
+              <w:jc w:val="center"/>
+            </w:pPr>
+            <w:r>
+              <w:rPr>
+                <w:rFonts w:ascii="Times New Roman" w:hAnsi="Times New Roman"/>
+                <w:sz w:val="18"/>
+              </w:rPr>
+              <w:t>15,700</w:t>
+            </w:r>
+          </w:p>
+        </w:tc>
+      </w:tr>
+      <w:tr>
+        <w:tc>
+          <w:tcPr>
+            <w:tcW w:type="dxa" w:w="1560"/>
+          </w:tcPr>
+          <w:p>
+            <w:r>
+              <w:rPr>
+                <w:rFonts w:ascii="Times New Roman" w:hAnsi="Times New Roman"/>
+                <w:sz w:val="18"/>
+              </w:rPr>
+              <w:t>Paediatrics</w:t>
+            </w:r>
+          </w:p>
+        </w:tc>
+        <w:tc>
+          <w:tcPr>
+            <w:tcW w:type="dxa" w:w="1560"/>
+          </w:tcPr>
+          <w:p>
+            <w:pPr>
+              <w:jc w:val="center"/>
+            </w:pPr>
+            <w:r>
+              <w:rPr>
+                <w:rFonts w:ascii="Times New Roman" w:hAnsi="Times New Roman"/>
+                <w:sz w:val="18"/>
+              </w:rPr>
+              <w:t>18,009</w:t>
+            </w:r>
+          </w:p>
+        </w:tc>
+        <w:tc>
+          <w:tcPr>
+            <w:tcW w:type="dxa" w:w="1560"/>
+          </w:tcPr>
+          <w:p>
+            <w:pPr>
+              <w:jc w:val="center"/>
+            </w:pPr>
+            <w:r>
+              <w:rPr>
+                <w:rFonts w:ascii="Times New Roman" w:hAnsi="Times New Roman"/>
+                <w:sz w:val="18"/>
+              </w:rPr>
+              <w:t>19,949</w:t>
+            </w:r>
+          </w:p>
+        </w:tc>
+        <w:tc>
+          <w:tcPr>
+            <w:tcW w:type="dxa" w:w="1560"/>
+          </w:tcPr>
+          <w:p>
+            <w:pPr>
+              <w:jc w:val="center"/>
+            </w:pPr>
+            <w:r>
+              <w:rPr>
+                <w:rFonts w:ascii="Times New Roman" w:hAnsi="Times New Roman"/>
+                <w:sz w:val="18"/>
+              </w:rPr>
+              <w:t>20,023</w:t>
+            </w:r>
+          </w:p>
+        </w:tc>
+        <w:tc>
+          <w:tcPr>
+            <w:tcW w:type="dxa" w:w="1560"/>
+          </w:tcPr>
+          <w:p>
+            <w:pPr>
+              <w:jc w:val="center"/>
+            </w:pPr>
+            <w:r>
+              <w:rPr>
+                <w:rFonts w:ascii="Times New Roman" w:hAnsi="Times New Roman"/>
+                <w:sz w:val="18"/>
+              </w:rPr>
+              <w:t>20,295</w:t>
+            </w:r>
+          </w:p>
+        </w:tc>
+        <w:tc>
+          <w:tcPr>
+            <w:tcW w:type="dxa" w:w="1560"/>
+          </w:tcPr>
+          <w:p>
+            <w:pPr>
+              <w:jc w:val="center"/>
+            </w:pPr>
+            <w:r>
+              <w:rPr>
+                <w:rFonts w:ascii="Times New Roman" w:hAnsi="Times New Roman"/>
+                <w:sz w:val="18"/>
+              </w:rPr>
+              <w:t>21,054</w:t>
+            </w:r>
+          </w:p>
+        </w:tc>
+      </w:tr>
+      <w:tr>
+        <w:tc>
+          <w:tcPr>
+            <w:tcW w:type="dxa" w:w="1560"/>
+          </w:tcPr>
+          <w:p>
+            <w:r>
+              <w:rPr>
+                <w:rFonts w:ascii="Times New Roman" w:hAnsi="Times New Roman"/>
+                <w:sz w:val="18"/>
+              </w:rPr>
+              <w:t>Psychiatry</w:t>
+            </w:r>
+          </w:p>
+        </w:tc>
+        <w:tc>
+          <w:tcPr>
+            <w:tcW w:type="dxa" w:w="1560"/>
+          </w:tcPr>
+          <w:p>
+            <w:pPr>
+              <w:jc w:val="center"/>
+            </w:pPr>
+            <w:r>
+              <w:rPr>
+                <w:rFonts w:ascii="Times New Roman" w:hAnsi="Times New Roman"/>
+                <w:sz w:val="18"/>
+              </w:rPr>
+              <w:t>17,259</w:t>
+            </w:r>
+          </w:p>
+        </w:tc>
+        <w:tc>
+          <w:tcPr>
+            <w:tcW w:type="dxa" w:w="1560"/>
+          </w:tcPr>
+          <w:p>
+            <w:pPr>
+              <w:jc w:val="center"/>
+            </w:pPr>
+            <w:r>
+              <w:rPr>
+                <w:rFonts w:ascii="Times New Roman" w:hAnsi="Times New Roman"/>
+                <w:sz w:val="18"/>
+              </w:rPr>
+              <w:t>20,199</w:t>
+            </w:r>
+          </w:p>
+        </w:tc>
+        <w:tc>
+          <w:tcPr>
+            <w:tcW w:type="dxa" w:w="1560"/>
+          </w:tcPr>
+          <w:p>
+            <w:pPr>
+              <w:jc w:val="center"/>
+            </w:pPr>
+            <w:r>
+              <w:rPr>
+                <w:rFonts w:ascii="Times New Roman" w:hAnsi="Times New Roman"/>
+                <w:sz w:val="18"/>
+              </w:rPr>
+              <w:t>20,391</w:t>
+            </w:r>
+          </w:p>
+        </w:tc>
+        <w:tc>
+          <w:tcPr>
+            <w:tcW w:type="dxa" w:w="1560"/>
+          </w:tcPr>
+          <w:p>
+            <w:pPr>
+              <w:jc w:val="center"/>
+            </w:pPr>
+            <w:r>
+              <w:rPr>
+                <w:rFonts w:ascii="Times New Roman" w:hAnsi="Times New Roman"/>
+                <w:sz w:val="18"/>
+              </w:rPr>
+              <w:t>21,102</w:t>
+            </w:r>
+          </w:p>
+        </w:tc>
+        <w:tc>
+          <w:tcPr>
+            <w:tcW w:type="dxa" w:w="1560"/>
+          </w:tcPr>
+          <w:p>
+            <w:pPr>
+              <w:jc w:val="center"/>
+            </w:pPr>
+            <w:r>
+              <w:rPr>
+                <w:rFonts w:ascii="Times New Roman" w:hAnsi="Times New Roman"/>
+                <w:sz w:val="18"/>
+              </w:rPr>
+              <w:t>21,317</w:t>
+            </w:r>
+          </w:p>
+        </w:tc>
+      </w:tr>
+      <w:tr>
+        <w:tc>
+          <w:tcPr>
+            <w:tcW w:type="dxa" w:w="1560"/>
+          </w:tcPr>
+          <w:p>
+            <w:r>
+              <w:rPr>
+                <w:rFonts w:ascii="Times New Roman" w:hAnsi="Times New Roman"/>
+                <w:sz w:val="18"/>
+              </w:rPr>
+              <w:t>Ophthalmology</w:t>
+            </w:r>
+          </w:p>
+        </w:tc>
+        <w:tc>
+          <w:tcPr>
+            <w:tcW w:type="dxa" w:w="1560"/>
+          </w:tcPr>
+          <w:p>
+            <w:pPr>
+              <w:jc w:val="center"/>
+            </w:pPr>
+            <w:r>
+              <w:rPr>
+                <w:rFonts w:ascii="Times New Roman" w:hAnsi="Times New Roman"/>
+                <w:sz w:val="18"/>
+              </w:rPr>
+              <w:t>13,436</w:t>
+            </w:r>
+          </w:p>
+        </w:tc>
+        <w:tc>
+          <w:tcPr>
+            <w:tcW w:type="dxa" w:w="1560"/>
+          </w:tcPr>
+          <w:p>
+            <w:pPr>
+              <w:jc w:val="center"/>
+            </w:pPr>
+            <w:r>
+              <w:rPr>
+                <w:rFonts w:ascii="Times New Roman" w:hAnsi="Times New Roman"/>
+                <w:sz w:val="18"/>
+              </w:rPr>
+              <w:t>13,957</w:t>
+            </w:r>
+          </w:p>
+        </w:tc>
+        <w:tc>
+          <w:tcPr>
+            <w:tcW w:type="dxa" w:w="1560"/>
+          </w:tcPr>
+          <w:p>
+            <w:pPr>
+              <w:jc w:val="center"/>
+            </w:pPr>
+            <w:r>
+              <w:rPr>
+                <w:rFonts w:ascii="Times New Roman" w:hAnsi="Times New Roman"/>
+                <w:sz w:val="18"/>
+              </w:rPr>
+              <w:t>14,058</w:t>
+            </w:r>
+          </w:p>
+        </w:tc>
+        <w:tc>
+          <w:tcPr>
+            <w:tcW w:type="dxa" w:w="1560"/>
+          </w:tcPr>
+          <w:p>
+            <w:pPr>
+              <w:jc w:val="center"/>
+            </w:pPr>
+            <w:r>
+              <w:rPr>
+                <w:rFonts w:ascii="Times New Roman" w:hAnsi="Times New Roman"/>
+                <w:sz w:val="18"/>
+              </w:rPr>
+              <w:t>14,430</w:t>
+            </w:r>
+          </w:p>
+        </w:tc>
+        <w:tc>
+          <w:tcPr>
+            <w:tcW w:type="dxa" w:w="1560"/>
+          </w:tcPr>
+          <w:p>
+            <w:pPr>
+              <w:jc w:val="center"/>
+            </w:pPr>
+            <w:r>
+              <w:rPr>
+                <w:rFonts w:ascii="Times New Roman" w:hAnsi="Times New Roman"/>
+                <w:sz w:val="18"/>
+              </w:rPr>
+              <w:t>14,730</w:t>
+            </w:r>
+          </w:p>
+        </w:tc>
+      </w:tr>
+      <w:tr>
+        <w:tc>
+          <w:tcPr>
+            <w:tcW w:type="dxa" w:w="1560"/>
+          </w:tcPr>
+          <w:p>
+            <w:r>
+              <w:rPr>
+                <w:rFonts w:ascii="Times New Roman" w:hAnsi="Times New Roman"/>
+                <w:sz w:val="18"/>
+              </w:rPr>
+              <w:t>Otolaryngology</w:t>
+            </w:r>
+          </w:p>
+        </w:tc>
+        <w:tc>
+          <w:tcPr>
+            <w:tcW w:type="dxa" w:w="1560"/>
+          </w:tcPr>
+          <w:p>
+            <w:pPr>
+              <w:jc w:val="center"/>
+            </w:pPr>
+            <w:r>
+              <w:rPr>
+                <w:rFonts w:ascii="Times New Roman" w:hAnsi="Times New Roman"/>
+                <w:sz w:val="18"/>
+              </w:rPr>
+              <w:t>9,330</w:t>
+            </w:r>
+          </w:p>
+        </w:tc>
+        <w:tc>
+          <w:tcPr>
+            <w:tcW w:type="dxa" w:w="1560"/>
+          </w:tcPr>
+          <w:p>
+            <w:pPr>
+              <w:jc w:val="center"/>
+            </w:pPr>
+            <w:r>
+              <w:rPr>
+                <w:rFonts w:ascii="Times New Roman" w:hAnsi="Times New Roman"/>
+                <w:sz w:val="18"/>
+              </w:rPr>
+              <w:t>9,460</w:t>
+            </w:r>
+          </w:p>
+        </w:tc>
+        <w:tc>
+          <w:tcPr>
+            <w:tcW w:type="dxa" w:w="1560"/>
+          </w:tcPr>
+          <w:p>
+            <w:pPr>
+              <w:jc w:val="center"/>
+            </w:pPr>
+            <w:r>
+              <w:rPr>
+                <w:rFonts w:ascii="Times New Roman" w:hAnsi="Times New Roman"/>
+                <w:sz w:val="18"/>
+              </w:rPr>
+              <w:t>9,520</w:t>
+            </w:r>
+          </w:p>
+        </w:tc>
+        <w:tc>
+          <w:tcPr>
+            <w:tcW w:type="dxa" w:w="1560"/>
+          </w:tcPr>
+          <w:p>
+            <w:pPr>
+              <w:jc w:val="center"/>
+            </w:pPr>
+            <w:r>
+              <w:rPr>
+                <w:rFonts w:ascii="Times New Roman" w:hAnsi="Times New Roman"/>
+                <w:sz w:val="18"/>
+              </w:rPr>
+              <w:t>9,744</w:t>
+            </w:r>
+          </w:p>
+        </w:tc>
+        <w:tc>
+          <w:tcPr>
+            <w:tcW w:type="dxa" w:w="1560"/>
+          </w:tcPr>
+          <w:p>
+            <w:pPr>
+              <w:jc w:val="center"/>
+            </w:pPr>
+            <w:r>
+              <w:rPr>
+                <w:rFonts w:ascii="Times New Roman" w:hAnsi="Times New Roman"/>
+                <w:sz w:val="18"/>
+              </w:rPr>
+              <w:t>9,984</w:t>
+            </w:r>
+          </w:p>
+        </w:tc>
+      </w:tr>
+      <w:tr>
+        <w:tc>
+          <w:tcPr>
+            <w:tcW w:type="dxa" w:w="1560"/>
+          </w:tcPr>
+          <w:p>
+            <w:r>
+              <w:rPr>
+                <w:rFonts w:ascii="Times New Roman" w:hAnsi="Times New Roman"/>
+                <w:sz w:val="18"/>
+              </w:rPr>
+              <w:t>Urology</w:t>
+            </w:r>
+          </w:p>
+        </w:tc>
+        <w:tc>
+          <w:tcPr>
+            <w:tcW w:type="dxa" w:w="1560"/>
+          </w:tcPr>
+          <w:p>
+            <w:pPr>
+              <w:jc w:val="center"/>
+            </w:pPr>
+            <w:r>
+              <w:rPr>
+                <w:rFonts w:ascii="Times New Roman" w:hAnsi="Times New Roman"/>
+                <w:sz w:val="18"/>
+              </w:rPr>
+              <w:t>8,069</w:t>
+            </w:r>
+          </w:p>
+        </w:tc>
+        <w:tc>
+          <w:tcPr>
+            <w:tcW w:type="dxa" w:w="1560"/>
+          </w:tcPr>
+          <w:p>
+            <w:pPr>
+              <w:jc w:val="center"/>
+            </w:pPr>
+            <w:r>
+              <w:rPr>
+                <w:rFonts w:ascii="Times New Roman" w:hAnsi="Times New Roman"/>
+                <w:sz w:val="18"/>
+              </w:rPr>
+              <w:t>9,333</w:t>
+            </w:r>
+          </w:p>
+        </w:tc>
+        <w:tc>
+          <w:tcPr>
+            <w:tcW w:type="dxa" w:w="1560"/>
+          </w:tcPr>
+          <w:p>
+            <w:pPr>
+              <w:jc w:val="center"/>
+            </w:pPr>
+            <w:r>
+              <w:rPr>
+                <w:rFonts w:ascii="Times New Roman" w:hAnsi="Times New Roman"/>
+                <w:sz w:val="18"/>
+              </w:rPr>
+              <w:t>9,425</w:t>
+            </w:r>
+          </w:p>
+        </w:tc>
+        <w:tc>
+          <w:tcPr>
+            <w:tcW w:type="dxa" w:w="1560"/>
+          </w:tcPr>
+          <w:p>
+            <w:pPr>
+              <w:jc w:val="center"/>
+            </w:pPr>
+            <w:r>
+              <w:rPr>
+                <w:rFonts w:ascii="Times New Roman" w:hAnsi="Times New Roman"/>
+                <w:sz w:val="18"/>
+              </w:rPr>
+              <w:t>9,766</w:t>
+            </w:r>
+          </w:p>
+        </w:tc>
+        <w:tc>
+          <w:tcPr>
+            <w:tcW w:type="dxa" w:w="1560"/>
+          </w:tcPr>
+          <w:p>
+            <w:pPr>
+              <w:jc w:val="center"/>
+            </w:pPr>
+            <w:r>
+              <w:rPr>
+                <w:rFonts w:ascii="Times New Roman" w:hAnsi="Times New Roman"/>
+                <w:sz w:val="18"/>
+              </w:rPr>
+              <w:t>9,849</w:t>
+            </w:r>
+          </w:p>
+        </w:tc>
+      </w:tr>
+      <w:tr>
+        <w:tc>
+          <w:tcPr>
+            <w:tcW w:type="dxa" w:w="1560"/>
+          </w:tcPr>
+          <w:p>
+            <w:r>
+              <w:rPr>
+                <w:rFonts w:ascii="Times New Roman" w:hAnsi="Times New Roman"/>
+                <w:sz w:val="18"/>
+              </w:rPr>
+              <w:t>Dermatology</w:t>
+            </w:r>
+          </w:p>
+        </w:tc>
+        <w:tc>
+          <w:tcPr>
+            <w:tcW w:type="dxa" w:w="1560"/>
+          </w:tcPr>
+          <w:p>
+            <w:pPr>
+              <w:jc w:val="center"/>
+            </w:pPr>
+            <w:r>
+              <w:rPr>
+                <w:rFonts w:ascii="Times New Roman" w:hAnsi="Times New Roman"/>
+                <w:sz w:val="18"/>
+              </w:rPr>
+              <w:t>10,043</w:t>
+            </w:r>
+          </w:p>
+        </w:tc>
+        <w:tc>
+          <w:tcPr>
+            <w:tcW w:type="dxa" w:w="1560"/>
+          </w:tcPr>
+          <w:p>
+            <w:pPr>
+              <w:jc w:val="center"/>
+            </w:pPr>
+            <w:r>
+              <w:rPr>
+                <w:rFonts w:ascii="Times New Roman" w:hAnsi="Times New Roman"/>
+                <w:sz w:val="18"/>
+              </w:rPr>
+              <w:t>11,411</w:t>
+            </w:r>
+          </w:p>
+        </w:tc>
+        <w:tc>
+          <w:tcPr>
+            <w:tcW w:type="dxa" w:w="1560"/>
+          </w:tcPr>
+          <w:p>
+            <w:pPr>
+              <w:jc w:val="center"/>
+            </w:pPr>
+            <w:r>
+              <w:rPr>
+                <w:rFonts w:ascii="Times New Roman" w:hAnsi="Times New Roman"/>
+                <w:sz w:val="18"/>
+              </w:rPr>
+              <w:t>11,479</w:t>
+            </w:r>
+          </w:p>
+        </w:tc>
+        <w:tc>
+          <w:tcPr>
+            <w:tcW w:type="dxa" w:w="1560"/>
+          </w:tcPr>
+          <w:p>
+            <w:pPr>
+              <w:jc w:val="center"/>
+            </w:pPr>
+            <w:r>
+              <w:rPr>
+                <w:rFonts w:ascii="Times New Roman" w:hAnsi="Times New Roman"/>
+                <w:sz w:val="18"/>
+              </w:rPr>
+              <w:t>11,732</w:t>
+            </w:r>
+          </w:p>
+        </w:tc>
+        <w:tc>
+          <w:tcPr>
+            <w:tcW w:type="dxa" w:w="1560"/>
+          </w:tcPr>
+          <w:p>
+            <w:pPr>
+              <w:jc w:val="center"/>
+            </w:pPr>
+            <w:r>
+              <w:rPr>
+                <w:rFonts w:ascii="Times New Roman" w:hAnsi="Times New Roman"/>
+                <w:sz w:val="18"/>
+              </w:rPr>
+              <w:t>12,042</w:t>
+            </w:r>
+          </w:p>
+        </w:tc>
+      </w:tr>
+      <w:tr>
+        <w:tc>
+          <w:tcPr>
+            <w:tcW w:type="dxa" w:w="1560"/>
+          </w:tcPr>
+          <w:p>
+            <w:r>
+              <w:rPr>
+                <w:rFonts w:ascii="Times New Roman" w:hAnsi="Times New Roman"/>
+                <w:sz w:val="18"/>
+              </w:rPr>
+              <w:t>Anaesthesiology</w:t>
+            </w:r>
+          </w:p>
+        </w:tc>
+        <w:tc>
+          <w:tcPr>
+            <w:tcW w:type="dxa" w:w="1560"/>
+          </w:tcPr>
+          <w:p>
+            <w:pPr>
+              <w:jc w:val="center"/>
+            </w:pPr>
+            <w:r>
+              <w:rPr>
+                <w:rFonts w:ascii="Times New Roman" w:hAnsi="Times New Roman"/>
+                <w:sz w:val="18"/>
+              </w:rPr>
+              <w:t>10,628</w:t>
+            </w:r>
+          </w:p>
+        </w:tc>
+        <w:tc>
+          <w:tcPr>
+            <w:tcW w:type="dxa" w:w="1560"/>
+          </w:tcPr>
+          <w:p>
+            <w:pPr>
+              <w:jc w:val="center"/>
+            </w:pPr>
+            <w:r>
+              <w:rPr>
+                <w:rFonts w:ascii="Times New Roman" w:hAnsi="Times New Roman"/>
+                <w:sz w:val="18"/>
+              </w:rPr>
+              <w:t>13,699</w:t>
+            </w:r>
+          </w:p>
+        </w:tc>
+        <w:tc>
+          <w:tcPr>
+            <w:tcW w:type="dxa" w:w="1560"/>
+          </w:tcPr>
+          <w:p>
+            <w:pPr>
+              <w:jc w:val="center"/>
+            </w:pPr>
+            <w:r>
+              <w:rPr>
+                <w:rFonts w:ascii="Times New Roman" w:hAnsi="Times New Roman"/>
+                <w:sz w:val="18"/>
+              </w:rPr>
+              <w:t>13,745</w:t>
+            </w:r>
+          </w:p>
+        </w:tc>
+        <w:tc>
+          <w:tcPr>
+            <w:tcW w:type="dxa" w:w="1560"/>
+          </w:tcPr>
+          <w:p>
+            <w:pPr>
+              <w:jc w:val="center"/>
+            </w:pPr>
+            <w:r>
+              <w:rPr>
+                <w:rFonts w:ascii="Times New Roman" w:hAnsi="Times New Roman"/>
+                <w:sz w:val="18"/>
+              </w:rPr>
+              <w:t>13,915</w:t>
+            </w:r>
+          </w:p>
+        </w:tc>
+        <w:tc>
+          <w:tcPr>
+            <w:tcW w:type="dxa" w:w="1560"/>
+          </w:tcPr>
+          <w:p>
+            <w:pPr>
+              <w:jc w:val="center"/>
+            </w:pPr>
+            <w:r>
+              <w:rPr>
+                <w:rFonts w:ascii="Times New Roman" w:hAnsi="Times New Roman"/>
+                <w:sz w:val="18"/>
+              </w:rPr>
+              <w:t>14,458</w:t>
+            </w:r>
+          </w:p>
+        </w:tc>
+      </w:tr>
+      <w:tr>
+        <w:tc>
+          <w:tcPr>
+            <w:tcW w:type="dxa" w:w="1560"/>
+          </w:tcPr>
+          <w:p>
+            <w:r>
+              <w:rPr>
+                <w:rFonts w:ascii="Times New Roman" w:hAnsi="Times New Roman"/>
+                <w:sz w:val="18"/>
+              </w:rPr>
+              <w:t>All specialties</w:t>
+            </w:r>
+          </w:p>
+        </w:tc>
+        <w:tc>
+          <w:tcPr>
+            <w:tcW w:type="dxa" w:w="1560"/>
+          </w:tcPr>
+          <w:p>
+            <w:pPr>
+              <w:jc w:val="center"/>
+            </w:pPr>
+            <w:r>
+              <w:rPr>
+                <w:rFonts w:ascii="Times New Roman" w:hAnsi="Times New Roman"/>
+                <w:sz w:val="18"/>
+              </w:rPr>
+              <w:t>279,281</w:t>
+            </w:r>
+          </w:p>
+        </w:tc>
+        <w:tc>
+          <w:tcPr>
+            <w:tcW w:type="dxa" w:w="1560"/>
+          </w:tcPr>
+          <w:p>
+            <w:pPr>
+              <w:jc w:val="center"/>
+            </w:pPr>
+            <w:r>
+              <w:rPr>
+                <w:rFonts w:ascii="Times New Roman" w:hAnsi="Times New Roman"/>
+                <w:sz w:val="18"/>
+              </w:rPr>
+              <w:t>308,815</w:t>
+            </w:r>
+          </w:p>
+        </w:tc>
+        <w:tc>
+          <w:tcPr>
+            <w:tcW w:type="dxa" w:w="1560"/>
+          </w:tcPr>
+          <w:p>
+            <w:pPr>
+              <w:jc w:val="center"/>
+            </w:pPr>
+            <w:r>
+              <w:rPr>
+                <w:rFonts w:ascii="Times New Roman" w:hAnsi="Times New Roman"/>
+                <w:sz w:val="18"/>
+              </w:rPr>
+              <w:t>312,218</w:t>
+            </w:r>
+          </w:p>
+        </w:tc>
+        <w:tc>
+          <w:tcPr>
+            <w:tcW w:type="dxa" w:w="1560"/>
+          </w:tcPr>
+          <w:p>
+            <w:pPr>
+              <w:jc w:val="center"/>
+            </w:pPr>
+            <w:r>
+              <w:rPr>
+                <w:rFonts w:ascii="Times New Roman" w:hAnsi="Times New Roman"/>
+                <w:sz w:val="18"/>
+              </w:rPr>
+              <w:t>325,021</w:t>
+            </w:r>
+          </w:p>
+        </w:tc>
+        <w:tc>
+          <w:tcPr>
+            <w:tcW w:type="dxa" w:w="1560"/>
+          </w:tcPr>
+          <w:p>
+            <w:pPr>
+              <w:jc w:val="center"/>
+            </w:pPr>
+            <w:r>
+              <w:rPr>
+                <w:rFonts w:ascii="Times New Roman" w:hAnsi="Times New Roman"/>
+                <w:sz w:val="18"/>
+              </w:rPr>
+              <w:t>325,915</w:t>
+            </w:r>
+          </w:p>
+        </w:tc>
+      </w:tr>
+    </w:tbl>
+    <w:p/>
+    <w:p>
+      <w:pPr>
+        <w:spacing w:before="280" w:after="120"/>
+      </w:pPr>
+      <w:r>
+        <w:rPr>
+          <w:rFonts w:ascii="Times New Roman" w:hAnsi="Times New Roman"/>
+          <w:b/>
+          <w:sz w:val="20"/>
+        </w:rPr>
+        <w:t>Supplementary Table 8. Specialist-trainee coverage by specialty. Coverage is the number of 2018 first-year specialist trainees divided by the number of physicians reported 3-5 years after medical registration in 2014, by primary specialty.</w:t>
+      </w:r>
+    </w:p>
+    <w:tbl>
+      <w:tblPr>
+        <w:tblStyle w:val="TableGrid"/>
+        <w:tblW w:type="auto" w:w="0"/>
+        <w:tblLook w:firstColumn="1" w:firstRow="1" w:lastColumn="0" w:lastRow="0" w:noHBand="0" w:noVBand="1" w:val="04A0"/>
+      </w:tblPr>
+      <w:tblGrid>
+        <w:gridCol w:w="1560"/>
+        <w:gridCol w:w="1560"/>
+        <w:gridCol w:w="1560"/>
+        <w:gridCol w:w="1560"/>
+        <w:gridCol w:w="1560"/>
+        <w:gridCol w:w="1560"/>
+      </w:tblGrid>
+      <w:tr>
+        <w:tc>
+          <w:tcPr>
+            <w:tcW w:type="dxa" w:w="1560"/>
+          </w:tcPr>
+          <w:p>
+            <w:pPr>
+              <w:jc w:val="center"/>
+            </w:pPr>
+            <w:r>
+              <w:rPr>
+                <w:rFonts w:ascii="Times New Roman" w:hAnsi="Times New Roman"/>
+                <w:b/>
+                <w:sz w:val="18"/>
+              </w:rPr>
+              <w:t>Specialty</w:t>
+            </w:r>
+          </w:p>
+        </w:tc>
+        <w:tc>
+          <w:tcPr>
+            <w:tcW w:type="dxa" w:w="1560"/>
+          </w:tcPr>
+          <w:p>
+            <w:pPr>
+              <w:jc w:val="center"/>
+            </w:pPr>
+            <w:r>
+              <w:rPr>
+                <w:rFonts w:ascii="Times New Roman" w:hAnsi="Times New Roman"/>
+                <w:b/>
+                <w:sz w:val="18"/>
+              </w:rPr>
+              <w:t>2018 specialist trainees (senkoi)</w:t>
+            </w:r>
+          </w:p>
+        </w:tc>
+        <w:tc>
+          <w:tcPr>
+            <w:tcW w:type="dxa" w:w="1560"/>
+          </w:tcPr>
+          <w:p>
+            <w:pPr>
+              <w:jc w:val="center"/>
+            </w:pPr>
+            <w:r>
+              <w:rPr>
+                <w:rFonts w:ascii="Times New Roman" w:hAnsi="Times New Roman"/>
+                <w:b/>
+                <w:sz w:val="18"/>
+              </w:rPr>
+              <w:t>Physicians 3-5 yr after registration (2014)</w:t>
+            </w:r>
+          </w:p>
+        </w:tc>
+        <w:tc>
+          <w:tcPr>
+            <w:tcW w:type="dxa" w:w="1560"/>
+          </w:tcPr>
+          <w:p>
+            <w:pPr>
+              <w:jc w:val="center"/>
+            </w:pPr>
+            <w:r>
+              <w:rPr>
+                <w:rFonts w:ascii="Times New Roman" w:hAnsi="Times New Roman"/>
+                <w:b/>
+                <w:sz w:val="18"/>
+              </w:rPr>
+              <w:t>H24 cohort 3rd year (2012)</w:t>
+            </w:r>
+          </w:p>
+        </w:tc>
+        <w:tc>
+          <w:tcPr>
+            <w:tcW w:type="dxa" w:w="1560"/>
+          </w:tcPr>
+          <w:p>
+            <w:pPr>
+              <w:jc w:val="center"/>
+            </w:pPr>
+            <w:r>
+              <w:rPr>
+                <w:rFonts w:ascii="Times New Roman" w:hAnsi="Times New Roman"/>
+                <w:b/>
+                <w:sz w:val="18"/>
+              </w:rPr>
+              <w:t>H24 cohort 5th year (2014)</w:t>
+            </w:r>
+          </w:p>
+        </w:tc>
+        <w:tc>
+          <w:tcPr>
+            <w:tcW w:type="dxa" w:w="1560"/>
+          </w:tcPr>
+          <w:p>
+            <w:pPr>
+              <w:jc w:val="center"/>
+            </w:pPr>
+            <w:r>
+              <w:rPr>
+                <w:rFonts w:ascii="Times New Roman" w:hAnsi="Times New Roman"/>
+                <w:b/>
+                <w:sz w:val="18"/>
+              </w:rPr>
+              <w:t>Coverage</w:t>
+            </w:r>
+          </w:p>
+        </w:tc>
+      </w:tr>
+      <w:tr>
+        <w:tc>
+          <w:tcPr>
+            <w:tcW w:type="dxa" w:w="1560"/>
+          </w:tcPr>
+          <w:p>
+            <w:r>
+              <w:rPr>
+                <w:rFonts w:ascii="Times New Roman" w:hAnsi="Times New Roman"/>
+                <w:sz w:val="18"/>
+              </w:rPr>
+              <w:t>Internal medicine</w:t>
+            </w:r>
+          </w:p>
+        </w:tc>
+        <w:tc>
+          <w:tcPr>
+            <w:tcW w:type="dxa" w:w="1560"/>
+          </w:tcPr>
+          <w:p>
+            <w:pPr>
+              <w:jc w:val="center"/>
+            </w:pPr>
+            <w:r>
+              <w:rPr>
+                <w:rFonts w:ascii="Times New Roman" w:hAnsi="Times New Roman"/>
+                <w:sz w:val="18"/>
+              </w:rPr>
+              <w:t>2,670</w:t>
+            </w:r>
+          </w:p>
+        </w:tc>
+        <w:tc>
+          <w:tcPr>
+            <w:tcW w:type="dxa" w:w="1560"/>
+          </w:tcPr>
+          <w:p>
+            <w:pPr>
+              <w:jc w:val="center"/>
+            </w:pPr>
+            <w:r>
+              <w:rPr>
+                <w:rFonts w:ascii="Times New Roman" w:hAnsi="Times New Roman"/>
+                <w:sz w:val="18"/>
+              </w:rPr>
+              <w:t>21,536</w:t>
+            </w:r>
+          </w:p>
+        </w:tc>
+        <w:tc>
+          <w:tcPr>
+            <w:tcW w:type="dxa" w:w="1560"/>
+          </w:tcPr>
+          <w:p>
+            <w:pPr>
+              <w:jc w:val="center"/>
+            </w:pPr>
+            <w:r>
+              <w:rPr>
+                <w:rFonts w:ascii="Times New Roman" w:hAnsi="Times New Roman"/>
+                <w:sz w:val="18"/>
+              </w:rPr>
+              <w:t>2,630</w:t>
+            </w:r>
+          </w:p>
+        </w:tc>
+        <w:tc>
+          <w:tcPr>
+            <w:tcW w:type="dxa" w:w="1560"/>
+          </w:tcPr>
+          <w:p>
+            <w:pPr>
+              <w:jc w:val="center"/>
+            </w:pPr>
+            <w:r>
+              <w:rPr>
+                <w:rFonts w:ascii="Times New Roman" w:hAnsi="Times New Roman"/>
+                <w:sz w:val="18"/>
+              </w:rPr>
+              <w:t>2,621</w:t>
+            </w:r>
+          </w:p>
+        </w:tc>
+        <w:tc>
+          <w:tcPr>
+            <w:tcW w:type="dxa" w:w="1560"/>
+          </w:tcPr>
+          <w:p>
+            <w:pPr>
+              <w:jc w:val="center"/>
+            </w:pPr>
+            <w:r>
+              <w:rPr>
+                <w:rFonts w:ascii="Times New Roman" w:hAnsi="Times New Roman"/>
+                <w:sz w:val="18"/>
+              </w:rPr>
+              <w:t>12.4%</w:t>
+            </w:r>
+          </w:p>
+        </w:tc>
+      </w:tr>
+      <w:tr>
+        <w:tc>
+          <w:tcPr>
+            <w:tcW w:type="dxa" w:w="1560"/>
+          </w:tcPr>
+          <w:p>
+            <w:r>
+              <w:rPr>
+                <w:rFonts w:ascii="Times New Roman" w:hAnsi="Times New Roman"/>
+                <w:sz w:val="18"/>
+              </w:rPr>
+              <w:t>Surgery</w:t>
+            </w:r>
+          </w:p>
+        </w:tc>
+        <w:tc>
+          <w:tcPr>
+            <w:tcW w:type="dxa" w:w="1560"/>
+          </w:tcPr>
+          <w:p>
+            <w:pPr>
+              <w:jc w:val="center"/>
+            </w:pPr>
+            <w:r>
+              <w:rPr>
+                <w:rFonts w:ascii="Times New Roman" w:hAnsi="Times New Roman"/>
+                <w:sz w:val="18"/>
+              </w:rPr>
+              <w:t>805</w:t>
+            </w:r>
+          </w:p>
+        </w:tc>
+        <w:tc>
+          <w:tcPr>
+            <w:tcW w:type="dxa" w:w="1560"/>
+          </w:tcPr>
+          <w:p>
+            <w:pPr>
+              <w:jc w:val="center"/>
+            </w:pPr>
+            <w:r>
+              <w:rPr>
+                <w:rFonts w:ascii="Times New Roman" w:hAnsi="Times New Roman"/>
+                <w:sz w:val="18"/>
+              </w:rPr>
+              <w:t>985</w:t>
+            </w:r>
+          </w:p>
+        </w:tc>
+        <w:tc>
+          <w:tcPr>
+            <w:tcW w:type="dxa" w:w="1560"/>
+          </w:tcPr>
+          <w:p>
+            <w:pPr>
+              <w:jc w:val="center"/>
+            </w:pPr>
+            <w:r>
+              <w:rPr>
+                <w:rFonts w:ascii="Times New Roman" w:hAnsi="Times New Roman"/>
+                <w:sz w:val="18"/>
+              </w:rPr>
+              <w:t>735</w:t>
+            </w:r>
+          </w:p>
+        </w:tc>
+        <w:tc>
+          <w:tcPr>
+            <w:tcW w:type="dxa" w:w="1560"/>
+          </w:tcPr>
+          <w:p>
+            <w:pPr>
+              <w:jc w:val="center"/>
+            </w:pPr>
+            <w:r>
+              <w:rPr>
+                <w:rFonts w:ascii="Times New Roman" w:hAnsi="Times New Roman"/>
+                <w:sz w:val="18"/>
+              </w:rPr>
+              <w:t>774</w:t>
+            </w:r>
+          </w:p>
+        </w:tc>
+        <w:tc>
+          <w:tcPr>
+            <w:tcW w:type="dxa" w:w="1560"/>
+          </w:tcPr>
+          <w:p>
+            <w:pPr>
+              <w:jc w:val="center"/>
+            </w:pPr>
+            <w:r>
+              <w:rPr>
+                <w:rFonts w:ascii="Times New Roman" w:hAnsi="Times New Roman"/>
+                <w:sz w:val="18"/>
+              </w:rPr>
+              <w:t>81.7%</w:t>
+            </w:r>
+          </w:p>
+        </w:tc>
+      </w:tr>
+      <w:tr>
+        <w:tc>
+          <w:tcPr>
+            <w:tcW w:type="dxa" w:w="1560"/>
+          </w:tcPr>
+          <w:p>
+            <w:r>
+              <w:rPr>
+                <w:rFonts w:ascii="Times New Roman" w:hAnsi="Times New Roman"/>
+                <w:sz w:val="18"/>
+              </w:rPr>
+              <w:t>Orthopaedics</w:t>
+            </w:r>
+          </w:p>
+        </w:tc>
+        <w:tc>
+          <w:tcPr>
+            <w:tcW w:type="dxa" w:w="1560"/>
+          </w:tcPr>
+          <w:p>
+            <w:pPr>
+              <w:jc w:val="center"/>
+            </w:pPr>
+            <w:r>
+              <w:rPr>
+                <w:rFonts w:ascii="Times New Roman" w:hAnsi="Times New Roman"/>
+                <w:sz w:val="18"/>
+              </w:rPr>
+              <w:t>552</w:t>
+            </w:r>
+          </w:p>
+        </w:tc>
+        <w:tc>
+          <w:tcPr>
+            <w:tcW w:type="dxa" w:w="1560"/>
+          </w:tcPr>
+          <w:p>
+            <w:pPr>
+              <w:jc w:val="center"/>
+            </w:pPr>
+            <w:r>
+              <w:rPr>
+                <w:rFonts w:ascii="Times New Roman" w:hAnsi="Times New Roman"/>
+                <w:sz w:val="18"/>
+              </w:rPr>
+              <w:t>2,291</w:t>
+            </w:r>
+          </w:p>
+        </w:tc>
+        <w:tc>
+          <w:tcPr>
+            <w:tcW w:type="dxa" w:w="1560"/>
+          </w:tcPr>
+          <w:p>
+            <w:pPr>
+              <w:jc w:val="center"/>
+            </w:pPr>
+            <w:r>
+              <w:rPr>
+                <w:rFonts w:ascii="Times New Roman" w:hAnsi="Times New Roman"/>
+                <w:sz w:val="18"/>
+              </w:rPr>
+              <w:t>457</w:t>
+            </w:r>
+          </w:p>
+        </w:tc>
+        <w:tc>
+          <w:tcPr>
+            <w:tcW w:type="dxa" w:w="1560"/>
+          </w:tcPr>
+          <w:p>
+            <w:pPr>
+              <w:jc w:val="center"/>
+            </w:pPr>
+            <w:r>
+              <w:rPr>
+                <w:rFonts w:ascii="Times New Roman" w:hAnsi="Times New Roman"/>
+                <w:sz w:val="18"/>
+              </w:rPr>
+              <w:t>472</w:t>
+            </w:r>
+          </w:p>
+        </w:tc>
+        <w:tc>
+          <w:tcPr>
+            <w:tcW w:type="dxa" w:w="1560"/>
+          </w:tcPr>
+          <w:p>
+            <w:pPr>
+              <w:jc w:val="center"/>
+            </w:pPr>
+            <w:r>
+              <w:rPr>
+                <w:rFonts w:ascii="Times New Roman" w:hAnsi="Times New Roman"/>
+                <w:sz w:val="18"/>
+              </w:rPr>
+              <w:t>24.1%</w:t>
+            </w:r>
+          </w:p>
+        </w:tc>
+      </w:tr>
+      <w:tr>
+        <w:tc>
+          <w:tcPr>
+            <w:tcW w:type="dxa" w:w="1560"/>
+          </w:tcPr>
+          <w:p>
+            <w:r>
+              <w:rPr>
+                <w:rFonts w:ascii="Times New Roman" w:hAnsi="Times New Roman"/>
+                <w:sz w:val="18"/>
+              </w:rPr>
+              <w:t>Plastic surgery</w:t>
+            </w:r>
+          </w:p>
+        </w:tc>
+        <w:tc>
+          <w:tcPr>
+            <w:tcW w:type="dxa" w:w="1560"/>
+          </w:tcPr>
+          <w:p>
+            <w:pPr>
+              <w:jc w:val="center"/>
+            </w:pPr>
+            <w:r>
+              <w:rPr>
+                <w:rFonts w:ascii="Times New Roman" w:hAnsi="Times New Roman"/>
+                <w:sz w:val="18"/>
+              </w:rPr>
+              <w:t>163</w:t>
+            </w:r>
+          </w:p>
+        </w:tc>
+        <w:tc>
+          <w:tcPr>
+            <w:tcW w:type="dxa" w:w="1560"/>
+          </w:tcPr>
+          <w:p>
+            <w:pPr>
+              <w:jc w:val="center"/>
+            </w:pPr>
+            <w:r>
+              <w:rPr>
+                <w:rFonts w:ascii="Times New Roman" w:hAnsi="Times New Roman"/>
+                <w:sz w:val="18"/>
+              </w:rPr>
+              <w:t>317</w:t>
+            </w:r>
+          </w:p>
+        </w:tc>
+        <w:tc>
+          <w:tcPr>
+            <w:tcW w:type="dxa" w:w="1560"/>
+          </w:tcPr>
+          <w:p>
+            <w:pPr>
+              <w:jc w:val="center"/>
+            </w:pPr>
+            <w:r>
+              <w:rPr>
+                <w:rFonts w:ascii="Times New Roman" w:hAnsi="Times New Roman"/>
+                <w:sz w:val="18"/>
+              </w:rPr>
+              <w:t>144</w:t>
+            </w:r>
+          </w:p>
+        </w:tc>
+        <w:tc>
+          <w:tcPr>
+            <w:tcW w:type="dxa" w:w="1560"/>
+          </w:tcPr>
+          <w:p>
+            <w:pPr>
+              <w:jc w:val="center"/>
+            </w:pPr>
+            <w:r>
+              <w:rPr>
+                <w:rFonts w:ascii="Times New Roman" w:hAnsi="Times New Roman"/>
+                <w:sz w:val="18"/>
+              </w:rPr>
+              <w:t>148</w:t>
+            </w:r>
+          </w:p>
+        </w:tc>
+        <w:tc>
+          <w:tcPr>
+            <w:tcW w:type="dxa" w:w="1560"/>
+          </w:tcPr>
+          <w:p>
+            <w:pPr>
+              <w:jc w:val="center"/>
+            </w:pPr>
+            <w:r>
+              <w:rPr>
+                <w:rFonts w:ascii="Times New Roman" w:hAnsi="Times New Roman"/>
+                <w:sz w:val="18"/>
+              </w:rPr>
+              <w:t>51.4%</w:t>
+            </w:r>
+          </w:p>
+        </w:tc>
+      </w:tr>
+      <w:tr>
+        <w:tc>
+          <w:tcPr>
+            <w:tcW w:type="dxa" w:w="1560"/>
+          </w:tcPr>
+          <w:p>
+            <w:r>
+              <w:rPr>
+                <w:rFonts w:ascii="Times New Roman" w:hAnsi="Times New Roman"/>
+                <w:sz w:val="18"/>
+              </w:rPr>
+              <w:t>Obstetrics &amp; gynaecology</w:t>
+            </w:r>
+          </w:p>
+        </w:tc>
+        <w:tc>
+          <w:tcPr>
+            <w:tcW w:type="dxa" w:w="1560"/>
+          </w:tcPr>
+          <w:p>
+            <w:pPr>
+              <w:jc w:val="center"/>
+            </w:pPr>
+            <w:r>
+              <w:rPr>
+                <w:rFonts w:ascii="Times New Roman" w:hAnsi="Times New Roman"/>
+                <w:sz w:val="18"/>
+              </w:rPr>
+              <w:t>441</w:t>
+            </w:r>
+          </w:p>
+        </w:tc>
+        <w:tc>
+          <w:tcPr>
+            <w:tcW w:type="dxa" w:w="1560"/>
+          </w:tcPr>
+          <w:p>
+            <w:pPr>
+              <w:jc w:val="center"/>
+            </w:pPr>
+            <w:r>
+              <w:rPr>
+                <w:rFonts w:ascii="Times New Roman" w:hAnsi="Times New Roman"/>
+                <w:sz w:val="18"/>
+              </w:rPr>
+              <w:t>1,383</w:t>
+            </w:r>
+          </w:p>
+        </w:tc>
+        <w:tc>
+          <w:tcPr>
+            <w:tcW w:type="dxa" w:w="1560"/>
+          </w:tcPr>
+          <w:p>
+            <w:pPr>
+              <w:jc w:val="center"/>
+            </w:pPr>
+            <w:r>
+              <w:rPr>
+                <w:rFonts w:ascii="Times New Roman" w:hAnsi="Times New Roman"/>
+                <w:sz w:val="18"/>
+              </w:rPr>
+              <w:t>327</w:t>
+            </w:r>
+          </w:p>
+        </w:tc>
+        <w:tc>
+          <w:tcPr>
+            <w:tcW w:type="dxa" w:w="1560"/>
+          </w:tcPr>
+          <w:p>
+            <w:pPr>
+              <w:jc w:val="center"/>
+            </w:pPr>
+            <w:r>
+              <w:rPr>
+                <w:rFonts w:ascii="Times New Roman" w:hAnsi="Times New Roman"/>
+                <w:sz w:val="18"/>
+              </w:rPr>
+              <w:t>342</w:t>
+            </w:r>
+          </w:p>
+        </w:tc>
+        <w:tc>
+          <w:tcPr>
+            <w:tcW w:type="dxa" w:w="1560"/>
+          </w:tcPr>
+          <w:p>
+            <w:pPr>
+              <w:jc w:val="center"/>
+            </w:pPr>
+            <w:r>
+              <w:rPr>
+                <w:rFonts w:ascii="Times New Roman" w:hAnsi="Times New Roman"/>
+                <w:sz w:val="18"/>
+              </w:rPr>
+              <w:t>31.9%</w:t>
+            </w:r>
+          </w:p>
+        </w:tc>
+      </w:tr>
+      <w:tr>
+        <w:tc>
+          <w:tcPr>
+            <w:tcW w:type="dxa" w:w="1560"/>
+          </w:tcPr>
+          <w:p>
+            <w:r>
+              <w:rPr>
+                <w:rFonts w:ascii="Times New Roman" w:hAnsi="Times New Roman"/>
+                <w:sz w:val="18"/>
+              </w:rPr>
+              <w:t>Paediatrics</w:t>
+            </w:r>
+          </w:p>
+        </w:tc>
+        <w:tc>
+          <w:tcPr>
+            <w:tcW w:type="dxa" w:w="1560"/>
+          </w:tcPr>
+          <w:p>
+            <w:pPr>
+              <w:jc w:val="center"/>
+            </w:pPr>
+            <w:r>
+              <w:rPr>
+                <w:rFonts w:ascii="Times New Roman" w:hAnsi="Times New Roman"/>
+                <w:sz w:val="18"/>
+              </w:rPr>
+              <w:t>573</w:t>
+            </w:r>
+          </w:p>
+        </w:tc>
+        <w:tc>
+          <w:tcPr>
+            <w:tcW w:type="dxa" w:w="1560"/>
+          </w:tcPr>
+          <w:p>
+            <w:pPr>
+              <w:jc w:val="center"/>
+            </w:pPr>
+            <w:r>
+              <w:rPr>
+                <w:rFonts w:ascii="Times New Roman" w:hAnsi="Times New Roman"/>
+                <w:sz w:val="18"/>
+              </w:rPr>
+              <w:t>7,950</w:t>
+            </w:r>
+          </w:p>
+        </w:tc>
+        <w:tc>
+          <w:tcPr>
+            <w:tcW w:type="dxa" w:w="1560"/>
+          </w:tcPr>
+          <w:p>
+            <w:pPr>
+              <w:jc w:val="center"/>
+            </w:pPr>
+            <w:r>
+              <w:rPr>
+                <w:rFonts w:ascii="Times New Roman" w:hAnsi="Times New Roman"/>
+                <w:sz w:val="18"/>
+              </w:rPr>
+              <w:t>447</w:t>
+            </w:r>
+          </w:p>
+        </w:tc>
+        <w:tc>
+          <w:tcPr>
+            <w:tcW w:type="dxa" w:w="1560"/>
+          </w:tcPr>
+          <w:p>
+            <w:pPr>
+              <w:jc w:val="center"/>
+            </w:pPr>
+            <w:r>
+              <w:rPr>
+                <w:rFonts w:ascii="Times New Roman" w:hAnsi="Times New Roman"/>
+                <w:sz w:val="18"/>
+              </w:rPr>
+              <w:t>433</w:t>
+            </w:r>
+          </w:p>
+        </w:tc>
+        <w:tc>
+          <w:tcPr>
+            <w:tcW w:type="dxa" w:w="1560"/>
+          </w:tcPr>
+          <w:p>
+            <w:pPr>
+              <w:jc w:val="center"/>
+            </w:pPr>
+            <w:r>
+              <w:rPr>
+                <w:rFonts w:ascii="Times New Roman" w:hAnsi="Times New Roman"/>
+                <w:sz w:val="18"/>
+              </w:rPr>
+              <w:t>7.2%</w:t>
+            </w:r>
+          </w:p>
+        </w:tc>
+      </w:tr>
+      <w:tr>
+        <w:tc>
+          <w:tcPr>
+            <w:tcW w:type="dxa" w:w="1560"/>
+          </w:tcPr>
+          <w:p>
+            <w:r>
+              <w:rPr>
+                <w:rFonts w:ascii="Times New Roman" w:hAnsi="Times New Roman"/>
+                <w:sz w:val="18"/>
+              </w:rPr>
+              <w:t>Psychiatry</w:t>
+            </w:r>
+          </w:p>
+        </w:tc>
+        <w:tc>
+          <w:tcPr>
+            <w:tcW w:type="dxa" w:w="1560"/>
+          </w:tcPr>
+          <w:p>
+            <w:pPr>
+              <w:jc w:val="center"/>
+            </w:pPr>
+            <w:r>
+              <w:rPr>
+                <w:rFonts w:ascii="Times New Roman" w:hAnsi="Times New Roman"/>
+                <w:sz w:val="18"/>
+              </w:rPr>
+              <w:t>441</w:t>
+            </w:r>
+          </w:p>
+        </w:tc>
+        <w:tc>
+          <w:tcPr>
+            <w:tcW w:type="dxa" w:w="1560"/>
+          </w:tcPr>
+          <w:p>
+            <w:pPr>
+              <w:jc w:val="center"/>
+            </w:pPr>
+            <w:r>
+              <w:rPr>
+                <w:rFonts w:ascii="Times New Roman" w:hAnsi="Times New Roman"/>
+                <w:sz w:val="18"/>
+              </w:rPr>
+              <w:t>637</w:t>
+            </w:r>
+          </w:p>
+        </w:tc>
+        <w:tc>
+          <w:tcPr>
+            <w:tcW w:type="dxa" w:w="1560"/>
+          </w:tcPr>
+          <w:p>
+            <w:pPr>
+              <w:jc w:val="center"/>
+            </w:pPr>
+            <w:r>
+              <w:rPr>
+                <w:rFonts w:ascii="Times New Roman" w:hAnsi="Times New Roman"/>
+                <w:sz w:val="18"/>
+              </w:rPr>
+              <w:t>314</w:t>
+            </w:r>
+          </w:p>
+        </w:tc>
+        <w:tc>
+          <w:tcPr>
+            <w:tcW w:type="dxa" w:w="1560"/>
+          </w:tcPr>
+          <w:p>
+            <w:pPr>
+              <w:jc w:val="center"/>
+            </w:pPr>
+            <w:r>
+              <w:rPr>
+                <w:rFonts w:ascii="Times New Roman" w:hAnsi="Times New Roman"/>
+                <w:sz w:val="18"/>
+              </w:rPr>
+              <w:t>354</w:t>
+            </w:r>
+          </w:p>
+        </w:tc>
+        <w:tc>
+          <w:tcPr>
+            <w:tcW w:type="dxa" w:w="1560"/>
+          </w:tcPr>
+          <w:p>
+            <w:pPr>
+              <w:jc w:val="center"/>
+            </w:pPr>
+            <w:r>
+              <w:rPr>
+                <w:rFonts w:ascii="Times New Roman" w:hAnsi="Times New Roman"/>
+                <w:sz w:val="18"/>
+              </w:rPr>
+              <w:t>69.2%</w:t>
+            </w:r>
+          </w:p>
+        </w:tc>
+      </w:tr>
+      <w:tr>
+        <w:tc>
+          <w:tcPr>
+            <w:tcW w:type="dxa" w:w="1560"/>
+          </w:tcPr>
+          <w:p>
+            <w:r>
+              <w:rPr>
+                <w:rFonts w:ascii="Times New Roman" w:hAnsi="Times New Roman"/>
+                <w:sz w:val="18"/>
+              </w:rPr>
+              <w:t>Ophthalmology</w:t>
+            </w:r>
+          </w:p>
+        </w:tc>
+        <w:tc>
+          <w:tcPr>
+            <w:tcW w:type="dxa" w:w="1560"/>
+          </w:tcPr>
+          <w:p>
+            <w:pPr>
+              <w:jc w:val="center"/>
+            </w:pPr>
+            <w:r>
+              <w:rPr>
+                <w:rFonts w:ascii="Times New Roman" w:hAnsi="Times New Roman"/>
+                <w:sz w:val="18"/>
+              </w:rPr>
+              <w:t>328</w:t>
+            </w:r>
+          </w:p>
+        </w:tc>
+        <w:tc>
+          <w:tcPr>
+            <w:tcW w:type="dxa" w:w="1560"/>
+          </w:tcPr>
+          <w:p>
+            <w:pPr>
+              <w:jc w:val="center"/>
+            </w:pPr>
+            <w:r>
+              <w:rPr>
+                <w:rFonts w:ascii="Times New Roman" w:hAnsi="Times New Roman"/>
+                <w:sz w:val="18"/>
+              </w:rPr>
+              <w:t>1,051</w:t>
+            </w:r>
+          </w:p>
+        </w:tc>
+        <w:tc>
+          <w:tcPr>
+            <w:tcW w:type="dxa" w:w="1560"/>
+          </w:tcPr>
+          <w:p>
+            <w:pPr>
+              <w:jc w:val="center"/>
+            </w:pPr>
+            <w:r>
+              <w:rPr>
+                <w:rFonts w:ascii="Times New Roman" w:hAnsi="Times New Roman"/>
+                <w:sz w:val="18"/>
+              </w:rPr>
+              <w:t>211</w:t>
+            </w:r>
+          </w:p>
+        </w:tc>
+        <w:tc>
+          <w:tcPr>
+            <w:tcW w:type="dxa" w:w="1560"/>
+          </w:tcPr>
+          <w:p>
+            <w:pPr>
+              <w:jc w:val="center"/>
+            </w:pPr>
+            <w:r>
+              <w:rPr>
+                <w:rFonts w:ascii="Times New Roman" w:hAnsi="Times New Roman"/>
+                <w:sz w:val="18"/>
+              </w:rPr>
+              <w:t>213</w:t>
+            </w:r>
+          </w:p>
+        </w:tc>
+        <w:tc>
+          <w:tcPr>
+            <w:tcW w:type="dxa" w:w="1560"/>
+          </w:tcPr>
+          <w:p>
+            <w:pPr>
+              <w:jc w:val="center"/>
+            </w:pPr>
+            <w:r>
+              <w:rPr>
+                <w:rFonts w:ascii="Times New Roman" w:hAnsi="Times New Roman"/>
+                <w:sz w:val="18"/>
+              </w:rPr>
+              <w:t>31.2%</w:t>
+            </w:r>
+          </w:p>
+        </w:tc>
+      </w:tr>
+      <w:tr>
+        <w:tc>
+          <w:tcPr>
+            <w:tcW w:type="dxa" w:w="1560"/>
+          </w:tcPr>
+          <w:p>
+            <w:r>
+              <w:rPr>
+                <w:rFonts w:ascii="Times New Roman" w:hAnsi="Times New Roman"/>
+                <w:sz w:val="18"/>
+              </w:rPr>
+              <w:t>Otolaryngology</w:t>
+            </w:r>
+          </w:p>
+        </w:tc>
+        <w:tc>
+          <w:tcPr>
+            <w:tcW w:type="dxa" w:w="1560"/>
+          </w:tcPr>
+          <w:p>
+            <w:pPr>
+              <w:jc w:val="center"/>
+            </w:pPr>
+            <w:r>
+              <w:rPr>
+                <w:rFonts w:ascii="Times New Roman" w:hAnsi="Times New Roman"/>
+                <w:sz w:val="18"/>
+              </w:rPr>
+              <w:t>267</w:t>
+            </w:r>
+          </w:p>
+        </w:tc>
+        <w:tc>
+          <w:tcPr>
+            <w:tcW w:type="dxa" w:w="1560"/>
+          </w:tcPr>
+          <w:p>
+            <w:pPr>
+              <w:jc w:val="center"/>
+            </w:pPr>
+            <w:r>
+              <w:rPr>
+                <w:rFonts w:ascii="Times New Roman" w:hAnsi="Times New Roman"/>
+                <w:sz w:val="18"/>
+              </w:rPr>
+              <w:t>617</w:t>
+            </w:r>
+          </w:p>
+        </w:tc>
+        <w:tc>
+          <w:tcPr>
+            <w:tcW w:type="dxa" w:w="1560"/>
+          </w:tcPr>
+          <w:p>
+            <w:pPr>
+              <w:jc w:val="center"/>
+            </w:pPr>
+            <w:r>
+              <w:rPr>
+                <w:rFonts w:ascii="Times New Roman" w:hAnsi="Times New Roman"/>
+                <w:sz w:val="18"/>
+              </w:rPr>
+              <w:t>195</w:t>
+            </w:r>
+          </w:p>
+        </w:tc>
+        <w:tc>
+          <w:tcPr>
+            <w:tcW w:type="dxa" w:w="1560"/>
+          </w:tcPr>
+          <w:p>
+            <w:pPr>
+              <w:jc w:val="center"/>
+            </w:pPr>
+            <w:r>
+              <w:rPr>
+                <w:rFonts w:ascii="Times New Roman" w:hAnsi="Times New Roman"/>
+                <w:sz w:val="18"/>
+              </w:rPr>
+              <w:t>193</w:t>
+            </w:r>
+          </w:p>
+        </w:tc>
+        <w:tc>
+          <w:tcPr>
+            <w:tcW w:type="dxa" w:w="1560"/>
+          </w:tcPr>
+          <w:p>
+            <w:pPr>
+              <w:jc w:val="center"/>
+            </w:pPr>
+            <w:r>
+              <w:rPr>
+                <w:rFonts w:ascii="Times New Roman" w:hAnsi="Times New Roman"/>
+                <w:sz w:val="18"/>
+              </w:rPr>
+              <w:t>43.3%</w:t>
+            </w:r>
+          </w:p>
+        </w:tc>
+      </w:tr>
+      <w:tr>
+        <w:tc>
+          <w:tcPr>
+            <w:tcW w:type="dxa" w:w="1560"/>
+          </w:tcPr>
+          <w:p>
+            <w:r>
+              <w:rPr>
+                <w:rFonts w:ascii="Times New Roman" w:hAnsi="Times New Roman"/>
+                <w:sz w:val="18"/>
+              </w:rPr>
+              <w:t>Urology</w:t>
+            </w:r>
+          </w:p>
+        </w:tc>
+        <w:tc>
+          <w:tcPr>
+            <w:tcW w:type="dxa" w:w="1560"/>
+          </w:tcPr>
+          <w:p>
+            <w:pPr>
+              <w:jc w:val="center"/>
+            </w:pPr>
+            <w:r>
+              <w:rPr>
+                <w:rFonts w:ascii="Times New Roman" w:hAnsi="Times New Roman"/>
+                <w:sz w:val="18"/>
+              </w:rPr>
+              <w:t>274</w:t>
+            </w:r>
+          </w:p>
+        </w:tc>
+        <w:tc>
+          <w:tcPr>
+            <w:tcW w:type="dxa" w:w="1560"/>
+          </w:tcPr>
+          <w:p>
+            <w:pPr>
+              <w:jc w:val="center"/>
+            </w:pPr>
+            <w:r>
+              <w:rPr>
+                <w:rFonts w:ascii="Times New Roman" w:hAnsi="Times New Roman"/>
+                <w:sz w:val="18"/>
+              </w:rPr>
+              <w:t>568</w:t>
+            </w:r>
+          </w:p>
+        </w:tc>
+        <w:tc>
+          <w:tcPr>
+            <w:tcW w:type="dxa" w:w="1560"/>
+          </w:tcPr>
+          <w:p>
+            <w:pPr>
+              <w:jc w:val="center"/>
+            </w:pPr>
+            <w:r>
+              <w:rPr>
+                <w:rFonts w:ascii="Times New Roman" w:hAnsi="Times New Roman"/>
+                <w:sz w:val="18"/>
+              </w:rPr>
+              <w:t>206</w:t>
+            </w:r>
+          </w:p>
+        </w:tc>
+        <w:tc>
+          <w:tcPr>
+            <w:tcW w:type="dxa" w:w="1560"/>
+          </w:tcPr>
+          <w:p>
+            <w:pPr>
+              <w:jc w:val="center"/>
+            </w:pPr>
+            <w:r>
+              <w:rPr>
+                <w:rFonts w:ascii="Times New Roman" w:hAnsi="Times New Roman"/>
+                <w:sz w:val="18"/>
+              </w:rPr>
+              <w:t>194</w:t>
+            </w:r>
+          </w:p>
+        </w:tc>
+        <w:tc>
+          <w:tcPr>
+            <w:tcW w:type="dxa" w:w="1560"/>
+          </w:tcPr>
+          <w:p>
+            <w:pPr>
+              <w:jc w:val="center"/>
+            </w:pPr>
+            <w:r>
+              <w:rPr>
+                <w:rFonts w:ascii="Times New Roman" w:hAnsi="Times New Roman"/>
+                <w:sz w:val="18"/>
+              </w:rPr>
+              <w:t>48.2%</w:t>
+            </w:r>
+          </w:p>
+        </w:tc>
+      </w:tr>
+      <w:tr>
+        <w:tc>
+          <w:tcPr>
+            <w:tcW w:type="dxa" w:w="1560"/>
+          </w:tcPr>
+          <w:p>
+            <w:r>
+              <w:rPr>
+                <w:rFonts w:ascii="Times New Roman" w:hAnsi="Times New Roman"/>
+                <w:sz w:val="18"/>
+              </w:rPr>
+              <w:t>Dermatology</w:t>
+            </w:r>
+          </w:p>
+        </w:tc>
+        <w:tc>
+          <w:tcPr>
+            <w:tcW w:type="dxa" w:w="1560"/>
+          </w:tcPr>
+          <w:p>
+            <w:pPr>
+              <w:jc w:val="center"/>
+            </w:pPr>
+            <w:r>
+              <w:rPr>
+                <w:rFonts w:ascii="Times New Roman" w:hAnsi="Times New Roman"/>
+                <w:sz w:val="18"/>
+              </w:rPr>
+              <w:t>271</w:t>
+            </w:r>
+          </w:p>
+        </w:tc>
+        <w:tc>
+          <w:tcPr>
+            <w:tcW w:type="dxa" w:w="1560"/>
+          </w:tcPr>
+          <w:p>
+            <w:pPr>
+              <w:jc w:val="center"/>
+            </w:pPr>
+            <w:r>
+              <w:rPr>
+                <w:rFonts w:ascii="Times New Roman" w:hAnsi="Times New Roman"/>
+                <w:sz w:val="18"/>
+              </w:rPr>
+              <w:t>1,405</w:t>
+            </w:r>
+          </w:p>
+        </w:tc>
+        <w:tc>
+          <w:tcPr>
+            <w:tcW w:type="dxa" w:w="1560"/>
+          </w:tcPr>
+          <w:p>
+            <w:pPr>
+              <w:jc w:val="center"/>
+            </w:pPr>
+            <w:r>
+              <w:rPr>
+                <w:rFonts w:ascii="Times New Roman" w:hAnsi="Times New Roman"/>
+                <w:sz w:val="18"/>
+              </w:rPr>
+              <w:t>228</w:t>
+            </w:r>
+          </w:p>
+        </w:tc>
+        <w:tc>
+          <w:tcPr>
+            <w:tcW w:type="dxa" w:w="1560"/>
+          </w:tcPr>
+          <w:p>
+            <w:pPr>
+              <w:jc w:val="center"/>
+            </w:pPr>
+            <w:r>
+              <w:rPr>
+                <w:rFonts w:ascii="Times New Roman" w:hAnsi="Times New Roman"/>
+                <w:sz w:val="18"/>
+              </w:rPr>
+              <w:t>210</w:t>
+            </w:r>
+          </w:p>
+        </w:tc>
+        <w:tc>
+          <w:tcPr>
+            <w:tcW w:type="dxa" w:w="1560"/>
+          </w:tcPr>
+          <w:p>
+            <w:pPr>
+              <w:jc w:val="center"/>
+            </w:pPr>
+            <w:r>
+              <w:rPr>
+                <w:rFonts w:ascii="Times New Roman" w:hAnsi="Times New Roman"/>
+                <w:sz w:val="18"/>
+              </w:rPr>
+              <w:t>19.3%</w:t>
+            </w:r>
+          </w:p>
+        </w:tc>
+      </w:tr>
+      <w:tr>
+        <w:tc>
+          <w:tcPr>
+            <w:tcW w:type="dxa" w:w="1560"/>
+          </w:tcPr>
+          <w:p>
+            <w:r>
+              <w:rPr>
+                <w:rFonts w:ascii="Times New Roman" w:hAnsi="Times New Roman"/>
+                <w:sz w:val="18"/>
+              </w:rPr>
+              <w:t>Anaesthesiology</w:t>
+            </w:r>
+          </w:p>
+        </w:tc>
+        <w:tc>
+          <w:tcPr>
+            <w:tcW w:type="dxa" w:w="1560"/>
+          </w:tcPr>
+          <w:p>
+            <w:pPr>
+              <w:jc w:val="center"/>
+            </w:pPr>
+            <w:r>
+              <w:rPr>
+                <w:rFonts w:ascii="Times New Roman" w:hAnsi="Times New Roman"/>
+                <w:sz w:val="18"/>
+              </w:rPr>
+              <w:t>495</w:t>
+            </w:r>
+          </w:p>
+        </w:tc>
+        <w:tc>
+          <w:tcPr>
+            <w:tcW w:type="dxa" w:w="1560"/>
+          </w:tcPr>
+          <w:p>
+            <w:pPr>
+              <w:jc w:val="center"/>
+            </w:pPr>
+            <w:r>
+              <w:rPr>
+                <w:rFonts w:ascii="Times New Roman" w:hAnsi="Times New Roman"/>
+                <w:sz w:val="18"/>
+              </w:rPr>
+              <w:t>1,091</w:t>
+            </w:r>
+          </w:p>
+        </w:tc>
+        <w:tc>
+          <w:tcPr>
+            <w:tcW w:type="dxa" w:w="1560"/>
+          </w:tcPr>
+          <w:p>
+            <w:pPr>
+              <w:jc w:val="center"/>
+            </w:pPr>
+            <w:r>
+              <w:rPr>
+                <w:rFonts w:ascii="Times New Roman" w:hAnsi="Times New Roman"/>
+                <w:sz w:val="18"/>
+              </w:rPr>
+              <w:t>378</w:t>
+            </w:r>
+          </w:p>
+        </w:tc>
+        <w:tc>
+          <w:tcPr>
+            <w:tcW w:type="dxa" w:w="1560"/>
+          </w:tcPr>
+          <w:p>
+            <w:pPr>
+              <w:jc w:val="center"/>
+            </w:pPr>
+            <w:r>
+              <w:rPr>
+                <w:rFonts w:ascii="Times New Roman" w:hAnsi="Times New Roman"/>
+                <w:sz w:val="18"/>
+              </w:rPr>
+              <w:t>385</w:t>
+            </w:r>
+          </w:p>
+        </w:tc>
+        <w:tc>
+          <w:tcPr>
+            <w:tcW w:type="dxa" w:w="1560"/>
+          </w:tcPr>
+          <w:p>
+            <w:pPr>
+              <w:jc w:val="center"/>
+            </w:pPr>
+            <w:r>
+              <w:rPr>
+                <w:rFonts w:ascii="Times New Roman" w:hAnsi="Times New Roman"/>
+                <w:sz w:val="18"/>
+              </w:rPr>
+              <w:t>45.4%</w:t>
+            </w:r>
+          </w:p>
+        </w:tc>
+      </w:tr>
+    </w:tbl>
+    <w:p/>
+    <w:p>
+      <w:pPr>
+        <w:spacing w:before="280" w:after="120"/>
+      </w:pPr>
+      <w:r>
+        <w:rPr>
+          <w:rFonts w:ascii="Times New Roman" w:hAnsi="Times New Roman"/>
+          <w:b/>
+          <w:sz w:val="20"/>
+        </w:rPr>
+        <w:t>Supplementary Table 9. Heterogeneity and trend-stability checks. High-litigation and surgical models include an interaction between the lagged litigation rate and a binary group indicator (the main effect of the group is absorbed by specialty fixed effects). The trend-stability model adds specialty-specific linear time trends.</w:t>
+      </w:r>
+    </w:p>
+    <w:tbl>
+      <w:tblPr>
+        <w:tblStyle w:val="TableGrid"/>
+        <w:tblW w:type="auto" w:w="0"/>
+        <w:tblLook w:firstColumn="1" w:firstRow="1" w:lastColumn="0" w:lastRow="0" w:noHBand="0" w:noVBand="1" w:val="04A0"/>
+      </w:tblPr>
+      <w:tblGrid>
+        <w:gridCol w:w="1337"/>
+        <w:gridCol w:w="1337"/>
+        <w:gridCol w:w="1337"/>
+        <w:gridCol w:w="1337"/>
+        <w:gridCol w:w="1337"/>
+        <w:gridCol w:w="1337"/>
+        <w:gridCol w:w="1337"/>
+      </w:tblGrid>
+      <w:tr>
+        <w:tc>
+          <w:tcPr>
+            <w:tcW w:type="dxa" w:w="1337"/>
+          </w:tcPr>
+          <w:p>
+            <w:pPr>
+              <w:jc w:val="center"/>
+            </w:pPr>
+            <w:r>
+              <w:rPr>
+                <w:rFonts w:ascii="Times New Roman" w:hAnsi="Times New Roman"/>
+                <w:b/>
+                <w:sz w:val="18"/>
+              </w:rPr>
+              <w:t>Outcome</w:t>
+            </w:r>
+          </w:p>
+        </w:tc>
+        <w:tc>
+          <w:tcPr>
+            <w:tcW w:type="dxa" w:w="1337"/>
+          </w:tcPr>
+          <w:p>
+            <w:pPr>
+              <w:jc w:val="center"/>
+            </w:pPr>
+            <w:r>
+              <w:rPr>
+                <w:rFonts w:ascii="Times New Roman" w:hAnsi="Times New Roman"/>
+                <w:b/>
+                <w:sz w:val="18"/>
+              </w:rPr>
+              <w:t>Group / check</w:t>
+            </w:r>
+          </w:p>
+        </w:tc>
+        <w:tc>
+          <w:tcPr>
+            <w:tcW w:type="dxa" w:w="1337"/>
+          </w:tcPr>
+          <w:p>
+            <w:pPr>
+              <w:jc w:val="center"/>
+            </w:pPr>
+            <w:r>
+              <w:rPr>
+                <w:rFonts w:ascii="Times New Roman" w:hAnsi="Times New Roman"/>
+                <w:b/>
+                <w:sz w:val="18"/>
+              </w:rPr>
+              <w:t>Main coefficient (SE)</w:t>
+            </w:r>
+          </w:p>
+        </w:tc>
+        <w:tc>
+          <w:tcPr>
+            <w:tcW w:type="dxa" w:w="1337"/>
+          </w:tcPr>
+          <w:p>
+            <w:pPr>
+              <w:jc w:val="center"/>
+            </w:pPr>
+            <w:r>
+              <w:rPr>
+                <w:rFonts w:ascii="Times New Roman" w:hAnsi="Times New Roman"/>
+                <w:b/>
+                <w:sz w:val="18"/>
+              </w:rPr>
+              <w:t>p</w:t>
+            </w:r>
+          </w:p>
+        </w:tc>
+        <w:tc>
+          <w:tcPr>
+            <w:tcW w:type="dxa" w:w="1337"/>
+          </w:tcPr>
+          <w:p>
+            <w:pPr>
+              <w:jc w:val="center"/>
+            </w:pPr>
+            <w:r>
+              <w:rPr>
+                <w:rFonts w:ascii="Times New Roman" w:hAnsi="Times New Roman"/>
+                <w:b/>
+                <w:sz w:val="18"/>
+              </w:rPr>
+              <w:t>Interaction coefficient (SE)</w:t>
+            </w:r>
+          </w:p>
+        </w:tc>
+        <w:tc>
+          <w:tcPr>
+            <w:tcW w:type="dxa" w:w="1337"/>
+          </w:tcPr>
+          <w:p>
+            <w:pPr>
+              <w:jc w:val="center"/>
+            </w:pPr>
+            <w:r>
+              <w:rPr>
+                <w:rFonts w:ascii="Times New Roman" w:hAnsi="Times New Roman"/>
+                <w:b/>
+                <w:sz w:val="18"/>
+              </w:rPr>
+              <w:t>p</w:t>
+            </w:r>
+          </w:p>
+        </w:tc>
+        <w:tc>
+          <w:tcPr>
+            <w:tcW w:type="dxa" w:w="1337"/>
+          </w:tcPr>
+          <w:p>
+            <w:pPr>
+              <w:jc w:val="center"/>
+            </w:pPr>
+            <w:r>
+              <w:rPr>
+                <w:rFonts w:ascii="Times New Roman" w:hAnsi="Times New Roman"/>
+                <w:b/>
+                <w:sz w:val="18"/>
+              </w:rPr>
+              <w:t>n</w:t>
+            </w:r>
+          </w:p>
+        </w:tc>
+      </w:tr>
+      <w:tr>
+        <w:tc>
+          <w:tcPr>
+            <w:tcW w:type="dxa" w:w="1337"/>
+          </w:tcPr>
+          <w:p>
+            <w:r>
+              <w:rPr>
+                <w:rFonts w:ascii="Times New Roman" w:hAnsi="Times New Roman"/>
+                <w:sz w:val="18"/>
+              </w:rPr>
+              <w:t>Physician growth</w:t>
+            </w:r>
+          </w:p>
+        </w:tc>
+        <w:tc>
+          <w:tcPr>
+            <w:tcW w:type="dxa" w:w="1337"/>
+          </w:tcPr>
+          <w:p>
+            <w:pPr>
+              <w:jc w:val="center"/>
+            </w:pPr>
+            <w:r>
+              <w:rPr>
+                <w:rFonts w:ascii="Times New Roman" w:hAnsi="Times New Roman"/>
+                <w:sz w:val="18"/>
+              </w:rPr>
+              <w:t>High litigation</w:t>
+            </w:r>
+          </w:p>
+        </w:tc>
+        <w:tc>
+          <w:tcPr>
+            <w:tcW w:type="dxa" w:w="1337"/>
+          </w:tcPr>
+          <w:p>
+            <w:pPr>
+              <w:jc w:val="center"/>
+            </w:pPr>
+            <w:r>
+              <w:rPr>
+                <w:rFonts w:ascii="Times New Roman" w:hAnsi="Times New Roman"/>
+                <w:sz w:val="18"/>
+              </w:rPr>
+              <w:t>+0.0098 (+0.0084)</w:t>
+            </w:r>
+          </w:p>
+        </w:tc>
+        <w:tc>
+          <w:tcPr>
+            <w:tcW w:type="dxa" w:w="1337"/>
+          </w:tcPr>
+          <w:p>
+            <w:pPr>
+              <w:jc w:val="center"/>
+            </w:pPr>
+            <w:r>
+              <w:rPr>
+                <w:rFonts w:ascii="Times New Roman" w:hAnsi="Times New Roman"/>
+                <w:sz w:val="18"/>
+              </w:rPr>
+              <w:t>0.27</w:t>
+            </w:r>
+          </w:p>
+        </w:tc>
+        <w:tc>
+          <w:tcPr>
+            <w:tcW w:type="dxa" w:w="1337"/>
+          </w:tcPr>
+          <w:p>
+            <w:pPr>
+              <w:jc w:val="center"/>
+            </w:pPr>
+            <w:r>
+              <w:rPr>
+                <w:rFonts w:ascii="Times New Roman" w:hAnsi="Times New Roman"/>
+                <w:sz w:val="18"/>
+              </w:rPr>
+              <w:t>-0.0119 (+0.0096)</w:t>
+            </w:r>
+          </w:p>
+        </w:tc>
+        <w:tc>
+          <w:tcPr>
+            <w:tcW w:type="dxa" w:w="1337"/>
+          </w:tcPr>
+          <w:p>
+            <w:pPr>
+              <w:jc w:val="center"/>
+            </w:pPr>
+            <w:r>
+              <w:rPr>
+                <w:rFonts w:ascii="Times New Roman" w:hAnsi="Times New Roman"/>
+                <w:sz w:val="18"/>
+              </w:rPr>
+              <w:t>0.24</w:t>
+            </w:r>
+          </w:p>
+        </w:tc>
+        <w:tc>
+          <w:tcPr>
+            <w:tcW w:type="dxa" w:w="1337"/>
+          </w:tcPr>
+          <w:p>
+            <w:pPr>
+              <w:jc w:val="center"/>
+            </w:pPr>
+            <w:r>
+              <w:rPr>
+                <w:rFonts w:ascii="Times New Roman" w:hAnsi="Times New Roman"/>
+                <w:sz w:val="18"/>
+              </w:rPr>
+              <w:t>96</w:t>
+            </w:r>
+          </w:p>
+        </w:tc>
+      </w:tr>
+      <w:tr>
+        <w:tc>
+          <w:tcPr>
+            <w:tcW w:type="dxa" w:w="1337"/>
+          </w:tcPr>
+          <w:p>
+            <w:r>
+              <w:rPr>
+                <w:rFonts w:ascii="Times New Roman" w:hAnsi="Times New Roman"/>
+                <w:sz w:val="18"/>
+              </w:rPr>
+              <w:t>Physician growth</w:t>
+            </w:r>
+          </w:p>
+        </w:tc>
+        <w:tc>
+          <w:tcPr>
+            <w:tcW w:type="dxa" w:w="1337"/>
+          </w:tcPr>
+          <w:p>
+            <w:pPr>
+              <w:jc w:val="center"/>
+            </w:pPr>
+            <w:r>
+              <w:rPr>
+                <w:rFonts w:ascii="Times New Roman" w:hAnsi="Times New Roman"/>
+                <w:sz w:val="18"/>
+              </w:rPr>
+              <w:t>Surgical</w:t>
+            </w:r>
+          </w:p>
+        </w:tc>
+        <w:tc>
+          <w:tcPr>
+            <w:tcW w:type="dxa" w:w="1337"/>
+          </w:tcPr>
+          <w:p>
+            <w:pPr>
+              <w:jc w:val="center"/>
+            </w:pPr>
+            <w:r>
+              <w:rPr>
+                <w:rFonts w:ascii="Times New Roman" w:hAnsi="Times New Roman"/>
+                <w:sz w:val="18"/>
+              </w:rPr>
+              <w:t>-0.0045 (+0.0037)</w:t>
+            </w:r>
+          </w:p>
+        </w:tc>
+        <w:tc>
+          <w:tcPr>
+            <w:tcW w:type="dxa" w:w="1337"/>
+          </w:tcPr>
+          <w:p>
+            <w:pPr>
+              <w:jc w:val="center"/>
+            </w:pPr>
+            <w:r>
+              <w:rPr>
+                <w:rFonts w:ascii="Times New Roman" w:hAnsi="Times New Roman"/>
+                <w:sz w:val="18"/>
+              </w:rPr>
+              <w:t>0.24</w:t>
+            </w:r>
+          </w:p>
+        </w:tc>
+        <w:tc>
+          <w:tcPr>
+            <w:tcW w:type="dxa" w:w="1337"/>
+          </w:tcPr>
+          <w:p>
+            <w:pPr>
+              <w:jc w:val="center"/>
+            </w:pPr>
+            <w:r>
+              <w:rPr>
+                <w:rFonts w:ascii="Times New Roman" w:hAnsi="Times New Roman"/>
+                <w:sz w:val="18"/>
+              </w:rPr>
+              <w:t>+0.0057 (+0.0064)</w:t>
+            </w:r>
+          </w:p>
+        </w:tc>
+        <w:tc>
+          <w:tcPr>
+            <w:tcW w:type="dxa" w:w="1337"/>
+          </w:tcPr>
+          <w:p>
+            <w:pPr>
+              <w:jc w:val="center"/>
+            </w:pPr>
+            <w:r>
+              <w:rPr>
+                <w:rFonts w:ascii="Times New Roman" w:hAnsi="Times New Roman"/>
+                <w:sz w:val="18"/>
+              </w:rPr>
+              <w:t>0.39</w:t>
+            </w:r>
+          </w:p>
+        </w:tc>
+        <w:tc>
+          <w:tcPr>
+            <w:tcW w:type="dxa" w:w="1337"/>
+          </w:tcPr>
+          <w:p>
+            <w:pPr>
+              <w:jc w:val="center"/>
+            </w:pPr>
+            <w:r>
+              <w:rPr>
+                <w:rFonts w:ascii="Times New Roman" w:hAnsi="Times New Roman"/>
+                <w:sz w:val="18"/>
+              </w:rPr>
+              <w:t>96</w:t>
+            </w:r>
+          </w:p>
+        </w:tc>
+      </w:tr>
+      <w:tr>
+        <w:tc>
+          <w:tcPr>
+            <w:tcW w:type="dxa" w:w="1337"/>
+          </w:tcPr>
+          <w:p>
+            <w:r>
+              <w:rPr>
+                <w:rFonts w:ascii="Times New Roman" w:hAnsi="Times New Roman"/>
+                <w:sz w:val="18"/>
+              </w:rPr>
+              <w:t>Hospital growth</w:t>
+            </w:r>
+          </w:p>
+        </w:tc>
+        <w:tc>
+          <w:tcPr>
+            <w:tcW w:type="dxa" w:w="1337"/>
+          </w:tcPr>
+          <w:p>
+            <w:pPr>
+              <w:jc w:val="center"/>
+            </w:pPr>
+            <w:r>
+              <w:rPr>
+                <w:rFonts w:ascii="Times New Roman" w:hAnsi="Times New Roman"/>
+                <w:sz w:val="18"/>
+              </w:rPr>
+              <w:t>High litigation</w:t>
+            </w:r>
+          </w:p>
+        </w:tc>
+        <w:tc>
+          <w:tcPr>
+            <w:tcW w:type="dxa" w:w="1337"/>
+          </w:tcPr>
+          <w:p>
+            <w:pPr>
+              <w:jc w:val="center"/>
+            </w:pPr>
+            <w:r>
+              <w:rPr>
+                <w:rFonts w:ascii="Times New Roman" w:hAnsi="Times New Roman"/>
+                <w:sz w:val="18"/>
+              </w:rPr>
+              <w:t>-0.0001 (+0.0034)</w:t>
+            </w:r>
+          </w:p>
+        </w:tc>
+        <w:tc>
+          <w:tcPr>
+            <w:tcW w:type="dxa" w:w="1337"/>
+          </w:tcPr>
+          <w:p>
+            <w:pPr>
+              <w:jc w:val="center"/>
+            </w:pPr>
+            <w:r>
+              <w:rPr>
+                <w:rFonts w:ascii="Times New Roman" w:hAnsi="Times New Roman"/>
+                <w:sz w:val="18"/>
+              </w:rPr>
+              <w:t>0.99</w:t>
+            </w:r>
+          </w:p>
+        </w:tc>
+        <w:tc>
+          <w:tcPr>
+            <w:tcW w:type="dxa" w:w="1337"/>
+          </w:tcPr>
+          <w:p>
+            <w:pPr>
+              <w:jc w:val="center"/>
+            </w:pPr>
+            <w:r>
+              <w:rPr>
+                <w:rFonts w:ascii="Times New Roman" w:hAnsi="Times New Roman"/>
+                <w:sz w:val="18"/>
+              </w:rPr>
+              <w:t>+0.0004 (+0.0043)</w:t>
+            </w:r>
+          </w:p>
+        </w:tc>
+        <w:tc>
+          <w:tcPr>
+            <w:tcW w:type="dxa" w:w="1337"/>
+          </w:tcPr>
+          <w:p>
+            <w:pPr>
+              <w:jc w:val="center"/>
+            </w:pPr>
+            <w:r>
+              <w:rPr>
+                <w:rFonts w:ascii="Times New Roman" w:hAnsi="Times New Roman"/>
+                <w:sz w:val="18"/>
+              </w:rPr>
+              <w:t>0.93</w:t>
+            </w:r>
+          </w:p>
+        </w:tc>
+        <w:tc>
+          <w:tcPr>
+            <w:tcW w:type="dxa" w:w="1337"/>
+          </w:tcPr>
+          <w:p>
+            <w:pPr>
+              <w:jc w:val="center"/>
+            </w:pPr>
+            <w:r>
+              <w:rPr>
+                <w:rFonts w:ascii="Times New Roman" w:hAnsi="Times New Roman"/>
+                <w:sz w:val="18"/>
+              </w:rPr>
+              <w:t>96</w:t>
+            </w:r>
+          </w:p>
+        </w:tc>
+      </w:tr>
+      <w:tr>
+        <w:tc>
+          <w:tcPr>
+            <w:tcW w:type="dxa" w:w="1337"/>
+          </w:tcPr>
+          <w:p>
+            <w:r>
+              <w:rPr>
+                <w:rFonts w:ascii="Times New Roman" w:hAnsi="Times New Roman"/>
+                <w:sz w:val="18"/>
+              </w:rPr>
+              <w:t>Hospital growth</w:t>
+            </w:r>
+          </w:p>
+        </w:tc>
+        <w:tc>
+          <w:tcPr>
+            <w:tcW w:type="dxa" w:w="1337"/>
+          </w:tcPr>
+          <w:p>
+            <w:pPr>
+              <w:jc w:val="center"/>
+            </w:pPr>
+            <w:r>
+              <w:rPr>
+                <w:rFonts w:ascii="Times New Roman" w:hAnsi="Times New Roman"/>
+                <w:sz w:val="18"/>
+              </w:rPr>
+              <w:t>Surgical</w:t>
+            </w:r>
+          </w:p>
+        </w:tc>
+        <w:tc>
+          <w:tcPr>
+            <w:tcW w:type="dxa" w:w="1337"/>
+          </w:tcPr>
+          <w:p>
+            <w:pPr>
+              <w:jc w:val="center"/>
+            </w:pPr>
+            <w:r>
+              <w:rPr>
+                <w:rFonts w:ascii="Times New Roman" w:hAnsi="Times New Roman"/>
+                <w:sz w:val="18"/>
+              </w:rPr>
+              <w:t>+0.0044 (+0.0027)</w:t>
+            </w:r>
+          </w:p>
+        </w:tc>
+        <w:tc>
+          <w:tcPr>
+            <w:tcW w:type="dxa" w:w="1337"/>
+          </w:tcPr>
+          <w:p>
+            <w:pPr>
+              <w:jc w:val="center"/>
+            </w:pPr>
+            <w:r>
+              <w:rPr>
+                <w:rFonts w:ascii="Times New Roman" w:hAnsi="Times New Roman"/>
+                <w:sz w:val="18"/>
+              </w:rPr>
+              <w:t>0.12</w:t>
+            </w:r>
+          </w:p>
+        </w:tc>
+        <w:tc>
+          <w:tcPr>
+            <w:tcW w:type="dxa" w:w="1337"/>
+          </w:tcPr>
+          <w:p>
+            <w:pPr>
+              <w:jc w:val="center"/>
+            </w:pPr>
+            <w:r>
+              <w:rPr>
+                <w:rFonts w:ascii="Times New Roman" w:hAnsi="Times New Roman"/>
+                <w:sz w:val="18"/>
+              </w:rPr>
+              <w:t>-0.0066 (+0.0032)</w:t>
+            </w:r>
+          </w:p>
+        </w:tc>
+        <w:tc>
+          <w:tcPr>
+            <w:tcW w:type="dxa" w:w="1337"/>
+          </w:tcPr>
+          <w:p>
+            <w:pPr>
+              <w:jc w:val="center"/>
+            </w:pPr>
+            <w:r>
+              <w:rPr>
+                <w:rFonts w:ascii="Times New Roman" w:hAnsi="Times New Roman"/>
+                <w:sz w:val="18"/>
+              </w:rPr>
+              <w:t>0.06</w:t>
+            </w:r>
+          </w:p>
+        </w:tc>
+        <w:tc>
+          <w:tcPr>
+            <w:tcW w:type="dxa" w:w="1337"/>
+          </w:tcPr>
+          <w:p>
+            <w:pPr>
+              <w:jc w:val="center"/>
+            </w:pPr>
+            <w:r>
+              <w:rPr>
+                <w:rFonts w:ascii="Times New Roman" w:hAnsi="Times New Roman"/>
+                <w:sz w:val="18"/>
+              </w:rPr>
+              <w:t>96</w:t>
+            </w:r>
+          </w:p>
+        </w:tc>
+      </w:tr>
+      <w:tr>
+        <w:tc>
+          <w:tcPr>
+            <w:tcW w:type="dxa" w:w="1337"/>
+          </w:tcPr>
+          <w:p>
+            <w:r>
+              <w:rPr>
+                <w:rFonts w:ascii="Times New Roman" w:hAnsi="Times New Roman"/>
+                <w:sz w:val="18"/>
+              </w:rPr>
+              <w:t>Physician growth</w:t>
+            </w:r>
+          </w:p>
+        </w:tc>
+        <w:tc>
+          <w:tcPr>
+            <w:tcW w:type="dxa" w:w="1337"/>
+          </w:tcPr>
+          <w:p>
+            <w:pPr>
+              <w:jc w:val="center"/>
+            </w:pPr>
+            <w:r>
+              <w:rPr>
+                <w:rFonts w:ascii="Times New Roman" w:hAnsi="Times New Roman"/>
+                <w:sz w:val="18"/>
+              </w:rPr>
+              <w:t>Specialty trends</w:t>
+            </w:r>
+          </w:p>
+        </w:tc>
+        <w:tc>
+          <w:tcPr>
+            <w:tcW w:type="dxa" w:w="1337"/>
+          </w:tcPr>
+          <w:p>
+            <w:pPr>
+              <w:jc w:val="center"/>
+            </w:pPr>
+            <w:r>
+              <w:rPr>
+                <w:rFonts w:ascii="Times New Roman" w:hAnsi="Times New Roman"/>
+                <w:sz w:val="18"/>
+              </w:rPr>
+              <w:t>+0.0010 (+0.0028)</w:t>
+            </w:r>
+          </w:p>
+        </w:tc>
+        <w:tc>
+          <w:tcPr>
+            <w:tcW w:type="dxa" w:w="1337"/>
+          </w:tcPr>
+          <w:p>
+            <w:pPr>
+              <w:jc w:val="center"/>
+            </w:pPr>
+            <w:r>
+              <w:rPr>
+                <w:rFonts w:ascii="Times New Roman" w:hAnsi="Times New Roman"/>
+                <w:sz w:val="18"/>
+              </w:rPr>
+              <w:t>0.73</w:t>
+            </w:r>
+          </w:p>
+        </w:tc>
+        <w:tc>
+          <w:tcPr>
+            <w:tcW w:type="dxa" w:w="1337"/>
+          </w:tcPr>
+          <w:p>
+            <w:pPr>
+              <w:jc w:val="center"/>
+            </w:pPr>
+            <w:r>
+              <w:rPr>
+                <w:rFonts w:ascii="Times New Roman" w:hAnsi="Times New Roman"/>
+                <w:sz w:val="18"/>
+              </w:rPr>
+              <w:t>--</w:t>
+            </w:r>
+          </w:p>
+        </w:tc>
+        <w:tc>
+          <w:tcPr>
+            <w:tcW w:type="dxa" w:w="1337"/>
+          </w:tcPr>
+          <w:p>
+            <w:pPr>
+              <w:jc w:val="center"/>
+            </w:pPr>
+            <w:r>
+              <w:rPr>
+                <w:rFonts w:ascii="Times New Roman" w:hAnsi="Times New Roman"/>
+                <w:sz w:val="18"/>
+              </w:rPr>
+              <w:t>--</w:t>
+            </w:r>
+          </w:p>
+        </w:tc>
+        <w:tc>
+          <w:tcPr>
+            <w:tcW w:type="dxa" w:w="1337"/>
+          </w:tcPr>
+          <w:p>
+            <w:pPr>
+              <w:jc w:val="center"/>
+            </w:pPr>
+            <w:r>
+              <w:rPr>
+                <w:rFonts w:ascii="Times New Roman" w:hAnsi="Times New Roman"/>
+                <w:sz w:val="18"/>
+              </w:rPr>
+              <w:t>96</w:t>
+            </w:r>
+          </w:p>
+        </w:tc>
+      </w:tr>
+      <w:tr>
+        <w:tc>
+          <w:tcPr>
+            <w:tcW w:type="dxa" w:w="1337"/>
+          </w:tcPr>
+          <w:p>
+            <w:r>
+              <w:rPr>
+                <w:rFonts w:ascii="Times New Roman" w:hAnsi="Times New Roman"/>
+                <w:sz w:val="18"/>
+              </w:rPr>
+              <w:t>Hospital growth</w:t>
+            </w:r>
+          </w:p>
+        </w:tc>
+        <w:tc>
+          <w:tcPr>
+            <w:tcW w:type="dxa" w:w="1337"/>
+          </w:tcPr>
+          <w:p>
+            <w:pPr>
+              <w:jc w:val="center"/>
+            </w:pPr>
+            <w:r>
+              <w:rPr>
+                <w:rFonts w:ascii="Times New Roman" w:hAnsi="Times New Roman"/>
+                <w:sz w:val="18"/>
+              </w:rPr>
+              <w:t>Specialty trends</w:t>
+            </w:r>
+          </w:p>
+        </w:tc>
+        <w:tc>
+          <w:tcPr>
+            <w:tcW w:type="dxa" w:w="1337"/>
+          </w:tcPr>
+          <w:p>
+            <w:pPr>
+              <w:jc w:val="center"/>
+            </w:pPr>
+            <w:r>
+              <w:rPr>
+                <w:rFonts w:ascii="Times New Roman" w:hAnsi="Times New Roman"/>
+                <w:sz w:val="18"/>
+              </w:rPr>
+              <w:t>+0.0027 (+0.0016)</w:t>
+            </w:r>
+          </w:p>
+        </w:tc>
+        <w:tc>
+          <w:tcPr>
+            <w:tcW w:type="dxa" w:w="1337"/>
+          </w:tcPr>
+          <w:p>
+            <w:pPr>
+              <w:jc w:val="center"/>
+            </w:pPr>
+            <w:r>
+              <w:rPr>
+                <w:rFonts w:ascii="Times New Roman" w:hAnsi="Times New Roman"/>
+                <w:sz w:val="18"/>
+              </w:rPr>
+              <w:t>0.11</w:t>
+            </w:r>
+          </w:p>
+        </w:tc>
+        <w:tc>
+          <w:tcPr>
+            <w:tcW w:type="dxa" w:w="1337"/>
+          </w:tcPr>
+          <w:p>
+            <w:pPr>
+              <w:jc w:val="center"/>
+            </w:pPr>
+            <w:r>
+              <w:rPr>
+                <w:rFonts w:ascii="Times New Roman" w:hAnsi="Times New Roman"/>
+                <w:sz w:val="18"/>
+              </w:rPr>
+              <w:t>--</w:t>
+            </w:r>
+          </w:p>
+        </w:tc>
+        <w:tc>
+          <w:tcPr>
+            <w:tcW w:type="dxa" w:w="1337"/>
+          </w:tcPr>
+          <w:p>
+            <w:pPr>
+              <w:jc w:val="center"/>
+            </w:pPr>
+            <w:r>
+              <w:rPr>
+                <w:rFonts w:ascii="Times New Roman" w:hAnsi="Times New Roman"/>
+                <w:sz w:val="18"/>
+              </w:rPr>
+              <w:t>--</w:t>
+            </w:r>
+          </w:p>
+        </w:tc>
+        <w:tc>
+          <w:tcPr>
+            <w:tcW w:type="dxa" w:w="1337"/>
+          </w:tcPr>
+          <w:p>
+            <w:pPr>
+              <w:jc w:val="center"/>
+            </w:pPr>
+            <w:r>
+              <w:rPr>
+                <w:rFonts w:ascii="Times New Roman" w:hAnsi="Times New Roman"/>
+                <w:sz w:val="18"/>
+              </w:rPr>
+              <w:t>96</w:t>
+            </w:r>
+          </w:p>
+        </w:tc>
+      </w:tr>
+    </w:tbl>
+    <w:p/>
+    <w:p>
+      <w:pPr>
+        <w:pStyle w:val="Heading1"/>
+      </w:pPr>
+      <w:r>
+        <w:rPr>
+          <w:rFonts w:ascii="Times New Roman" w:hAnsi="Times New Roman"/>
+          <w:color w:val="000000"/>
+        </w:rPr>
+        <w:t>STROBE checklist</w:t>
+      </w:r>
+    </w:p>
+    <w:p>
+      <w:pPr>
+        <w:spacing w:before="280" w:after="120"/>
+      </w:pPr>
+      <w:r>
+        <w:rPr>
+          <w:rFonts w:ascii="Times New Roman" w:hAnsi="Times New Roman"/>
+          <w:b/>
+          <w:sz w:val="20"/>
+        </w:rPr>
+        <w:t>STROBE checklist for observational cohort studies.</w:t>
+      </w:r>
+    </w:p>
+    <w:tbl>
+      <w:tblPr>
+        <w:tblStyle w:val="TableGrid"/>
+        <w:tblW w:type="auto" w:w="0"/>
+        <w:tblLook w:firstColumn="1" w:firstRow="1" w:lastColumn="0" w:lastRow="0" w:noHBand="0" w:noVBand="1" w:val="04A0"/>
+      </w:tblPr>
+      <w:tblGrid>
+        <w:gridCol w:w="3120"/>
+        <w:gridCol w:w="3120"/>
+        <w:gridCol w:w="3120"/>
+      </w:tblGrid>
+      <w:tr>
+        <w:tc>
+          <w:tcPr>
+            <w:tcW w:type="dxa" w:w="3120"/>
+          </w:tcPr>
+          <w:p>
+            <w:pPr>
+              <w:jc w:val="center"/>
+            </w:pPr>
+            <w:r>
+              <w:rPr>
+                <w:rFonts w:ascii="Times New Roman" w:hAnsi="Times New Roman"/>
+                <w:b/>
+                <w:sz w:val="18"/>
+              </w:rPr>
+              <w:t>Item</w:t>
+            </w:r>
+          </w:p>
+        </w:tc>
+        <w:tc>
+          <w:tcPr>
+            <w:tcW w:type="dxa" w:w="3120"/>
+          </w:tcPr>
+          <w:p>
+            <w:pPr>
+              <w:jc w:val="center"/>
+            </w:pPr>
+            <w:r>
+              <w:rPr>
+                <w:rFonts w:ascii="Times New Roman" w:hAnsi="Times New Roman"/>
+                <w:b/>
+                <w:sz w:val="18"/>
+              </w:rPr>
+              <w:t>Description</w:t>
+            </w:r>
+          </w:p>
+        </w:tc>
+        <w:tc>
+          <w:tcPr>
+            <w:tcW w:type="dxa" w:w="3120"/>
+          </w:tcPr>
+          <w:p>
+            <w:pPr>
+              <w:jc w:val="center"/>
+            </w:pPr>
+            <w:r>
+              <w:rPr>
+                <w:rFonts w:ascii="Times New Roman" w:hAnsi="Times New Roman"/>
+                <w:b/>
+                <w:sz w:val="18"/>
+              </w:rPr>
+              <w:t>Reported</w:t>
+            </w:r>
+          </w:p>
+        </w:tc>
+      </w:tr>
+      <w:tr>
+        <w:tc>
+          <w:tcPr>
+            <w:tcW w:type="dxa" w:w="3120"/>
+          </w:tcPr>
+          <w:p>
+            <w:r>
+              <w:rPr>
+                <w:rFonts w:ascii="Times New Roman" w:hAnsi="Times New Roman"/>
+                <w:sz w:val="18"/>
+              </w:rPr>
+              <w:t>1</w:t>
+            </w:r>
+          </w:p>
+        </w:tc>
+        <w:tc>
+          <w:tcPr>
+            <w:tcW w:type="dxa" w:w="3120"/>
+          </w:tcPr>
+          <w:p>
+            <w:pPr>
+              <w:jc w:val="center"/>
+            </w:pPr>
+            <w:r>
+              <w:rPr>
+                <w:rFonts w:ascii="Times New Roman" w:hAnsi="Times New Roman"/>
+                <w:sz w:val="18"/>
+              </w:rPr>
+              <w:t>Title and abstract indicate the study design</w:t>
+            </w:r>
+          </w:p>
+        </w:tc>
+        <w:tc>
+          <w:tcPr>
+            <w:tcW w:type="dxa" w:w="3120"/>
+          </w:tcPr>
+          <w:p>
+            <w:pPr>
+              <w:jc w:val="center"/>
+            </w:pPr>
+            <w:r>
+              <w:rPr>
+                <w:rFonts w:ascii="Times New Roman" w:hAnsi="Times New Roman"/>
+                <w:sz w:val="18"/>
+              </w:rPr>
+              <w:t>Yes</w:t>
+            </w:r>
+          </w:p>
+        </w:tc>
+      </w:tr>
+      <w:tr>
+        <w:tc>
+          <w:tcPr>
+            <w:tcW w:type="dxa" w:w="3120"/>
+          </w:tcPr>
+          <w:p>
+            <w:r>
+              <w:rPr>
+                <w:rFonts w:ascii="Times New Roman" w:hAnsi="Times New Roman"/>
+                <w:sz w:val="18"/>
+              </w:rPr>
+              <w:t>2</w:t>
+            </w:r>
+          </w:p>
+        </w:tc>
+        <w:tc>
+          <w:tcPr>
+            <w:tcW w:type="dxa" w:w="3120"/>
+          </w:tcPr>
+          <w:p>
+            <w:pPr>
+              <w:jc w:val="center"/>
+            </w:pPr>
+            <w:r>
+              <w:rPr>
+                <w:rFonts w:ascii="Times New Roman" w:hAnsi="Times New Roman"/>
+                <w:sz w:val="18"/>
+              </w:rPr>
+              <w:t>Background and rationale</w:t>
+            </w:r>
+          </w:p>
+        </w:tc>
+        <w:tc>
+          <w:tcPr>
+            <w:tcW w:type="dxa" w:w="3120"/>
+          </w:tcPr>
+          <w:p>
+            <w:pPr>
+              <w:jc w:val="center"/>
+            </w:pPr>
+            <w:r>
+              <w:rPr>
+                <w:rFonts w:ascii="Times New Roman" w:hAnsi="Times New Roman"/>
+                <w:sz w:val="18"/>
+              </w:rPr>
+              <w:t>Yes</w:t>
+            </w:r>
+          </w:p>
+        </w:tc>
+      </w:tr>
+      <w:tr>
+        <w:tc>
+          <w:tcPr>
+            <w:tcW w:type="dxa" w:w="3120"/>
+          </w:tcPr>
+          <w:p>
+            <w:r>
+              <w:rPr>
+                <w:rFonts w:ascii="Times New Roman" w:hAnsi="Times New Roman"/>
+                <w:sz w:val="18"/>
+              </w:rPr>
+              <w:t>3</w:t>
+            </w:r>
+          </w:p>
+        </w:tc>
+        <w:tc>
+          <w:tcPr>
+            <w:tcW w:type="dxa" w:w="3120"/>
+          </w:tcPr>
+          <w:p>
+            <w:pPr>
+              <w:jc w:val="center"/>
+            </w:pPr>
+            <w:r>
+              <w:rPr>
+                <w:rFonts w:ascii="Times New Roman" w:hAnsi="Times New Roman"/>
+                <w:sz w:val="18"/>
+              </w:rPr>
+              <w:t>Specific objectives and hypotheses</w:t>
+            </w:r>
+          </w:p>
+        </w:tc>
+        <w:tc>
+          <w:tcPr>
+            <w:tcW w:type="dxa" w:w="3120"/>
+          </w:tcPr>
+          <w:p>
+            <w:pPr>
+              <w:jc w:val="center"/>
+            </w:pPr>
+            <w:r>
+              <w:rPr>
+                <w:rFonts w:ascii="Times New Roman" w:hAnsi="Times New Roman"/>
+                <w:sz w:val="18"/>
+              </w:rPr>
+              <w:t>Yes</w:t>
+            </w:r>
+          </w:p>
+        </w:tc>
+      </w:tr>
+      <w:tr>
+        <w:tc>
+          <w:tcPr>
+            <w:tcW w:type="dxa" w:w="3120"/>
+          </w:tcPr>
+          <w:p>
+            <w:r>
+              <w:rPr>
+                <w:rFonts w:ascii="Times New Roman" w:hAnsi="Times New Roman"/>
+                <w:sz w:val="18"/>
+              </w:rPr>
+              <w:t>4</w:t>
+            </w:r>
+          </w:p>
+        </w:tc>
+        <w:tc>
+          <w:tcPr>
+            <w:tcW w:type="dxa" w:w="3120"/>
+          </w:tcPr>
+          <w:p>
+            <w:pPr>
+              <w:jc w:val="center"/>
+            </w:pPr>
+            <w:r>
+              <w:rPr>
+                <w:rFonts w:ascii="Times New Roman" w:hAnsi="Times New Roman"/>
+                <w:sz w:val="18"/>
+              </w:rPr>
+              <w:t>Key elements of study design</w:t>
+            </w:r>
+          </w:p>
+        </w:tc>
+        <w:tc>
+          <w:tcPr>
+            <w:tcW w:type="dxa" w:w="3120"/>
+          </w:tcPr>
+          <w:p>
+            <w:pPr>
+              <w:jc w:val="center"/>
+            </w:pPr>
+            <w:r>
+              <w:rPr>
+                <w:rFonts w:ascii="Times New Roman" w:hAnsi="Times New Roman"/>
+                <w:sz w:val="18"/>
+              </w:rPr>
+              <w:t>Yes</w:t>
+            </w:r>
+          </w:p>
+        </w:tc>
+      </w:tr>
+      <w:tr>
+        <w:tc>
+          <w:tcPr>
+            <w:tcW w:type="dxa" w:w="3120"/>
+          </w:tcPr>
+          <w:p>
+            <w:r>
+              <w:rPr>
+                <w:rFonts w:ascii="Times New Roman" w:hAnsi="Times New Roman"/>
+                <w:sz w:val="18"/>
+              </w:rPr>
+              <w:t>5</w:t>
+            </w:r>
+          </w:p>
+        </w:tc>
+        <w:tc>
+          <w:tcPr>
+            <w:tcW w:type="dxa" w:w="3120"/>
+          </w:tcPr>
+          <w:p>
+            <w:pPr>
+              <w:jc w:val="center"/>
+            </w:pPr>
+            <w:r>
+              <w:rPr>
+                <w:rFonts w:ascii="Times New Roman" w:hAnsi="Times New Roman"/>
+                <w:sz w:val="18"/>
+              </w:rPr>
+              <w:t>Data sources, locations and dates</w:t>
+            </w:r>
+          </w:p>
+        </w:tc>
+        <w:tc>
+          <w:tcPr>
+            <w:tcW w:type="dxa" w:w="3120"/>
+          </w:tcPr>
+          <w:p>
+            <w:pPr>
+              <w:jc w:val="center"/>
+            </w:pPr>
+            <w:r>
+              <w:rPr>
+                <w:rFonts w:ascii="Times New Roman" w:hAnsi="Times New Roman"/>
+                <w:sz w:val="18"/>
+              </w:rPr>
+              <w:t>Yes</w:t>
+            </w:r>
+          </w:p>
+        </w:tc>
+      </w:tr>
+      <w:tr>
+        <w:tc>
+          <w:tcPr>
+            <w:tcW w:type="dxa" w:w="3120"/>
+          </w:tcPr>
+          <w:p>
+            <w:r>
+              <w:rPr>
+                <w:rFonts w:ascii="Times New Roman" w:hAnsi="Times New Roman"/>
+                <w:sz w:val="18"/>
+              </w:rPr>
+              <w:t>6</w:t>
+            </w:r>
+          </w:p>
+        </w:tc>
+        <w:tc>
+          <w:tcPr>
+            <w:tcW w:type="dxa" w:w="3120"/>
+          </w:tcPr>
+          <w:p>
+            <w:pPr>
+              <w:jc w:val="center"/>
+            </w:pPr>
+            <w:r>
+              <w:rPr>
+                <w:rFonts w:ascii="Times New Roman" w:hAnsi="Times New Roman"/>
+                <w:sz w:val="18"/>
+              </w:rPr>
+              <w:t>Eligibility and selection criteria</w:t>
+            </w:r>
+          </w:p>
+        </w:tc>
+        <w:tc>
+          <w:tcPr>
+            <w:tcW w:type="dxa" w:w="3120"/>
+          </w:tcPr>
+          <w:p>
+            <w:pPr>
+              <w:jc w:val="center"/>
+            </w:pPr>
+            <w:r>
+              <w:rPr>
+                <w:rFonts w:ascii="Times New Roman" w:hAnsi="Times New Roman"/>
+                <w:sz w:val="18"/>
+              </w:rPr>
+              <w:t>Yes</w:t>
+            </w:r>
+          </w:p>
+        </w:tc>
+      </w:tr>
+      <w:tr>
+        <w:tc>
+          <w:tcPr>
+            <w:tcW w:type="dxa" w:w="3120"/>
+          </w:tcPr>
+          <w:p>
+            <w:r>
+              <w:rPr>
+                <w:rFonts w:ascii="Times New Roman" w:hAnsi="Times New Roman"/>
+                <w:sz w:val="18"/>
+              </w:rPr>
+              <w:t>7</w:t>
+            </w:r>
+          </w:p>
+        </w:tc>
+        <w:tc>
+          <w:tcPr>
+            <w:tcW w:type="dxa" w:w="3120"/>
+          </w:tcPr>
+          <w:p>
+            <w:pPr>
+              <w:jc w:val="center"/>
+            </w:pPr>
+            <w:r>
+              <w:rPr>
+                <w:rFonts w:ascii="Times New Roman" w:hAnsi="Times New Roman"/>
+                <w:sz w:val="18"/>
+              </w:rPr>
+              <w:t>Definitions of outcomes, exposures and predictors</w:t>
+            </w:r>
+          </w:p>
+        </w:tc>
+        <w:tc>
+          <w:tcPr>
+            <w:tcW w:type="dxa" w:w="3120"/>
+          </w:tcPr>
+          <w:p>
+            <w:pPr>
+              <w:jc w:val="center"/>
+            </w:pPr>
+            <w:r>
+              <w:rPr>
+                <w:rFonts w:ascii="Times New Roman" w:hAnsi="Times New Roman"/>
+                <w:sz w:val="18"/>
+              </w:rPr>
+              <w:t>Yes</w:t>
+            </w:r>
+          </w:p>
+        </w:tc>
+      </w:tr>
+      <w:tr>
+        <w:tc>
+          <w:tcPr>
+            <w:tcW w:type="dxa" w:w="3120"/>
+          </w:tcPr>
+          <w:p>
+            <w:r>
+              <w:rPr>
+                <w:rFonts w:ascii="Times New Roman" w:hAnsi="Times New Roman"/>
+                <w:sz w:val="18"/>
+              </w:rPr>
+              <w:t>8</w:t>
+            </w:r>
+          </w:p>
+        </w:tc>
+        <w:tc>
+          <w:tcPr>
+            <w:tcW w:type="dxa" w:w="3120"/>
+          </w:tcPr>
+          <w:p>
+            <w:pPr>
+              <w:jc w:val="center"/>
+            </w:pPr>
+            <w:r>
+              <w:rPr>
+                <w:rFonts w:ascii="Times New Roman" w:hAnsi="Times New Roman"/>
+                <w:sz w:val="18"/>
+              </w:rPr>
+              <w:t>Data sources and measurement methods</w:t>
+            </w:r>
+          </w:p>
+        </w:tc>
+        <w:tc>
+          <w:tcPr>
+            <w:tcW w:type="dxa" w:w="3120"/>
+          </w:tcPr>
+          <w:p>
+            <w:pPr>
+              <w:jc w:val="center"/>
+            </w:pPr>
+            <w:r>
+              <w:rPr>
+                <w:rFonts w:ascii="Times New Roman" w:hAnsi="Times New Roman"/>
+                <w:sz w:val="18"/>
+              </w:rPr>
+              <w:t>Yes</w:t>
+            </w:r>
+          </w:p>
+        </w:tc>
+      </w:tr>
+      <w:tr>
+        <w:tc>
+          <w:tcPr>
+            <w:tcW w:type="dxa" w:w="3120"/>
+          </w:tcPr>
+          <w:p>
+            <w:r>
+              <w:rPr>
+                <w:rFonts w:ascii="Times New Roman" w:hAnsi="Times New Roman"/>
+                <w:sz w:val="18"/>
+              </w:rPr>
+              <w:t>9</w:t>
+            </w:r>
+          </w:p>
+        </w:tc>
+        <w:tc>
+          <w:tcPr>
+            <w:tcW w:type="dxa" w:w="3120"/>
+          </w:tcPr>
+          <w:p>
+            <w:pPr>
+              <w:jc w:val="center"/>
+            </w:pPr>
+            <w:r>
+              <w:rPr>
+                <w:rFonts w:ascii="Times New Roman" w:hAnsi="Times New Roman"/>
+                <w:sz w:val="18"/>
+              </w:rPr>
+              <w:t>Discussion of potential sources of bias</w:t>
+            </w:r>
+          </w:p>
+        </w:tc>
+        <w:tc>
+          <w:tcPr>
+            <w:tcW w:type="dxa" w:w="3120"/>
+          </w:tcPr>
+          <w:p>
+            <w:pPr>
+              <w:jc w:val="center"/>
+            </w:pPr>
+            <w:r>
+              <w:rPr>
+                <w:rFonts w:ascii="Times New Roman" w:hAnsi="Times New Roman"/>
+                <w:sz w:val="18"/>
+              </w:rPr>
+              <w:t>Yes</w:t>
+            </w:r>
+          </w:p>
+        </w:tc>
+      </w:tr>
+      <w:tr>
+        <w:tc>
+          <w:tcPr>
+            <w:tcW w:type="dxa" w:w="3120"/>
+          </w:tcPr>
+          <w:p>
+            <w:r>
+              <w:rPr>
+                <w:rFonts w:ascii="Times New Roman" w:hAnsi="Times New Roman"/>
+                <w:sz w:val="18"/>
+              </w:rPr>
+              <w:t>10</w:t>
+            </w:r>
+          </w:p>
+        </w:tc>
+        <w:tc>
+          <w:tcPr>
+            <w:tcW w:type="dxa" w:w="3120"/>
+          </w:tcPr>
+          <w:p>
+            <w:pPr>
+              <w:jc w:val="center"/>
+            </w:pPr>
+            <w:r>
+              <w:rPr>
+                <w:rFonts w:ascii="Times New Roman" w:hAnsi="Times New Roman"/>
+                <w:sz w:val="18"/>
+              </w:rPr>
+              <w:t>Explanation of study size</w:t>
+            </w:r>
+          </w:p>
+        </w:tc>
+        <w:tc>
+          <w:tcPr>
+            <w:tcW w:type="dxa" w:w="3120"/>
+          </w:tcPr>
+          <w:p>
+            <w:pPr>
+              <w:jc w:val="center"/>
+            </w:pPr>
+            <w:r>
+              <w:rPr>
+                <w:rFonts w:ascii="Times New Roman" w:hAnsi="Times New Roman"/>
+                <w:sz w:val="18"/>
+              </w:rPr>
+              <w:t>Yes</w:t>
+            </w:r>
+          </w:p>
+        </w:tc>
+      </w:tr>
+      <w:tr>
+        <w:tc>
+          <w:tcPr>
+            <w:tcW w:type="dxa" w:w="3120"/>
+          </w:tcPr>
+          <w:p>
+            <w:r>
+              <w:rPr>
+                <w:rFonts w:ascii="Times New Roman" w:hAnsi="Times New Roman"/>
+                <w:sz w:val="18"/>
+              </w:rPr>
+              <w:t>11</w:t>
+            </w:r>
+          </w:p>
+        </w:tc>
+        <w:tc>
+          <w:tcPr>
+            <w:tcW w:type="dxa" w:w="3120"/>
+          </w:tcPr>
+          <w:p>
+            <w:pPr>
+              <w:jc w:val="center"/>
+            </w:pPr>
+            <w:r>
+              <w:rPr>
+                <w:rFonts w:ascii="Times New Roman" w:hAnsi="Times New Roman"/>
+                <w:sz w:val="18"/>
+              </w:rPr>
+              <w:t>Quantitative variables: grouping and transformations</w:t>
+            </w:r>
+          </w:p>
+        </w:tc>
+        <w:tc>
+          <w:tcPr>
+            <w:tcW w:type="dxa" w:w="3120"/>
+          </w:tcPr>
+          <w:p>
+            <w:pPr>
+              <w:jc w:val="center"/>
+            </w:pPr>
+            <w:r>
+              <w:rPr>
+                <w:rFonts w:ascii="Times New Roman" w:hAnsi="Times New Roman"/>
+                <w:sz w:val="18"/>
+              </w:rPr>
+              <w:t>Yes</w:t>
+            </w:r>
+          </w:p>
+        </w:tc>
+      </w:tr>
+      <w:tr>
+        <w:tc>
+          <w:tcPr>
+            <w:tcW w:type="dxa" w:w="3120"/>
+          </w:tcPr>
+          <w:p>
+            <w:r>
+              <w:rPr>
+                <w:rFonts w:ascii="Times New Roman" w:hAnsi="Times New Roman"/>
+                <w:sz w:val="18"/>
+              </w:rPr>
+              <w:t>12</w:t>
+            </w:r>
+          </w:p>
+        </w:tc>
+        <w:tc>
+          <w:tcPr>
+            <w:tcW w:type="dxa" w:w="3120"/>
+          </w:tcPr>
+          <w:p>
+            <w:pPr>
+              <w:jc w:val="center"/>
+            </w:pPr>
+            <w:r>
+              <w:rPr>
+                <w:rFonts w:ascii="Times New Roman" w:hAnsi="Times New Roman"/>
+                <w:sz w:val="18"/>
+              </w:rPr>
+              <w:t>Description of all statistical methods</w:t>
+            </w:r>
+          </w:p>
+        </w:tc>
+        <w:tc>
+          <w:tcPr>
+            <w:tcW w:type="dxa" w:w="3120"/>
+          </w:tcPr>
+          <w:p>
+            <w:pPr>
+              <w:jc w:val="center"/>
+            </w:pPr>
+            <w:r>
+              <w:rPr>
+                <w:rFonts w:ascii="Times New Roman" w:hAnsi="Times New Roman"/>
+                <w:sz w:val="18"/>
+              </w:rPr>
+              <w:t>Yes</w:t>
+            </w:r>
+          </w:p>
+        </w:tc>
+      </w:tr>
+      <w:tr>
+        <w:tc>
+          <w:tcPr>
+            <w:tcW w:type="dxa" w:w="3120"/>
+          </w:tcPr>
+          <w:p>
+            <w:r>
+              <w:rPr>
+                <w:rFonts w:ascii="Times New Roman" w:hAnsi="Times New Roman"/>
+                <w:sz w:val="18"/>
+              </w:rPr>
+              <w:t>13</w:t>
+            </w:r>
+          </w:p>
+        </w:tc>
+        <w:tc>
+          <w:tcPr>
+            <w:tcW w:type="dxa" w:w="3120"/>
+          </w:tcPr>
+          <w:p>
+            <w:pPr>
+              <w:jc w:val="center"/>
+            </w:pPr>
+            <w:r>
+              <w:rPr>
+                <w:rFonts w:ascii="Times New Roman" w:hAnsi="Times New Roman"/>
+                <w:sz w:val="18"/>
+              </w:rPr>
+              <w:t>Numbers of participants at each stage</w:t>
+            </w:r>
+          </w:p>
+        </w:tc>
+        <w:tc>
+          <w:tcPr>
+            <w:tcW w:type="dxa" w:w="3120"/>
+          </w:tcPr>
+          <w:p>
+            <w:pPr>
+              <w:jc w:val="center"/>
+            </w:pPr>
+            <w:r>
+              <w:rPr>
+                <w:rFonts w:ascii="Times New Roman" w:hAnsi="Times New Roman"/>
+                <w:sz w:val="18"/>
+              </w:rPr>
+              <w:t>Yes</w:t>
+            </w:r>
+          </w:p>
+        </w:tc>
+      </w:tr>
+      <w:tr>
+        <w:tc>
+          <w:tcPr>
+            <w:tcW w:type="dxa" w:w="3120"/>
+          </w:tcPr>
+          <w:p>
+            <w:r>
+              <w:rPr>
+                <w:rFonts w:ascii="Times New Roman" w:hAnsi="Times New Roman"/>
+                <w:sz w:val="18"/>
+              </w:rPr>
+              <w:t>14</w:t>
+            </w:r>
+          </w:p>
+        </w:tc>
+        <w:tc>
+          <w:tcPr>
+            <w:tcW w:type="dxa" w:w="3120"/>
+          </w:tcPr>
+          <w:p>
+            <w:pPr>
+              <w:jc w:val="center"/>
+            </w:pPr>
+            <w:r>
+              <w:rPr>
+                <w:rFonts w:ascii="Times New Roman" w:hAnsi="Times New Roman"/>
+                <w:sz w:val="18"/>
+              </w:rPr>
+              <w:t>Descriptive characteristics of participants</w:t>
+            </w:r>
+          </w:p>
+        </w:tc>
+        <w:tc>
+          <w:tcPr>
+            <w:tcW w:type="dxa" w:w="3120"/>
+          </w:tcPr>
+          <w:p>
+            <w:pPr>
+              <w:jc w:val="center"/>
+            </w:pPr>
+            <w:r>
+              <w:rPr>
+                <w:rFonts w:ascii="Times New Roman" w:hAnsi="Times New Roman"/>
+                <w:sz w:val="18"/>
+              </w:rPr>
+              <w:t>Yes</w:t>
+            </w:r>
+          </w:p>
+        </w:tc>
+      </w:tr>
+      <w:tr>
+        <w:tc>
+          <w:tcPr>
+            <w:tcW w:type="dxa" w:w="3120"/>
+          </w:tcPr>
+          <w:p>
+            <w:r>
+              <w:rPr>
+                <w:rFonts w:ascii="Times New Roman" w:hAnsi="Times New Roman"/>
+                <w:sz w:val="18"/>
+              </w:rPr>
+              <w:t>15</w:t>
+            </w:r>
+          </w:p>
+        </w:tc>
+        <w:tc>
+          <w:tcPr>
+            <w:tcW w:type="dxa" w:w="3120"/>
+          </w:tcPr>
+          <w:p>
+            <w:pPr>
+              <w:jc w:val="center"/>
+            </w:pPr>
+            <w:r>
+              <w:rPr>
+                <w:rFonts w:ascii="Times New Roman" w:hAnsi="Times New Roman"/>
+                <w:sz w:val="18"/>
+              </w:rPr>
+              <w:t>Outcome data for each exposure category</w:t>
+            </w:r>
+          </w:p>
+        </w:tc>
+        <w:tc>
+          <w:tcPr>
+            <w:tcW w:type="dxa" w:w="3120"/>
+          </w:tcPr>
+          <w:p>
+            <w:pPr>
+              <w:jc w:val="center"/>
+            </w:pPr>
+            <w:r>
+              <w:rPr>
+                <w:rFonts w:ascii="Times New Roman" w:hAnsi="Times New Roman"/>
+                <w:sz w:val="18"/>
+              </w:rPr>
+              <w:t>Yes</w:t>
+            </w:r>
+          </w:p>
+        </w:tc>
+      </w:tr>
+      <w:tr>
+        <w:tc>
+          <w:tcPr>
+            <w:tcW w:type="dxa" w:w="3120"/>
+          </w:tcPr>
+          <w:p>
+            <w:r>
+              <w:rPr>
+                <w:rFonts w:ascii="Times New Roman" w:hAnsi="Times New Roman"/>
+                <w:sz w:val="18"/>
+              </w:rPr>
+              <w:t>16</w:t>
+            </w:r>
+          </w:p>
+        </w:tc>
+        <w:tc>
+          <w:tcPr>
+            <w:tcW w:type="dxa" w:w="3120"/>
+          </w:tcPr>
+          <w:p>
+            <w:pPr>
+              <w:jc w:val="center"/>
+            </w:pPr>
+            <w:r>
+              <w:rPr>
+                <w:rFonts w:ascii="Times New Roman" w:hAnsi="Times New Roman"/>
+                <w:sz w:val="18"/>
+              </w:rPr>
+              <w:t>Main results with measures of uncertainty</w:t>
+            </w:r>
+          </w:p>
+        </w:tc>
+        <w:tc>
+          <w:tcPr>
+            <w:tcW w:type="dxa" w:w="3120"/>
+          </w:tcPr>
+          <w:p>
+            <w:pPr>
+              <w:jc w:val="center"/>
+            </w:pPr>
+            <w:r>
+              <w:rPr>
+                <w:rFonts w:ascii="Times New Roman" w:hAnsi="Times New Roman"/>
+                <w:sz w:val="18"/>
+              </w:rPr>
+              <w:t>Yes</w:t>
+            </w:r>
+          </w:p>
+        </w:tc>
+      </w:tr>
+      <w:tr>
+        <w:tc>
+          <w:tcPr>
+            <w:tcW w:type="dxa" w:w="3120"/>
+          </w:tcPr>
+          <w:p>
+            <w:r>
+              <w:rPr>
+                <w:rFonts w:ascii="Times New Roman" w:hAnsi="Times New Roman"/>
+                <w:sz w:val="18"/>
+              </w:rPr>
+              <w:t>17</w:t>
+            </w:r>
+          </w:p>
+        </w:tc>
+        <w:tc>
+          <w:tcPr>
+            <w:tcW w:type="dxa" w:w="3120"/>
+          </w:tcPr>
+          <w:p>
+            <w:pPr>
+              <w:jc w:val="center"/>
+            </w:pPr>
+            <w:r>
+              <w:rPr>
+                <w:rFonts w:ascii="Times New Roman" w:hAnsi="Times New Roman"/>
+                <w:sz w:val="18"/>
+              </w:rPr>
+              <w:t>Other analyses (sensitivity and subgroup)</w:t>
+            </w:r>
+          </w:p>
+        </w:tc>
+        <w:tc>
+          <w:tcPr>
+            <w:tcW w:type="dxa" w:w="3120"/>
+          </w:tcPr>
+          <w:p>
+            <w:pPr>
+              <w:jc w:val="center"/>
+            </w:pPr>
+            <w:r>
+              <w:rPr>
+                <w:rFonts w:ascii="Times New Roman" w:hAnsi="Times New Roman"/>
+                <w:sz w:val="18"/>
+              </w:rPr>
+              <w:t>Yes</w:t>
+            </w:r>
+          </w:p>
+        </w:tc>
+      </w:tr>
+      <w:tr>
+        <w:tc>
+          <w:tcPr>
+            <w:tcW w:type="dxa" w:w="3120"/>
+          </w:tcPr>
+          <w:p>
+            <w:r>
+              <w:rPr>
+                <w:rFonts w:ascii="Times New Roman" w:hAnsi="Times New Roman"/>
+                <w:sz w:val="18"/>
+              </w:rPr>
+              <w:t>18</w:t>
+            </w:r>
+          </w:p>
+        </w:tc>
+        <w:tc>
+          <w:tcPr>
+            <w:tcW w:type="dxa" w:w="3120"/>
+          </w:tcPr>
+          <w:p>
+            <w:pPr>
+              <w:jc w:val="center"/>
+            </w:pPr>
+            <w:r>
+              <w:rPr>
+                <w:rFonts w:ascii="Times New Roman" w:hAnsi="Times New Roman"/>
+                <w:sz w:val="18"/>
+              </w:rPr>
+              <w:t>Summary of key results with reference to objectives</w:t>
+            </w:r>
+          </w:p>
+        </w:tc>
+        <w:tc>
+          <w:tcPr>
+            <w:tcW w:type="dxa" w:w="3120"/>
+          </w:tcPr>
+          <w:p>
+            <w:pPr>
+              <w:jc w:val="center"/>
+            </w:pPr>
+            <w:r>
+              <w:rPr>
+                <w:rFonts w:ascii="Times New Roman" w:hAnsi="Times New Roman"/>
+                <w:sz w:val="18"/>
+              </w:rPr>
+              <w:t>Yes</w:t>
+            </w:r>
+          </w:p>
+        </w:tc>
+      </w:tr>
+      <w:tr>
+        <w:tc>
+          <w:tcPr>
+            <w:tcW w:type="dxa" w:w="3120"/>
+          </w:tcPr>
+          <w:p>
+            <w:r>
+              <w:rPr>
+                <w:rFonts w:ascii="Times New Roman" w:hAnsi="Times New Roman"/>
+                <w:sz w:val="18"/>
+              </w:rPr>
+              <w:t>19</w:t>
+            </w:r>
+          </w:p>
+        </w:tc>
+        <w:tc>
+          <w:tcPr>
+            <w:tcW w:type="dxa" w:w="3120"/>
+          </w:tcPr>
+          <w:p>
+            <w:pPr>
+              <w:jc w:val="center"/>
+            </w:pPr>
+            <w:r>
+              <w:rPr>
+                <w:rFonts w:ascii="Times New Roman" w:hAnsi="Times New Roman"/>
+                <w:sz w:val="18"/>
+              </w:rPr>
+              <w:t>Limitations of bias and imprecision</w:t>
+            </w:r>
+          </w:p>
+        </w:tc>
+        <w:tc>
+          <w:tcPr>
+            <w:tcW w:type="dxa" w:w="3120"/>
+          </w:tcPr>
+          <w:p>
+            <w:pPr>
+              <w:jc w:val="center"/>
+            </w:pPr>
+            <w:r>
+              <w:rPr>
+                <w:rFonts w:ascii="Times New Roman" w:hAnsi="Times New Roman"/>
+                <w:sz w:val="18"/>
+              </w:rPr>
+              <w:t>Yes</w:t>
+            </w:r>
+          </w:p>
+        </w:tc>
+      </w:tr>
+      <w:tr>
+        <w:tc>
+          <w:tcPr>
+            <w:tcW w:type="dxa" w:w="3120"/>
+          </w:tcPr>
+          <w:p>
+            <w:r>
+              <w:rPr>
+                <w:rFonts w:ascii="Times New Roman" w:hAnsi="Times New Roman"/>
+                <w:sz w:val="18"/>
+              </w:rPr>
+              <w:t>20</w:t>
+            </w:r>
+          </w:p>
+        </w:tc>
+        <w:tc>
+          <w:tcPr>
+            <w:tcW w:type="dxa" w:w="3120"/>
+          </w:tcPr>
+          <w:p>
+            <w:pPr>
+              <w:jc w:val="center"/>
+            </w:pPr>
+            <w:r>
+              <w:rPr>
+                <w:rFonts w:ascii="Times New Roman" w:hAnsi="Times New Roman"/>
+                <w:sz w:val="18"/>
+              </w:rPr>
+              <w:t>Cautious overall interpretation</w:t>
+            </w:r>
+          </w:p>
+        </w:tc>
+        <w:tc>
+          <w:tcPr>
+            <w:tcW w:type="dxa" w:w="3120"/>
+          </w:tcPr>
+          <w:p>
+            <w:pPr>
+              <w:jc w:val="center"/>
+            </w:pPr>
+            <w:r>
+              <w:rPr>
+                <w:rFonts w:ascii="Times New Roman" w:hAnsi="Times New Roman"/>
+                <w:sz w:val="18"/>
+              </w:rPr>
+              <w:t>Yes</w:t>
+            </w:r>
+          </w:p>
+        </w:tc>
+      </w:tr>
+      <w:tr>
+        <w:tc>
+          <w:tcPr>
+            <w:tcW w:type="dxa" w:w="3120"/>
+          </w:tcPr>
+          <w:p>
+            <w:r>
+              <w:rPr>
+                <w:rFonts w:ascii="Times New Roman" w:hAnsi="Times New Roman"/>
+                <w:sz w:val="18"/>
+              </w:rPr>
+              <w:t>21</w:t>
+            </w:r>
+          </w:p>
+        </w:tc>
+        <w:tc>
+          <w:tcPr>
+            <w:tcW w:type="dxa" w:w="3120"/>
+          </w:tcPr>
+          <w:p>
+            <w:pPr>
+              <w:jc w:val="center"/>
+            </w:pPr>
+            <w:r>
+              <w:rPr>
+                <w:rFonts w:ascii="Times New Roman" w:hAnsi="Times New Roman"/>
+                <w:sz w:val="18"/>
+              </w:rPr>
+              <w:t>Generalisability to other populations</w:t>
+            </w:r>
+          </w:p>
+        </w:tc>
+        <w:tc>
+          <w:tcPr>
+            <w:tcW w:type="dxa" w:w="3120"/>
+          </w:tcPr>
+          <w:p>
+            <w:pPr>
+              <w:jc w:val="center"/>
+            </w:pPr>
+            <w:r>
+              <w:rPr>
+                <w:rFonts w:ascii="Times New Roman" w:hAnsi="Times New Roman"/>
+                <w:sz w:val="18"/>
+              </w:rPr>
+              <w:t>Yes</w:t>
+            </w:r>
+          </w:p>
+        </w:tc>
+      </w:tr>
+      <w:tr>
+        <w:tc>
+          <w:tcPr>
+            <w:tcW w:type="dxa" w:w="3120"/>
+          </w:tcPr>
+          <w:p>
+            <w:r>
+              <w:rPr>
+                <w:rFonts w:ascii="Times New Roman" w:hAnsi="Times New Roman"/>
+                <w:sz w:val="18"/>
+              </w:rPr>
+              <w:t>22</w:t>
+            </w:r>
+          </w:p>
+        </w:tc>
+        <w:tc>
+          <w:tcPr>
+            <w:tcW w:type="dxa" w:w="3120"/>
+          </w:tcPr>
+          <w:p>
+            <w:pPr>
+              <w:jc w:val="center"/>
+            </w:pPr>
+            <w:r>
+              <w:rPr>
+                <w:rFonts w:ascii="Times New Roman" w:hAnsi="Times New Roman"/>
+                <w:sz w:val="18"/>
+              </w:rPr>
+              <w:t>Registration, protocol, funding, data and code availability</w:t>
+            </w:r>
+          </w:p>
+        </w:tc>
+        <w:tc>
+          <w:tcPr>
+            <w:tcW w:type="dxa" w:w="3120"/>
+          </w:tcPr>
+          <w:p>
+            <w:pPr>
+              <w:jc w:val="center"/>
+            </w:pPr>
+            <w:r>
+              <w:rPr>
+                <w:rFonts w:ascii="Times New Roman" w:hAnsi="Times New Roman"/>
+                <w:sz w:val="18"/>
+              </w:rPr>
+              <w:t>Yes</w:t>
+            </w:r>
+          </w:p>
+        </w:tc>
+      </w:tr>
+    </w:tbl>
+    <w:p/>
     <w:sectPr>
       <w:pgSz w:w="12240" w:h="15840"/>
       <w:pgMar w:top="1440" w:right="1440" w:bottom="1440" w:left="1440" w:header="720" w:footer="720" w:gutter="0"/>

--- a/medical_accident_its_analysis/manuscript/bpp_manuscript_en_inline.docx
+++ b/medical_accident_its_analysis/manuscript/bpp_manuscript_en_inline.docx
@@ -192,7 +192,7 @@
           <w:i w:val="0"/>
           <w:sz w:val="24"/>
         </w:rPr>
-        <w:t>Physician counts use the principal-specialty classification; broad categories were matched to the Supreme Court's specialty labels, and subspecialties were aggregated in code. Because the Court assigns multi-specialty cases to a single principal specialty and states that the counts do not represent the intrinsic risk of each specialty, we treat litigation as an exposure signal rather than a measure of incident risk. (Supreme Court of Japan, 2024) We distinguish litigation from the Medical Accident Investigation System, which began in 2015 and covers only deaths and stillbirths judged unforeseen by the hospital administrator; it is not a general incident-reporting system and is not used as an exposure here. (Medical Accident Investigation System, 2015) Primary data sources and their resolution are summarised in Table 3.</w:t>
+        <w:t>Physician counts use the principal-specialty classification; broad categories were matched to the Supreme Court's specialty labels, and subspecialties were aggregated in code. Because the Court assigns multi-specialty cases to a single principal specialty and states that the counts do not represent the intrinsic risk of each specialty, we treat litigation as an exposure signal rather than a measure of incident risk. (Supreme Court of Japan, 2024) We distinguish litigation from the Medical Accident Investigation System, which began in 2015 and covers only deaths and stillbirths judged unforeseen by the hospital administrator; it is not a general incident-reporting system and is not used as an exposure here. (Medical Accident Investigation System, 2015) Primary data sources and their resolution are summarised in Table 1.</w:t>
       </w:r>
     </w:p>
     <w:p>
@@ -205,7 +205,7 @@
           <w:b/>
           <w:sz w:val="20"/>
         </w:rPr>
-        <w:t>Table 3. Primary data sources and their resolution.</w:t>
+        <w:t>Table 1. Primary data sources and their resolution.</w:t>
       </w:r>
     </w:p>
     <w:tbl>
@@ -856,7 +856,7 @@
           <w:i w:val="0"/>
           <w:sz w:val="24"/>
         </w:rPr>
-        <w:t>We used a transparent sensitivity-analysis framework that varies the exposure definition (counts versus rates), panel frequency (measured biennial waves versus interpolated annual values), and potential confounders while holding the specialty-level panel structure constant. Figure 5 summarises the framework. The exposure was the litigation rate, defined as closed claims per 1,000 physicians in each specialty-year, which removes specialty-size confounding because large specialties generate more claims for reasons unrelated to per-physician risk. The primary analysis used the 9 measured biennial physician waves (2008-2024). For each specialty we computed the biennial log-change in physicians (and, separately, in hospital facility counts) and regressed it on the lagged litigation rate at the start of the interval, in a panel with specialty and wave fixed effects, clustered standard errors, and a JOCS-CP indicator for obstetrics and gynaecology from 2009 onward. (Angrist and Pischke, 2009) Clusters are defined by specialty, so G=12 and the small-cluster correction uses a t-distribution with G-1 degrees of freedom. (Cameron and Miller, 2015) The primary estimating equation, for specialty s and wave t, was as follows.</w:t>
+        <w:t>We used a transparent sensitivity-analysis framework that varies the exposure definition (counts versus rates), panel frequency (measured biennial waves versus interpolated annual values), and potential confounders while holding the specialty-level panel structure constant. Figure 1 summarises the framework. The exposure was the litigation rate, defined as closed claims per 1,000 physicians in each specialty-year, which removes specialty-size confounding because large specialties generate more claims for reasons unrelated to per-physician risk. The primary analysis used the 9 measured biennial physician waves (2008-2024). For each specialty we computed the biennial log-change in physicians (and, separately, in hospital facility counts) and regressed it on the lagged litigation rate at the start of the interval, in a panel with specialty and wave fixed effects, clustered standard errors, and a JOCS-CP indicator for obstetrics and gynaecology from 2009 onward. (Angrist and Pischke, 2009) Clusters are defined by specialty, so G=12 and the small-cluster correction uses a t-distribution with G-1 degrees of freedom. (Cameron and Miller, 2015) The primary estimating equation, for specialty s and wave t, was as follows.</w:t>
       </w:r>
     </w:p>
     <w:p>
@@ -909,7 +909,7 @@
           <w:b/>
           <w:sz w:val="20"/>
         </w:rPr>
-        <w:t>Figure 5. Sensitivity-analysis framework for evaluating malpractice-litigation risk as a healthcare workforce-allocation instrument.</w:t>
+        <w:t>Figure 1. Sensitivity-analysis framework for evaluating malpractice-litigation risk as a healthcare workforce-allocation instrument.</w:t>
       </w:r>
     </w:p>
     <w:p/>
@@ -1090,7 +1090,7 @@
           <w:i w:val="0"/>
           <w:sz w:val="24"/>
         </w:rPr>
-        <w:t>All confidence intervals and two-sided p-values use the small-cluster correction with G-1 = 11 degrees of freedom. (Cameron and Miller, 2015) The JOCS-CP indicator captures the post-2009 obstetrics-and-gynaecology period. (JOCS-CP, 2009) Sensitivity analyses repeat the models on the annual hospital series, an interpolated annual-physician series, raw counts instead of rates, and annual hospital series controlling for the JMSR report rate (2016-2024) or total Nikkei Telecom article counts (2009-2018); details are in Table 3. The JOCS-CP indicator and all sensitivity models are exploratory; we report raw and Holm step-down adjusted p-values. Code and data are available in the accompanying repository (URL omitted for anonymised peer review).</w:t>
+        <w:t>All confidence intervals and two-sided p-values use the small-cluster correction with G-1 = 11 degrees of freedom. (Cameron and Miller, 2015) The JOCS-CP indicator captures the post-2009 obstetrics-and-gynaecology period. (JOCS-CP, 2009) Sensitivity analyses repeat the models on the annual hospital series, an interpolated annual-physician series, raw counts instead of rates, and annual hospital series controlling for the JMSR report rate (2016-2024) or total Nikkei Telecom article counts (2009-2018); details are in Table 1. The JOCS-CP indicator and all sensitivity models are exploratory; we report raw and Holm step-down adjusted p-values. Code and data are available in the accompanying repository (URL omitted for anonymised peer review).</w:t>
       </w:r>
     </w:p>
     <w:p>
@@ -1128,7 +1128,7 @@
           <w:i w:val="0"/>
           <w:sz w:val="24"/>
         </w:rPr>
-        <w:t>Litigation rates per 1,000 physicians varied several-fold across specialties and fell over time in 10 of 12 fields (Figure 6). Over the same period the physician workforce grew in 11 of 12 specialties (Figure 7; Table 1); the only exception was general surgery, which was nearly flat (-2.3% across 16 years). Exposure and workforce did not move in opposite directions as a flight-from-risk account would predict.</w:t>
+        <w:t>Litigation rates per 1,000 physicians varied several-fold across specialties and fell over time in 10 of 12 fields (Figure 2). Over the same period the physician workforce grew in 11 of 12 specialties (Figure 3; Table 2); the only exception was general surgery, which was nearly flat (-2.3% across 16 years). Exposure and workforce did not move in opposite directions as a flight-from-risk account would predict.</w:t>
       </w:r>
     </w:p>
     <w:p>
@@ -1181,7 +1181,7 @@
           <w:b/>
           <w:sz w:val="20"/>
         </w:rPr>
-        <w:t>Figure 6. Closed malpractice claims per 1,000 physicians by specialty, 2008-2024 (rates, not counts).</w:t>
+        <w:t>Figure 2. Closed malpractice claims per 1,000 physicians by specialty, 2008-2024 (rates, not counts).</w:t>
       </w:r>
     </w:p>
     <w:p/>
@@ -1235,7 +1235,7 @@
           <w:b/>
           <w:sz w:val="20"/>
         </w:rPr>
-        <w:t>Figure 7. Physician workforce by specialty, indexed to 2008 (=100).</w:t>
+        <w:t>Figure 3. Physician workforce by specialty, indexed to 2008 (=100).</w:t>
       </w:r>
     </w:p>
     <w:p/>
@@ -1249,7 +1249,7 @@
           <w:b/>
           <w:sz w:val="20"/>
         </w:rPr>
-        <w:t>Table 1. Physicians, litigation rate (per 1,000 physicians) and hospital facilities by specialty, first and last waves.</w:t>
+        <w:t>Table 2. Physicians, litigation rate (per 1,000 physicians) and hospital facilities by specialty, first and last waves.</w:t>
       </w:r>
     </w:p>
     <w:tbl>
@@ -2836,7 +2836,7 @@
           <w:i w:val="0"/>
           <w:sz w:val="24"/>
         </w:rPr>
-        <w:t>The lagged litigation rate was not associated with biennial physician growth (coefficient -0.0009; 95% CI -0.0043 to +0.0025; p=0.56; n=96) or with hospital facility-count growth (coefficient +0.0003; p=0.90). Equivalence testing (Figure 1; Table 2) showed that a 1-SD higher litigation rate changed biennial physician growth by less than +/-1% (TOST p=0.023; point estimate -0.21% with 90% CI -0.84% to +0.42%). For hospital facility-count growth the point estimate was +0.07% (90% CI -0.91% to +1.06%): it was within the +/-2% margin (p=0.002) but not the stricter +/-1% margin (p=0.059). Thus the data are consistent with the absence of a policy-relevant effect on physician growth, and with at most a small effect on hospital facility-count growth. Detailed TOST results by margin are reported in Table 4.</w:t>
+        <w:t>The lagged litigation rate was not associated with biennial physician growth (coefficient -0.0009; 95% CI -0.0043 to +0.0025; p=0.56; n=96) or with hospital facility-count growth (coefficient +0.0003; p=0.90). Equivalence testing (Figure 4; Table 3) showed that a 1-SD higher litigation rate changed biennial physician growth by less than +/-1% (TOST p=0.023; point estimate -0.21% with 90% CI -0.84% to +0.42%). For hospital facility-count growth the point estimate was +0.07% (90% CI -0.91% to +1.06%): it was within the +/-2% margin (p=0.002) but not the stricter +/-1% margin (p=0.059). Thus the data are consistent with the absence of a policy-relevant effect on physician growth, and with at most a small effect on hospital facility-count growth. Detailed TOST results by margin are reported in Table 4.</w:t>
       </w:r>
     </w:p>
     <w:p>
@@ -2889,7 +2889,7 @@
           <w:b/>
           <w:sz w:val="20"/>
         </w:rPr>
-        <w:t>Figure 1. Equivalence (TOST) of the litigation-rate effect against +/-1% and +/-2% margins; horizontal bars are 90% confidence intervals.</w:t>
+        <w:t>Figure 4. Equivalence (TOST) of the litigation-rate effect against +/-1% and +/-2% margins; horizontal bars are 90% confidence intervals.</w:t>
       </w:r>
     </w:p>
     <w:p/>
@@ -2903,7 +2903,7 @@
           <w:b/>
           <w:sz w:val="20"/>
         </w:rPr>
-        <w:t>Table 2. Panel fixed-effects models and sensitivity analyses.</w:t>
+        <w:t>Table 3. Panel fixed-effects models and sensitivity analyses.</w:t>
       </w:r>
     </w:p>
     <w:tbl>
@@ -4083,7 +4083,7 @@
           <w:i w:val="0"/>
           <w:sz w:val="24"/>
         </w:rPr>
-        <w:t>Using raw litigation counts rather than rates did not reveal a negative association in this measured-only design (p=0.51). Figure 2 shows the contrast: the count exposure is confounded by specialty size (panel a), whereas the rate-adjusted exposure is not (panel b); points are coloured and shaped by specialty so readers can identify which fields drive any apparent pattern. The annual hospital and interpolated annual-physician sensitivity analyses were also null (p=0.99 and p=0.39), confirming that the null result holds across panel frequency and exposure definition. The JOCS-CP indicator was positive in sign in the obstetric-hospital model (coefficient +0.024, raw p=0.013), but it did not remain significant after the small-cluster correction and Holm adjustment for the exploratory sensitivity family (Holm p=0.250); we treat it as exploratory and do not interpret it as a causal policy effect.</w:t>
+        <w:t>Using raw litigation counts rather than rates did not reveal a negative association in this measured-only design (p=0.51). Figure 5 shows the contrast: the count exposure is confounded by specialty size (panel a), whereas the rate-adjusted exposure is not (panel b); points are coloured and shaped by specialty so readers can identify which fields drive any apparent pattern. The annual hospital and interpolated annual-physician sensitivity analyses were also null (p=0.99 and p=0.39), confirming that the null result holds across panel frequency and exposure definition. The JOCS-CP indicator was positive in sign in the obstetric-hospital model (coefficient +0.024, raw p=0.013), but it did not remain significant after the small-cluster correction and Holm adjustment for the exploratory sensitivity family (Holm p=0.250); we treat it as exploratory and do not interpret it as a causal policy effect.</w:t>
       </w:r>
     </w:p>
     <w:p>
@@ -4136,7 +4136,7 @@
           <w:b/>
           <w:sz w:val="20"/>
         </w:rPr>
-        <w:t>Figure 2. Biennial physician growth against lagged litigation exposure measured as (a) counts and (b) rates. Points are coloured by specialty; the count panel shows the size confounding that the rate panel removes.</w:t>
+        <w:t>Figure 5. Biennial physician growth against lagged litigation exposure measured as (a) counts and (b) rates. Points are coloured by specialty; the count panel shows the size confounding that the rate panel removes.</w:t>
       </w:r>
     </w:p>
     <w:p/>
@@ -4151,7 +4151,7 @@
           <w:i w:val="0"/>
           <w:sz w:val="24"/>
         </w:rPr>
-        <w:t>The same count-versus-rate contrast for biennial hospital facility-count growth is shown in Figure 3. As with physician growth, the count exposure creates a spurious size confound that disappears once the rate-adjusted exposure is used.</w:t>
+        <w:t>The same count-versus-rate contrast for biennial hospital facility-count growth is shown in Figure 6. As with physician growth, the count exposure creates a spurious size confound that disappears once the rate-adjusted exposure is used.</w:t>
       </w:r>
     </w:p>
     <w:p>
@@ -4204,7 +4204,7 @@
           <w:b/>
           <w:sz w:val="20"/>
         </w:rPr>
-        <w:t>Figure 3. Biennial hospital facility-count growth against lagged litigation exposure measured as (a) counts and (b) rates. Points are coloured by specialty; the rate-adjusted panel shows no systematic association.</w:t>
+        <w:t>Figure 6. Biennial hospital facility-count growth against lagged litigation exposure measured as (a) counts and (b) rates. Points are coloured by specialty; the rate-adjusted panel shows no systematic association.</w:t>
       </w:r>
     </w:p>
     <w:p/>
@@ -4233,7 +4233,7 @@
           <w:i w:val="0"/>
           <w:sz w:val="24"/>
         </w:rPr>
-        <w:t>A reverse specification (change in litigation rate regressed on lagged log physicians) was also null (coefficient +0.097, p=0.85; Table 2), making a reverse-causation interpretation of the null unlikely.</w:t>
+        <w:t>A reverse specification (change in litigation rate regressed on lagged log physicians) was also null (coefficient +0.097, p=0.85; Table 3), making a reverse-causation interpretation of the null unlikely.</w:t>
       </w:r>
     </w:p>
     <w:p>
@@ -6372,7 +6372,7 @@
           <w:i w:val="0"/>
           <w:sz w:val="24"/>
         </w:rPr>
-        <w:t>The counterfactual projection made the practical implications of the null regression result explicit. Under the point estimate, eliminating all malpractice litigation would add only 1.1% to the projected 2034 national physician stock relative to baseline drift. Even under the 95% lower-bound (most favourable) coefficient it would add 5.2%, comparable to the 5.5% gain from a generic benchmark equal to the minimum detectable effect. General surgery, the only specialty with negative baseline drift, illustrates the break-even arithmetic: its projected 2024-2034 decline of -2.2% would be reduced to -0.1% under the point estimate and reversed to 7.7% under the 95% lower bound. The latter requires eliminating every remaining closed claim and assumes the most adverse (most negative) coefficient compatible with the data; a more realistic policy would achieve far less. Full projected 2034 physician counts by specialty and scenario are reported in Table 9; Figure 4 summarises the same information as marginal percentage changes. Litigation reduction is not a high-impact instrument for workforce allocation in this setting.</w:t>
+        <w:t>The counterfactual projection made the practical implications of the null regression result explicit. Under the point estimate, eliminating all malpractice litigation would add only 1.1% to the projected 2034 national physician stock relative to baseline drift. Even under the 95% lower-bound (most favourable) coefficient it would add 5.2%, comparable to the 5.5% gain from a generic benchmark equal to the minimum detectable effect. General surgery, the only specialty with negative baseline drift, illustrates the break-even arithmetic: its projected 2024-2034 decline of -2.2% would be reduced to -0.1% under the point estimate and reversed to 7.7% under the 95% lower bound. The latter requires eliminating every remaining closed claim and assumes the most adverse (most negative) coefficient compatible with the data; a more realistic policy would achieve far less. Full projected 2034 physician counts by specialty and scenario are reported in Table 9; Figure 7 summarises the same information as marginal percentage changes. Litigation reduction is not a high-impact instrument for workforce allocation in this setting.</w:t>
       </w:r>
     </w:p>
     <w:p>
@@ -7877,7 +7877,7 @@
           <w:b/>
           <w:sz w:val="20"/>
         </w:rPr>
-        <w:t>Figure 4. Counterfactual policy simulation: marginal 10-year change in physician counts by specialty relative to the projected baseline drift. The MDE benchmark is the minimum detectable per-SD effect from the primary analysis.</w:t>
+        <w:t>Figure 7. Counterfactual policy simulation: marginal 10-year change in physician counts by specialty relative to the projected baseline drift. The MDE benchmark is the minimum detectable per-SD effect from the primary analysis.</w:t>
       </w:r>
     </w:p>
     <w:p/>
@@ -10323,7 +10323,7 @@
           <w:i w:val="0"/>
           <w:sz w:val="24"/>
         </w:rPr>
-        <w:t>The raw-count sensitivity did not reveal a negative association in these data, illustrating that the apparent count-litigation relationship does not translate into a behavioural effect once specialty size is accounted for (Figure 2). This is a cautionary example for workforce research that pairs administrative count series, and shows why rate-based, measured-only designs are preferable when testing litigation-workforce hypotheses.</w:t>
+        <w:t>The raw-count sensitivity did not reveal a negative association in these data, illustrating that the apparent count-litigation relationship does not translate into a behavioural effect once specialty size is accounted for (Figure 5). This is a cautionary example for workforce research that pairs administrative count series, and shows why rate-based, measured-only designs are preferable when testing litigation-workforce hypotheses.</w:t>
       </w:r>
     </w:p>
     <w:p>
